--- a/documents/manual/manual.docx
+++ b/documents/manual/manual.docx
@@ -219,7 +219,7 @@
           <w:sz w:val="24"/>
           <w:szCs w:val="24"/>
         </w:rPr>
-        <w:t>4</w:t>
+        <w:t>5</w:t>
       </w:r>
     </w:p>
     <w:p>
@@ -271,7 +271,7 @@
           <w:sz w:val="24"/>
           <w:szCs w:val="24"/>
         </w:rPr>
-        <w:t>8</w:t>
+        <w:t>9</w:t>
       </w:r>
       <w:r>
         <w:rPr>
@@ -291,7 +291,7 @@
           <w:sz w:val="24"/>
           <w:szCs w:val="24"/>
         </w:rPr>
-        <w:t>20</w:t>
+        <w:t>1</w:t>
       </w:r>
       <w:r>
         <w:rPr>
@@ -364,7 +364,7 @@
       <w:r>
         <w:fldChar w:fldCharType="separate"/>
       </w:r>
-      <w:hyperlink w:anchor="_Toc206575358" w:history="1">
+      <w:hyperlink w:anchor="_Toc207548865" w:history="1">
         <w:r>
           <w:rPr>
             <w:rStyle w:val="a7"/>
@@ -391,7 +391,7 @@
             <w:noProof/>
             <w:webHidden/>
           </w:rPr>
-          <w:instrText xml:space="preserve"> PAGEREF _Toc206575358 \h </w:instrText>
+          <w:instrText xml:space="preserve"> PAGEREF _Toc207548865 \h </w:instrText>
         </w:r>
         <w:r>
           <w:rPr>
@@ -434,7 +434,7 @@
           <w14:ligatures w14:val="standardContextual"/>
         </w:rPr>
       </w:pPr>
-      <w:hyperlink w:anchor="_Toc206575359" w:history="1">
+      <w:hyperlink w:anchor="_Toc207548866" w:history="1">
         <w:r>
           <w:rPr>
             <w:rStyle w:val="a7"/>
@@ -461,7 +461,7 @@
             <w:noProof/>
             <w:webHidden/>
           </w:rPr>
-          <w:instrText xml:space="preserve"> PAGEREF _Toc206575359 \h </w:instrText>
+          <w:instrText xml:space="preserve"> PAGEREF _Toc207548866 \h </w:instrText>
         </w:r>
         <w:r>
           <w:rPr>
@@ -504,7 +504,7 @@
           <w14:ligatures w14:val="standardContextual"/>
         </w:rPr>
       </w:pPr>
-      <w:hyperlink w:anchor="_Toc206575360" w:history="1">
+      <w:hyperlink w:anchor="_Toc207548867" w:history="1">
         <w:r>
           <w:rPr>
             <w:rStyle w:val="a7"/>
@@ -531,7 +531,7 @@
             <w:noProof/>
             <w:webHidden/>
           </w:rPr>
-          <w:instrText xml:space="preserve"> PAGEREF _Toc206575360 \h </w:instrText>
+          <w:instrText xml:space="preserve"> PAGEREF _Toc207548867 \h </w:instrText>
         </w:r>
         <w:r>
           <w:rPr>
@@ -574,7 +574,7 @@
           <w14:ligatures w14:val="standardContextual"/>
         </w:rPr>
       </w:pPr>
-      <w:hyperlink w:anchor="_Toc206575361" w:history="1">
+      <w:hyperlink w:anchor="_Toc207548868" w:history="1">
         <w:r>
           <w:rPr>
             <w:rStyle w:val="a7"/>
@@ -601,7 +601,7 @@
             <w:noProof/>
             <w:webHidden/>
           </w:rPr>
-          <w:instrText xml:space="preserve"> PAGEREF _Toc206575361 \h </w:instrText>
+          <w:instrText xml:space="preserve"> PAGEREF _Toc207548868 \h </w:instrText>
         </w:r>
         <w:r>
           <w:rPr>
@@ -644,7 +644,7 @@
           <w14:ligatures w14:val="standardContextual"/>
         </w:rPr>
       </w:pPr>
-      <w:hyperlink w:anchor="_Toc206575362" w:history="1">
+      <w:hyperlink w:anchor="_Toc207548869" w:history="1">
         <w:r>
           <w:rPr>
             <w:rStyle w:val="a7"/>
@@ -671,7 +671,7 @@
             <w:noProof/>
             <w:webHidden/>
           </w:rPr>
-          <w:instrText xml:space="preserve"> PAGEREF _Toc206575362 \h </w:instrText>
+          <w:instrText xml:space="preserve"> PAGEREF _Toc207548869 \h </w:instrText>
         </w:r>
         <w:r>
           <w:rPr>
@@ -714,7 +714,7 @@
           <w14:ligatures w14:val="standardContextual"/>
         </w:rPr>
       </w:pPr>
-      <w:hyperlink w:anchor="_Toc206575363" w:history="1">
+      <w:hyperlink w:anchor="_Toc207548870" w:history="1">
         <w:r>
           <w:rPr>
             <w:rStyle w:val="a7"/>
@@ -741,7 +741,7 @@
             <w:noProof/>
             <w:webHidden/>
           </w:rPr>
-          <w:instrText xml:space="preserve"> PAGEREF _Toc206575363 \h </w:instrText>
+          <w:instrText xml:space="preserve"> PAGEREF _Toc207548870 \h </w:instrText>
         </w:r>
         <w:r>
           <w:rPr>
@@ -761,7 +761,7 @@
             <w:noProof/>
             <w:webHidden/>
           </w:rPr>
-          <w:t>5</w:t>
+          <w:t>6</w:t>
         </w:r>
         <w:r>
           <w:rPr>
@@ -784,7 +784,7 @@
           <w14:ligatures w14:val="standardContextual"/>
         </w:rPr>
       </w:pPr>
-      <w:hyperlink w:anchor="_Toc206575364" w:history="1">
+      <w:hyperlink w:anchor="_Toc207548871" w:history="1">
         <w:r>
           <w:rPr>
             <w:rStyle w:val="a7"/>
@@ -811,7 +811,7 @@
             <w:noProof/>
             <w:webHidden/>
           </w:rPr>
-          <w:instrText xml:space="preserve"> PAGEREF _Toc206575364 \h </w:instrText>
+          <w:instrText xml:space="preserve"> PAGEREF _Toc207548871 \h </w:instrText>
         </w:r>
         <w:r>
           <w:rPr>
@@ -854,7 +854,7 @@
           <w14:ligatures w14:val="standardContextual"/>
         </w:rPr>
       </w:pPr>
-      <w:hyperlink w:anchor="_Toc206575365" w:history="1">
+      <w:hyperlink w:anchor="_Toc207548872" w:history="1">
         <w:r>
           <w:rPr>
             <w:rStyle w:val="a7"/>
@@ -881,7 +881,7 @@
             <w:noProof/>
             <w:webHidden/>
           </w:rPr>
-          <w:instrText xml:space="preserve"> PAGEREF _Toc206575365 \h </w:instrText>
+          <w:instrText xml:space="preserve"> PAGEREF _Toc207548872 \h </w:instrText>
         </w:r>
         <w:r>
           <w:rPr>
@@ -924,7 +924,7 @@
           <w14:ligatures w14:val="standardContextual"/>
         </w:rPr>
       </w:pPr>
-      <w:hyperlink w:anchor="_Toc206575366" w:history="1">
+      <w:hyperlink w:anchor="_Toc207548873" w:history="1">
         <w:r>
           <w:rPr>
             <w:rStyle w:val="a7"/>
@@ -951,7 +951,7 @@
             <w:noProof/>
             <w:webHidden/>
           </w:rPr>
-          <w:instrText xml:space="preserve"> PAGEREF _Toc206575366 \h </w:instrText>
+          <w:instrText xml:space="preserve"> PAGEREF _Toc207548873 \h </w:instrText>
         </w:r>
         <w:r>
           <w:rPr>
@@ -994,7 +994,7 @@
           <w14:ligatures w14:val="standardContextual"/>
         </w:rPr>
       </w:pPr>
-      <w:hyperlink w:anchor="_Toc206575367" w:history="1">
+      <w:hyperlink w:anchor="_Toc207548874" w:history="1">
         <w:r>
           <w:rPr>
             <w:rStyle w:val="a7"/>
@@ -1021,7 +1021,7 @@
             <w:noProof/>
             <w:webHidden/>
           </w:rPr>
-          <w:instrText xml:space="preserve"> PAGEREF _Toc206575367 \h </w:instrText>
+          <w:instrText xml:space="preserve"> PAGEREF _Toc207548874 \h </w:instrText>
         </w:r>
         <w:r>
           <w:rPr>
@@ -1064,7 +1064,7 @@
           <w14:ligatures w14:val="standardContextual"/>
         </w:rPr>
       </w:pPr>
-      <w:hyperlink w:anchor="_Toc206575368" w:history="1">
+      <w:hyperlink w:anchor="_Toc207548875" w:history="1">
         <w:r>
           <w:rPr>
             <w:rStyle w:val="a7"/>
@@ -1091,7 +1091,7 @@
             <w:noProof/>
             <w:webHidden/>
           </w:rPr>
-          <w:instrText xml:space="preserve"> PAGEREF _Toc206575368 \h </w:instrText>
+          <w:instrText xml:space="preserve"> PAGEREF _Toc207548875 \h </w:instrText>
         </w:r>
         <w:r>
           <w:rPr>
@@ -1134,7 +1134,7 @@
           <w14:ligatures w14:val="standardContextual"/>
         </w:rPr>
       </w:pPr>
-      <w:hyperlink w:anchor="_Toc206575369" w:history="1">
+      <w:hyperlink w:anchor="_Toc207548876" w:history="1">
         <w:r>
           <w:rPr>
             <w:rStyle w:val="a7"/>
@@ -1161,7 +1161,7 @@
             <w:noProof/>
             <w:webHidden/>
           </w:rPr>
-          <w:instrText xml:space="preserve"> PAGEREF _Toc206575369 \h </w:instrText>
+          <w:instrText xml:space="preserve"> PAGEREF _Toc207548876 \h </w:instrText>
         </w:r>
         <w:r>
           <w:rPr>
@@ -1204,7 +1204,7 @@
           <w14:ligatures w14:val="standardContextual"/>
         </w:rPr>
       </w:pPr>
-      <w:hyperlink w:anchor="_Toc206575370" w:history="1">
+      <w:hyperlink w:anchor="_Toc207548877" w:history="1">
         <w:r>
           <w:rPr>
             <w:rStyle w:val="a7"/>
@@ -1231,7 +1231,7 @@
             <w:noProof/>
             <w:webHidden/>
           </w:rPr>
-          <w:instrText xml:space="preserve"> PAGEREF _Toc206575370 \h </w:instrText>
+          <w:instrText xml:space="preserve"> PAGEREF _Toc207548877 \h </w:instrText>
         </w:r>
         <w:r>
           <w:rPr>
@@ -1274,7 +1274,7 @@
           <w14:ligatures w14:val="standardContextual"/>
         </w:rPr>
       </w:pPr>
-      <w:hyperlink w:anchor="_Toc206575371" w:history="1">
+      <w:hyperlink w:anchor="_Toc207548878" w:history="1">
         <w:r>
           <w:rPr>
             <w:rStyle w:val="a7"/>
@@ -1301,7 +1301,7 @@
             <w:noProof/>
             <w:webHidden/>
           </w:rPr>
-          <w:instrText xml:space="preserve"> PAGEREF _Toc206575371 \h </w:instrText>
+          <w:instrText xml:space="preserve"> PAGEREF _Toc207548878 \h </w:instrText>
         </w:r>
         <w:r>
           <w:rPr>
@@ -1344,7 +1344,7 @@
           <w14:ligatures w14:val="standardContextual"/>
         </w:rPr>
       </w:pPr>
-      <w:hyperlink w:anchor="_Toc206575372" w:history="1">
+      <w:hyperlink w:anchor="_Toc207548879" w:history="1">
         <w:r>
           <w:rPr>
             <w:rStyle w:val="a7"/>
@@ -1371,7 +1371,7 @@
             <w:noProof/>
             <w:webHidden/>
           </w:rPr>
-          <w:instrText xml:space="preserve"> PAGEREF _Toc206575372 \h </w:instrText>
+          <w:instrText xml:space="preserve"> PAGEREF _Toc207548879 \h </w:instrText>
         </w:r>
         <w:r>
           <w:rPr>
@@ -1414,7 +1414,7 @@
           <w14:ligatures w14:val="standardContextual"/>
         </w:rPr>
       </w:pPr>
-      <w:hyperlink w:anchor="_Toc206575373" w:history="1">
+      <w:hyperlink w:anchor="_Toc207548880" w:history="1">
         <w:r>
           <w:rPr>
             <w:rStyle w:val="a7"/>
@@ -1441,7 +1441,7 @@
             <w:noProof/>
             <w:webHidden/>
           </w:rPr>
-          <w:instrText xml:space="preserve"> PAGEREF _Toc206575373 \h </w:instrText>
+          <w:instrText xml:space="preserve"> PAGEREF _Toc207548880 \h </w:instrText>
         </w:r>
         <w:r>
           <w:rPr>
@@ -1484,7 +1484,7 @@
           <w14:ligatures w14:val="standardContextual"/>
         </w:rPr>
       </w:pPr>
-      <w:hyperlink w:anchor="_Toc206575374" w:history="1">
+      <w:hyperlink w:anchor="_Toc207548881" w:history="1">
         <w:r>
           <w:rPr>
             <w:rStyle w:val="a7"/>
@@ -1511,7 +1511,7 @@
             <w:noProof/>
             <w:webHidden/>
           </w:rPr>
-          <w:instrText xml:space="preserve"> PAGEREF _Toc206575374 \h </w:instrText>
+          <w:instrText xml:space="preserve"> PAGEREF _Toc207548881 \h </w:instrText>
         </w:r>
         <w:r>
           <w:rPr>
@@ -1554,7 +1554,7 @@
           <w14:ligatures w14:val="standardContextual"/>
         </w:rPr>
       </w:pPr>
-      <w:hyperlink w:anchor="_Toc206575375" w:history="1">
+      <w:hyperlink w:anchor="_Toc207548882" w:history="1">
         <w:r>
           <w:rPr>
             <w:rStyle w:val="a7"/>
@@ -1581,7 +1581,7 @@
             <w:noProof/>
             <w:webHidden/>
           </w:rPr>
-          <w:instrText xml:space="preserve"> PAGEREF _Toc206575375 \h </w:instrText>
+          <w:instrText xml:space="preserve"> PAGEREF _Toc207548882 \h </w:instrText>
         </w:r>
         <w:r>
           <w:rPr>
@@ -1624,7 +1624,7 @@
           <w14:ligatures w14:val="standardContextual"/>
         </w:rPr>
       </w:pPr>
-      <w:hyperlink w:anchor="_Toc206575376" w:history="1">
+      <w:hyperlink w:anchor="_Toc207548883" w:history="1">
         <w:r>
           <w:rPr>
             <w:rStyle w:val="a7"/>
@@ -1651,7 +1651,7 @@
             <w:noProof/>
             <w:webHidden/>
           </w:rPr>
-          <w:instrText xml:space="preserve"> PAGEREF _Toc206575376 \h </w:instrText>
+          <w:instrText xml:space="preserve"> PAGEREF _Toc207548883 \h </w:instrText>
         </w:r>
         <w:r>
           <w:rPr>
@@ -1694,7 +1694,7 @@
           <w14:ligatures w14:val="standardContextual"/>
         </w:rPr>
       </w:pPr>
-      <w:hyperlink w:anchor="_Toc206575377" w:history="1">
+      <w:hyperlink w:anchor="_Toc207548884" w:history="1">
         <w:r>
           <w:rPr>
             <w:rStyle w:val="a7"/>
@@ -1721,7 +1721,7 @@
             <w:noProof/>
             <w:webHidden/>
           </w:rPr>
-          <w:instrText xml:space="preserve"> PAGEREF _Toc206575377 \h </w:instrText>
+          <w:instrText xml:space="preserve"> PAGEREF _Toc207548884 \h </w:instrText>
         </w:r>
         <w:r>
           <w:rPr>
@@ -1764,7 +1764,7 @@
           <w14:ligatures w14:val="standardContextual"/>
         </w:rPr>
       </w:pPr>
-      <w:hyperlink w:anchor="_Toc206575378" w:history="1">
+      <w:hyperlink w:anchor="_Toc207548885" w:history="1">
         <w:r>
           <w:rPr>
             <w:rStyle w:val="a7"/>
@@ -1791,7 +1791,7 @@
             <w:noProof/>
             <w:webHidden/>
           </w:rPr>
-          <w:instrText xml:space="preserve"> PAGEREF _Toc206575378 \h </w:instrText>
+          <w:instrText xml:space="preserve"> PAGEREF _Toc207548885 \h </w:instrText>
         </w:r>
         <w:r>
           <w:rPr>
@@ -1834,7 +1834,7 @@
           <w14:ligatures w14:val="standardContextual"/>
         </w:rPr>
       </w:pPr>
-      <w:hyperlink w:anchor="_Toc206575379" w:history="1">
+      <w:hyperlink w:anchor="_Toc207548886" w:history="1">
         <w:r>
           <w:rPr>
             <w:rStyle w:val="a7"/>
@@ -1861,7 +1861,7 @@
             <w:noProof/>
             <w:webHidden/>
           </w:rPr>
-          <w:instrText xml:space="preserve"> PAGEREF _Toc206575379 \h </w:instrText>
+          <w:instrText xml:space="preserve"> PAGEREF _Toc207548886 \h </w:instrText>
         </w:r>
         <w:r>
           <w:rPr>
@@ -1904,7 +1904,7 @@
           <w14:ligatures w14:val="standardContextual"/>
         </w:rPr>
       </w:pPr>
-      <w:hyperlink w:anchor="_Toc206575380" w:history="1">
+      <w:hyperlink w:anchor="_Toc207548887" w:history="1">
         <w:r>
           <w:rPr>
             <w:rStyle w:val="a7"/>
@@ -1931,7 +1931,7 @@
             <w:noProof/>
             <w:webHidden/>
           </w:rPr>
-          <w:instrText xml:space="preserve"> PAGEREF _Toc206575380 \h </w:instrText>
+          <w:instrText xml:space="preserve"> PAGEREF _Toc207548887 \h </w:instrText>
         </w:r>
         <w:r>
           <w:rPr>
@@ -1974,7 +1974,7 @@
           <w14:ligatures w14:val="standardContextual"/>
         </w:rPr>
       </w:pPr>
-      <w:hyperlink w:anchor="_Toc206575381" w:history="1">
+      <w:hyperlink w:anchor="_Toc207548888" w:history="1">
         <w:r>
           <w:rPr>
             <w:rStyle w:val="a7"/>
@@ -2001,7 +2001,7 @@
             <w:noProof/>
             <w:webHidden/>
           </w:rPr>
-          <w:instrText xml:space="preserve"> PAGEREF _Toc206575381 \h </w:instrText>
+          <w:instrText xml:space="preserve"> PAGEREF _Toc207548888 \h </w:instrText>
         </w:r>
         <w:r>
           <w:rPr>
@@ -2044,7 +2044,7 @@
           <w14:ligatures w14:val="standardContextual"/>
         </w:rPr>
       </w:pPr>
-      <w:hyperlink w:anchor="_Toc206575382" w:history="1">
+      <w:hyperlink w:anchor="_Toc207548889" w:history="1">
         <w:r>
           <w:rPr>
             <w:rStyle w:val="a7"/>
@@ -2071,7 +2071,7 @@
             <w:noProof/>
             <w:webHidden/>
           </w:rPr>
-          <w:instrText xml:space="preserve"> PAGEREF _Toc206575382 \h </w:instrText>
+          <w:instrText xml:space="preserve"> PAGEREF _Toc207548889 \h </w:instrText>
         </w:r>
         <w:r>
           <w:rPr>
@@ -2114,7 +2114,7 @@
       <w:pPr>
         <w:pStyle w:val="1"/>
       </w:pPr>
-      <w:bookmarkStart w:id="0" w:name="_Toc206575358"/>
+      <w:bookmarkStart w:id="0" w:name="_Toc207548865"/>
       <w:r>
         <w:lastRenderedPageBreak/>
         <w:t>ストーリー</w:t>
@@ -2350,7 +2350,7 @@
       <w:pPr>
         <w:pStyle w:val="1"/>
       </w:pPr>
-      <w:bookmarkStart w:id="1" w:name="_Toc206575359"/>
+      <w:bookmarkStart w:id="1" w:name="_Toc207548866"/>
       <w:r>
         <w:rPr>
           <w:rFonts w:hint="eastAsia"/>
@@ -2364,7 +2364,7 @@
       <w:pPr>
         <w:pStyle w:val="2"/>
       </w:pPr>
-      <w:bookmarkStart w:id="2" w:name="_Toc206575360"/>
+      <w:bookmarkStart w:id="2" w:name="_Toc207548867"/>
       <w:r>
         <w:rPr>
           <w:rFonts w:hint="eastAsia"/>
@@ -2575,6 +2575,35 @@
               </w:rPr>
               <w:t>WASD</w:t>
             </w:r>
+            <w:r>
+              <w:rPr>
+                <w:rFonts w:hint="eastAsia"/>
+              </w:rPr>
+              <w:t>キー</w:t>
+            </w:r>
+          </w:p>
+          <w:p>
+            <w:pPr>
+              <w:jc w:val="center"/>
+            </w:pPr>
+            <w:r>
+              <w:rPr>
+                <w:rFonts w:hint="eastAsia"/>
+              </w:rPr>
+              <w:t>WAX</w:t>
+            </w:r>
+            <w:r>
+              <w:rPr>
+                <w:rFonts w:hint="eastAsia"/>
+              </w:rPr>
+              <w:t>D</w:t>
+            </w:r>
+            <w:r>
+              <w:rPr>
+                <w:rFonts w:hint="eastAsia"/>
+              </w:rPr>
+              <w:t>キー</w:t>
+            </w:r>
           </w:p>
           <w:p>
             <w:pPr>
@@ -2764,6 +2793,17 @@
               <w:t>テンキーのEnterキー</w:t>
             </w:r>
           </w:p>
+          <w:p>
+            <w:pPr>
+              <w:jc w:val="center"/>
+            </w:pPr>
+            <w:r>
+              <w:rPr>
+                <w:rFonts w:hint="eastAsia"/>
+              </w:rPr>
+              <w:t>スペースキー</w:t>
+            </w:r>
+          </w:p>
         </w:tc>
         <w:tc>
           <w:tcPr>
@@ -2999,7 +3039,7 @@
       <w:pPr>
         <w:pStyle w:val="2"/>
       </w:pPr>
-      <w:bookmarkStart w:id="3" w:name="_Toc206575361"/>
+      <w:bookmarkStart w:id="3" w:name="_Toc207548868"/>
       <w:r>
         <w:rPr>
           <w:rFonts w:hint="eastAsia"/>
@@ -3223,6 +3263,29 @@
             <w:r>
               <w:rPr>
                 <w:rFonts w:hint="eastAsia"/>
+              </w:rPr>
+              <w:t>WA</w:t>
+            </w:r>
+            <w:r>
+              <w:rPr>
+                <w:rFonts w:hint="eastAsia"/>
+              </w:rPr>
+              <w:t>XD</w:t>
+            </w:r>
+            <w:r>
+              <w:rPr>
+                <w:rFonts w:hint="eastAsia"/>
+              </w:rPr>
+              <w:t>キー</w:t>
+            </w:r>
+          </w:p>
+          <w:p>
+            <w:pPr>
+              <w:jc w:val="center"/>
+            </w:pPr>
+            <w:r>
+              <w:rPr>
+                <w:rFonts w:hint="eastAsia"/>
                 <w:b/>
                 <w:bCs/>
               </w:rPr>
@@ -3432,6 +3495,7 @@
                 <w:b/>
                 <w:bCs/>
               </w:rPr>
+              <w:lastRenderedPageBreak/>
               <w:t>射撃</w:t>
             </w:r>
           </w:p>
@@ -3633,7 +3697,6 @@
                 <w:b/>
                 <w:bCs/>
               </w:rPr>
-              <w:lastRenderedPageBreak/>
               <w:t>武器の分離</w:t>
             </w:r>
           </w:p>
@@ -4188,7 +4251,7 @@
       <w:pPr>
         <w:pStyle w:val="1"/>
       </w:pPr>
-      <w:bookmarkStart w:id="4" w:name="_Toc206575362"/>
+      <w:bookmarkStart w:id="4" w:name="_Toc207548869"/>
       <w:r>
         <w:rPr>
           <w:rFonts w:hint="eastAsia"/>
@@ -4208,7 +4271,6 @@
         <w:t>.NET デスクトップ ランタイム”や".NET Desktop Runtime"のインストールについてのメッセージが表示された場合はhttps://dotnet.microsoft.com/ja-jp/download/dotnet/8.0から”.NET デスクトップ ランタイム”をダウンロードしてインストールしてください。</w:t>
       </w:r>
     </w:p>
-    <w:p/>
     <w:tbl>
       <w:tblPr>
         <w:tblStyle w:val="a5"/>
@@ -4407,18 +4469,17 @@
         </w:tc>
       </w:tr>
     </w:tbl>
-    <w:p/>
-    <w:p/>
     <w:p>
       <w:pPr>
         <w:pStyle w:val="1"/>
       </w:pPr>
       <w:bookmarkStart w:id="5" w:name="_Toc206503001"/>
-      <w:bookmarkStart w:id="6" w:name="_Toc206575363"/>
-      <w:r>
-        <w:rPr>
-          <w:rFonts w:hint="eastAsia"/>
-        </w:rPr>
+      <w:bookmarkStart w:id="6" w:name="_Toc207548870"/>
+      <w:r>
+        <w:rPr>
+          <w:rFonts w:hint="eastAsia"/>
+        </w:rPr>
+        <w:lastRenderedPageBreak/>
         <w:t>ゲームのダウンロード、インストールとアンインストール</w:t>
       </w:r>
       <w:bookmarkEnd w:id="5"/>
@@ -4441,16 +4502,13 @@
         <w:t>teos</w:t>
       </w:r>
       <w:r>
-        <w:t>_setup_1.</w:t>
-      </w:r>
-      <w:r>
-        <w:rPr>
-          <w:rFonts w:hint="eastAsia"/>
-        </w:rPr>
-        <w:t>0</w:t>
-      </w:r>
-      <w:r>
-        <w:t>.4.msi</w:t>
+        <w:t>_setup_</w:t>
+      </w:r>
+      <w:r>
+        <w:t>1.0.5</w:t>
+      </w:r>
+      <w:r>
+        <w:t>.msi</w:t>
       </w:r>
       <w:r>
         <w:t>”</w:t>
@@ -4471,16 +4529,10 @@
         <w:t>teos</w:t>
       </w:r>
       <w:r>
-        <w:t>_setup_1.</w:t>
-      </w:r>
-      <w:r>
-        <w:rPr>
-          <w:rFonts w:hint="eastAsia"/>
-        </w:rPr>
-        <w:t>0</w:t>
-      </w:r>
-      <w:r>
-        <w:t>.4</w:t>
+        <w:t>_setup_</w:t>
+      </w:r>
+      <w:r>
+        <w:t>1.0.5</w:t>
       </w:r>
       <w:r>
         <w:t>”を右クリックし、"プロパティ"を選び、"セキュリティ"の"許可する"にチェックを入れ、"OK"ボタンを押してください。その後、</w:t>
@@ -4501,16 +4553,13 @@
         <w:t>teos</w:t>
       </w:r>
       <w:r>
-        <w:t>_setup_1.</w:t>
-      </w:r>
-      <w:r>
-        <w:rPr>
-          <w:rFonts w:hint="eastAsia"/>
-        </w:rPr>
-        <w:t>0</w:t>
-      </w:r>
-      <w:r>
-        <w:t>.4.msi</w:t>
+        <w:t>_setup_</w:t>
+      </w:r>
+      <w:r>
+        <w:t>1.0.5</w:t>
+      </w:r>
+      <w:r>
+        <w:t>.msi</w:t>
       </w:r>
       <w:r>
         <w:t>”</w:t>
@@ -4531,16 +4580,10 @@
         <w:t>teos</w:t>
       </w:r>
       <w:r>
-        <w:t>_setup_1.</w:t>
-      </w:r>
-      <w:r>
-        <w:rPr>
-          <w:rFonts w:hint="eastAsia"/>
-        </w:rPr>
-        <w:t>0</w:t>
-      </w:r>
-      <w:r>
-        <w:t>.4</w:t>
+        <w:t>_setup_</w:t>
+      </w:r>
+      <w:r>
+        <w:t>1.0.5</w:t>
       </w:r>
       <w:r>
         <w:t>”を</w:t>
@@ -4567,14 +4610,7 @@
         <w:rPr>
           <w:rFonts w:hint="eastAsia"/>
         </w:rPr>
-        <w:t>ボタンを押してインストールを行</w:t>
-      </w:r>
-      <w:r>
-        <w:rPr>
-          <w:rFonts w:hint="eastAsia"/>
-        </w:rPr>
-        <w:lastRenderedPageBreak/>
-        <w:t>ってください。途中の説明を理解できない場合は、何も変更せずに</w:t>
+        <w:t>ボタンを押してインストールを行ってください。途中の説明を理解できない場合は、何も変更せずに</w:t>
       </w:r>
       <w:r>
         <w:t>”</w:t>
@@ -4613,16 +4649,13 @@
         <w:t>teos</w:t>
       </w:r>
       <w:r>
-        <w:t>_setup_1.</w:t>
-      </w:r>
-      <w:r>
-        <w:rPr>
-          <w:rFonts w:hint="eastAsia"/>
-        </w:rPr>
-        <w:t>0</w:t>
-      </w:r>
-      <w:r>
-        <w:t>.4.msi</w:t>
+        <w:t>_setup_</w:t>
+      </w:r>
+      <w:r>
+        <w:t>1.0.5</w:t>
+      </w:r>
+      <w:r>
+        <w:t>.msi</w:t>
       </w:r>
       <w:r>
         <w:t>”</w:t>
@@ -4643,16 +4676,10 @@
         <w:t>teos</w:t>
       </w:r>
       <w:r>
-        <w:t>_setup_1.</w:t>
-      </w:r>
-      <w:r>
-        <w:rPr>
-          <w:rFonts w:hint="eastAsia"/>
-        </w:rPr>
-        <w:t>0</w:t>
-      </w:r>
-      <w:r>
-        <w:t>.4</w:t>
+        <w:t>_setup_</w:t>
+      </w:r>
+      <w:r>
+        <w:t>1.0.5</w:t>
       </w:r>
       <w:r>
         <w:t>”を</w:t>
@@ -4815,7 +4842,7 @@
       <w:pPr>
         <w:pStyle w:val="1"/>
       </w:pPr>
-      <w:bookmarkStart w:id="7" w:name="_Toc206575364"/>
+      <w:bookmarkStart w:id="7" w:name="_Toc207548871"/>
       <w:r>
         <w:rPr>
           <w:rFonts w:hint="eastAsia"/>
@@ -5019,7 +5046,14 @@
         <w:rPr>
           <w:rFonts w:hint="eastAsia"/>
         </w:rPr>
-        <w:t>ショートカットをダブルクリックするとゲームが起動します。スタートメニューではダブルクリックする必要はありません。デスクトップに作成されたショートカットが目障りな方は削除しください。ショートカットを削除してもゲームはアンインストールされません。</w:t>
+        <w:t>ショートカットをダブルクリックするとゲームが起動</w:t>
+      </w:r>
+      <w:r>
+        <w:rPr>
+          <w:rFonts w:hint="eastAsia"/>
+        </w:rPr>
+        <w:lastRenderedPageBreak/>
+        <w:t>します。スタートメニューではダブルクリックする必要はありません。デスクトップに作成されたショートカットが目障りな方は削除しください。ショートカットを削除してもゲームはアンインストールされません。</w:t>
       </w:r>
     </w:p>
     <w:p/>
@@ -5028,14 +5062,7 @@
         <w:rPr>
           <w:rFonts w:hint="eastAsia"/>
         </w:rPr>
-        <w:t>マルチモニタ環境ではマウスカーソルのある画面の中央にゲームウィンドウが開きます。ゲームのウィンドウサイズと位置は画面解像度から自動で計算されます。通常のウィンドウと同じようにタイトルバ</w:t>
-      </w:r>
-      <w:r>
-        <w:rPr>
-          <w:rFonts w:hint="eastAsia"/>
-        </w:rPr>
-        <w:lastRenderedPageBreak/>
-        <w:t>ーをドラッグすることで、ウィンドウ位置を調整できます。ウィンドウサイズもウィンドウの枠をドラッグすることで調整できます。ウィンドウサイズとウィンドウ位置はゲーム終了時に保存され、次回起動時に復元されます。ゲーム起動後はタイトル画面が表示されます。</w:t>
+        <w:t>マルチモニタ環境ではマウスカーソルのある画面の中央にゲームウィンドウが開きます。ゲームのウィンドウサイズと位置は画面解像度から自動で計算されます。通常のウィンドウと同じようにタイトルバーをドラッグすることで、ウィンドウ位置を調整できます。ウィンドウサイズもウィンドウの枠をドラッグすることで調整できます。ウィンドウサイズとウィンドウ位置はゲーム終了時に保存され、次回起動時に復元されます。ゲーム起動後はタイトル画面が表示されます。</w:t>
       </w:r>
     </w:p>
     <w:p/>
@@ -5044,7 +5071,7 @@
       <w:pPr>
         <w:pStyle w:val="1"/>
       </w:pPr>
-      <w:bookmarkStart w:id="8" w:name="_Toc206575365"/>
+      <w:bookmarkStart w:id="8" w:name="_Toc207548872"/>
       <w:r>
         <w:rPr>
           <w:rFonts w:hint="eastAsia"/>
@@ -5273,7 +5300,7 @@
       <w:pPr>
         <w:pStyle w:val="2"/>
       </w:pPr>
-      <w:bookmarkStart w:id="9" w:name="_Toc206575366"/>
+      <w:bookmarkStart w:id="9" w:name="_Toc207548873"/>
       <w:r>
         <w:t>“</w:t>
       </w:r>
@@ -5341,7 +5368,7 @@
       <w:pPr>
         <w:pStyle w:val="2"/>
       </w:pPr>
-      <w:bookmarkStart w:id="10" w:name="_Toc206575367"/>
+      <w:bookmarkStart w:id="10" w:name="_Toc207548874"/>
       <w:r>
         <w:lastRenderedPageBreak/>
         <w:t>“</w:t>
@@ -5475,7 +5502,7 @@
       <w:pPr>
         <w:pStyle w:val="2"/>
       </w:pPr>
-      <w:bookmarkStart w:id="11" w:name="_Toc206575368"/>
+      <w:bookmarkStart w:id="11" w:name="_Toc207548875"/>
       <w:r>
         <w:t>“</w:t>
       </w:r>
@@ -5823,7 +5850,7 @@
       <w:pPr>
         <w:pStyle w:val="2"/>
       </w:pPr>
-      <w:bookmarkStart w:id="12" w:name="_Toc206575369"/>
+      <w:bookmarkStart w:id="12" w:name="_Toc207548876"/>
       <w:r>
         <w:lastRenderedPageBreak/>
         <w:t>“</w:t>
@@ -5931,7 +5958,7 @@
       <w:pPr>
         <w:pStyle w:val="2"/>
       </w:pPr>
-      <w:bookmarkStart w:id="13" w:name="_Toc206575370"/>
+      <w:bookmarkStart w:id="13" w:name="_Toc207548877"/>
       <w:r>
         <w:t>“</w:t>
       </w:r>
@@ -6141,7 +6168,7 @@
       <w:pPr>
         <w:pStyle w:val="2"/>
       </w:pPr>
-      <w:bookmarkStart w:id="14" w:name="_Toc206575371"/>
+      <w:bookmarkStart w:id="14" w:name="_Toc207548878"/>
       <w:r>
         <w:lastRenderedPageBreak/>
         <w:t>“</w:t>
@@ -6445,7 +6472,7 @@
       <w:pPr>
         <w:pStyle w:val="1"/>
       </w:pPr>
-      <w:bookmarkStart w:id="15" w:name="_Toc206575372"/>
+      <w:bookmarkStart w:id="15" w:name="_Toc207548879"/>
       <w:r>
         <w:rPr>
           <w:rFonts w:hint="eastAsia"/>
@@ -6752,7 +6779,7 @@
       <w:pPr>
         <w:pStyle w:val="1"/>
       </w:pPr>
-      <w:bookmarkStart w:id="16" w:name="_Toc206575373"/>
+      <w:bookmarkStart w:id="16" w:name="_Toc207548880"/>
       <w:r>
         <w:rPr>
           <w:rFonts w:hint="eastAsia"/>
@@ -6910,9 +6937,6 @@
       <w:pPr>
         <w:pStyle w:val="a6"/>
         <w:ind w:leftChars="0" w:left="0"/>
-        <w:rPr>
-          <w:rFonts w:hint="eastAsia"/>
-        </w:rPr>
       </w:pPr>
     </w:p>
     <w:p>
@@ -7026,7 +7050,7 @@
       <w:pPr>
         <w:pStyle w:val="1"/>
       </w:pPr>
-      <w:bookmarkStart w:id="17" w:name="_Toc206575374"/>
+      <w:bookmarkStart w:id="17" w:name="_Toc207548881"/>
       <w:r>
         <w:rPr>
           <w:rFonts w:hint="eastAsia"/>
@@ -7465,7 +7489,7 @@
       <w:pPr>
         <w:pStyle w:val="1"/>
       </w:pPr>
-      <w:bookmarkStart w:id="18" w:name="_Toc206575375"/>
+      <w:bookmarkStart w:id="18" w:name="_Toc207548882"/>
       <w:r>
         <w:rPr>
           <w:rFonts w:hint="eastAsia"/>
@@ -7930,7 +7954,7 @@
       <w:pPr>
         <w:pStyle w:val="1"/>
       </w:pPr>
-      <w:bookmarkStart w:id="19" w:name="_Toc206575376"/>
+      <w:bookmarkStart w:id="19" w:name="_Toc207548883"/>
       <w:r>
         <w:rPr>
           <w:rFonts w:hint="eastAsia"/>
@@ -8183,18 +8207,12 @@
     <w:p/>
     <w:p/>
     <w:p/>
-    <w:p>
-      <w:pPr>
-        <w:rPr>
-          <w:rFonts w:hint="eastAsia"/>
-        </w:rPr>
-      </w:pPr>
-    </w:p>
+    <w:p/>
     <w:p>
       <w:pPr>
         <w:pStyle w:val="1"/>
       </w:pPr>
-      <w:bookmarkStart w:id="20" w:name="_Toc206575377"/>
+      <w:bookmarkStart w:id="20" w:name="_Toc207548884"/>
       <w:r>
         <w:rPr>
           <w:rFonts w:hint="eastAsia"/>
@@ -9237,7 +9255,7 @@
       <w:pPr>
         <w:pStyle w:val="1"/>
       </w:pPr>
-      <w:bookmarkStart w:id="21" w:name="_Toc206575378"/>
+      <w:bookmarkStart w:id="21" w:name="_Toc207548885"/>
       <w:r>
         <w:rPr>
           <w:rFonts w:hint="eastAsia"/>
@@ -9370,7 +9388,7 @@
       <w:pPr>
         <w:pStyle w:val="1"/>
       </w:pPr>
-      <w:bookmarkStart w:id="22" w:name="_Toc206575379"/>
+      <w:bookmarkStart w:id="22" w:name="_Toc207548886"/>
       <w:r>
         <w:rPr>
           <w:rFonts w:hint="eastAsia"/>
@@ -10639,7 +10657,7 @@
       <w:pPr>
         <w:pStyle w:val="1"/>
       </w:pPr>
-      <w:bookmarkStart w:id="23" w:name="_Toc206575380"/>
+      <w:bookmarkStart w:id="23" w:name="_Toc207548887"/>
       <w:r>
         <w:rPr>
           <w:rFonts w:hint="eastAsia"/>
@@ -11150,7 +11168,7 @@
       <w:pPr>
         <w:pStyle w:val="1"/>
       </w:pPr>
-      <w:bookmarkStart w:id="24" w:name="_Toc206575381"/>
+      <w:bookmarkStart w:id="24" w:name="_Toc207548888"/>
       <w:r>
         <w:rPr>
           <w:rFonts w:hint="eastAsia"/>
@@ -11206,11 +11224,29 @@
         <w:t>)</w:t>
       </w:r>
       <w:r>
-        <w:t>\AppData\Roaming\Godot\app_userdata\</w:t>
-      </w:r>
+        <w:t>\</w:t>
+      </w:r>
+      <w:proofErr w:type="spellStart"/>
+      <w:r>
+        <w:t>AppData</w:t>
+      </w:r>
+      <w:proofErr w:type="spellEnd"/>
+      <w:r>
+        <w:t>\Roaming\Godot\</w:t>
+      </w:r>
+      <w:proofErr w:type="spellStart"/>
+      <w:r>
+        <w:t>app_userdata</w:t>
+      </w:r>
+      <w:proofErr w:type="spellEnd"/>
+      <w:r>
+        <w:t>\</w:t>
+      </w:r>
+      <w:proofErr w:type="spellStart"/>
       <w:r>
         <w:t>teos</w:t>
       </w:r>
+      <w:proofErr w:type="spellEnd"/>
       <w:r>
         <w:rPr>
           <w:rFonts w:hint="eastAsia"/>
@@ -11301,9 +11337,11 @@
             <w:tcW w:w="4860" w:type="dxa"/>
           </w:tcPr>
           <w:p>
+            <w:proofErr w:type="spellStart"/>
             <w:r>
               <w:t>shader_cache</w:t>
             </w:r>
+            <w:proofErr w:type="spellEnd"/>
             <w:r>
               <w:rPr>
                 <w:rFonts w:hint="eastAsia"/>
@@ -11316,9 +11354,11 @@
               </w:rPr>
               <w:t>、</w:t>
             </w:r>
+            <w:proofErr w:type="spellStart"/>
             <w:r>
               <w:t>vulkan</w:t>
             </w:r>
+            <w:proofErr w:type="spellEnd"/>
             <w:r>
               <w:rPr>
                 <w:rFonts w:hint="eastAsia"/>
@@ -11388,9 +11428,11 @@
               </w:rPr>
               <w:t>または</w:t>
             </w:r>
+            <w:proofErr w:type="spellStart"/>
             <w:r>
               <w:t>key_options</w:t>
             </w:r>
+            <w:proofErr w:type="spellEnd"/>
             <w:r>
               <w:rPr>
                 <w:rFonts w:hint="eastAsia"/>
@@ -11528,6 +11570,7 @@
               </w:rPr>
               <w:t>または</w:t>
             </w:r>
+            <w:proofErr w:type="spellStart"/>
             <w:r>
               <w:rPr>
                 <w:sz w:val="20"/>
@@ -11535,6 +11578,7 @@
               </w:rPr>
               <w:t>screen_options</w:t>
             </w:r>
+            <w:proofErr w:type="spellEnd"/>
             <w:r>
               <w:rPr>
                 <w:rFonts w:hint="eastAsia"/>
@@ -11592,9 +11636,11 @@
             <w:tcW w:w="4860" w:type="dxa"/>
           </w:tcPr>
           <w:p>
+            <w:proofErr w:type="spellStart"/>
             <w:r>
               <w:t>teos</w:t>
             </w:r>
+            <w:proofErr w:type="spellEnd"/>
             <w:r>
               <w:t>_</w:t>
             </w:r>
@@ -11629,9 +11675,11 @@
           </w:p>
           <w:p/>
           <w:p>
+            <w:proofErr w:type="spellStart"/>
             <w:r>
               <w:t>teos</w:t>
             </w:r>
+            <w:proofErr w:type="spellEnd"/>
             <w:r>
               <w:t>_</w:t>
             </w:r>
@@ -11671,7 +11719,7 @@
         <w:pStyle w:val="1"/>
         <w:jc w:val="left"/>
       </w:pPr>
-      <w:bookmarkStart w:id="25" w:name="_Toc206575382"/>
+      <w:bookmarkStart w:id="25" w:name="_Toc207548889"/>
       <w:r>
         <w:rPr>
           <w:rFonts w:hint="eastAsia"/>
@@ -11685,11 +11733,19 @@
       <w:pPr>
         <w:jc w:val="center"/>
       </w:pPr>
-      <w:r>
-        <w:rPr>
-          <w:rFonts w:hint="eastAsia"/>
-        </w:rPr>
-        <w:t>みんなで歌おう</w:t>
+      <w:proofErr w:type="gramStart"/>
+      <w:r>
+        <w:rPr>
+          <w:rFonts w:hint="eastAsia"/>
+        </w:rPr>
+        <w:t>みんな</w:t>
+      </w:r>
+      <w:proofErr w:type="gramEnd"/>
+      <w:r>
+        <w:rPr>
+          <w:rFonts w:hint="eastAsia"/>
+        </w:rPr>
+        <w:t>で歌おう</w:t>
       </w:r>
     </w:p>
     <w:p>
@@ -11719,11 +11775,19 @@
       <w:pPr>
         <w:jc w:val="center"/>
       </w:pPr>
-      <w:r>
-        <w:rPr>
-          <w:rFonts w:hint="eastAsia"/>
-        </w:rPr>
-        <w:t>( 一 )</w:t>
+      <w:proofErr w:type="gramStart"/>
+      <w:r>
+        <w:rPr>
+          <w:rFonts w:hint="eastAsia"/>
+        </w:rPr>
+        <w:t xml:space="preserve">( </w:t>
+      </w:r>
+      <w:proofErr w:type="gramEnd"/>
+      <w:r>
+        <w:rPr>
+          <w:rFonts w:hint="eastAsia"/>
+        </w:rPr>
+        <w:t>一 )</w:t>
       </w:r>
     </w:p>
     <w:p>
@@ -11865,11 +11929,19 @@
       <w:pPr>
         <w:jc w:val="center"/>
       </w:pPr>
-      <w:r>
-        <w:rPr>
-          <w:rFonts w:hint="eastAsia"/>
-        </w:rPr>
-        <w:t>( 二 )</w:t>
+      <w:proofErr w:type="gramStart"/>
+      <w:r>
+        <w:rPr>
+          <w:rFonts w:hint="eastAsia"/>
+        </w:rPr>
+        <w:t xml:space="preserve">( </w:t>
+      </w:r>
+      <w:proofErr w:type="gramEnd"/>
+      <w:r>
+        <w:rPr>
+          <w:rFonts w:hint="eastAsia"/>
+        </w:rPr>
+        <w:t>二 )</w:t>
       </w:r>
     </w:p>
     <w:p>

--- a/documents/manual/manual.docx
+++ b/documents/manual/manual.docx
@@ -291,7 +291,7 @@
           <w:sz w:val="24"/>
           <w:szCs w:val="24"/>
         </w:rPr>
-        <w:t>1</w:t>
+        <w:t>18</w:t>
       </w:r>
       <w:r>
         <w:rPr>
@@ -364,7 +364,7 @@
       <w:r>
         <w:fldChar w:fldCharType="separate"/>
       </w:r>
-      <w:hyperlink w:anchor="_Toc207548865" w:history="1">
+      <w:hyperlink w:anchor="_Toc209105142" w:history="1">
         <w:r>
           <w:rPr>
             <w:rStyle w:val="a7"/>
@@ -391,7 +391,7 @@
             <w:noProof/>
             <w:webHidden/>
           </w:rPr>
-          <w:instrText xml:space="preserve"> PAGEREF _Toc207548865 \h </w:instrText>
+          <w:instrText xml:space="preserve"> PAGEREF _Toc209105142 \h </w:instrText>
         </w:r>
         <w:r>
           <w:rPr>
@@ -434,7 +434,7 @@
           <w14:ligatures w14:val="standardContextual"/>
         </w:rPr>
       </w:pPr>
-      <w:hyperlink w:anchor="_Toc207548866" w:history="1">
+      <w:hyperlink w:anchor="_Toc209105143" w:history="1">
         <w:r>
           <w:rPr>
             <w:rStyle w:val="a7"/>
@@ -461,7 +461,7 @@
             <w:noProof/>
             <w:webHidden/>
           </w:rPr>
-          <w:instrText xml:space="preserve"> PAGEREF _Toc207548866 \h </w:instrText>
+          <w:instrText xml:space="preserve"> PAGEREF _Toc209105143 \h </w:instrText>
         </w:r>
         <w:r>
           <w:rPr>
@@ -504,7 +504,7 @@
           <w14:ligatures w14:val="standardContextual"/>
         </w:rPr>
       </w:pPr>
-      <w:hyperlink w:anchor="_Toc207548867" w:history="1">
+      <w:hyperlink w:anchor="_Toc209105144" w:history="1">
         <w:r>
           <w:rPr>
             <w:rStyle w:val="a7"/>
@@ -531,7 +531,7 @@
             <w:noProof/>
             <w:webHidden/>
           </w:rPr>
-          <w:instrText xml:space="preserve"> PAGEREF _Toc207548867 \h </w:instrText>
+          <w:instrText xml:space="preserve"> PAGEREF _Toc209105144 \h </w:instrText>
         </w:r>
         <w:r>
           <w:rPr>
@@ -574,7 +574,7 @@
           <w14:ligatures w14:val="standardContextual"/>
         </w:rPr>
       </w:pPr>
-      <w:hyperlink w:anchor="_Toc207548868" w:history="1">
+      <w:hyperlink w:anchor="_Toc209105145" w:history="1">
         <w:r>
           <w:rPr>
             <w:rStyle w:val="a7"/>
@@ -601,7 +601,7 @@
             <w:noProof/>
             <w:webHidden/>
           </w:rPr>
-          <w:instrText xml:space="preserve"> PAGEREF _Toc207548868 \h </w:instrText>
+          <w:instrText xml:space="preserve"> PAGEREF _Toc209105145 \h </w:instrText>
         </w:r>
         <w:r>
           <w:rPr>
@@ -644,7 +644,7 @@
           <w14:ligatures w14:val="standardContextual"/>
         </w:rPr>
       </w:pPr>
-      <w:hyperlink w:anchor="_Toc207548869" w:history="1">
+      <w:hyperlink w:anchor="_Toc209105146" w:history="1">
         <w:r>
           <w:rPr>
             <w:rStyle w:val="a7"/>
@@ -671,7 +671,7 @@
             <w:noProof/>
             <w:webHidden/>
           </w:rPr>
-          <w:instrText xml:space="preserve"> PAGEREF _Toc207548869 \h </w:instrText>
+          <w:instrText xml:space="preserve"> PAGEREF _Toc209105146 \h </w:instrText>
         </w:r>
         <w:r>
           <w:rPr>
@@ -714,7 +714,7 @@
           <w14:ligatures w14:val="standardContextual"/>
         </w:rPr>
       </w:pPr>
-      <w:hyperlink w:anchor="_Toc207548870" w:history="1">
+      <w:hyperlink w:anchor="_Toc209105147" w:history="1">
         <w:r>
           <w:rPr>
             <w:rStyle w:val="a7"/>
@@ -741,7 +741,7 @@
             <w:noProof/>
             <w:webHidden/>
           </w:rPr>
-          <w:instrText xml:space="preserve"> PAGEREF _Toc207548870 \h </w:instrText>
+          <w:instrText xml:space="preserve"> PAGEREF _Toc209105147 \h </w:instrText>
         </w:r>
         <w:r>
           <w:rPr>
@@ -784,7 +784,7 @@
           <w14:ligatures w14:val="standardContextual"/>
         </w:rPr>
       </w:pPr>
-      <w:hyperlink w:anchor="_Toc207548871" w:history="1">
+      <w:hyperlink w:anchor="_Toc209105148" w:history="1">
         <w:r>
           <w:rPr>
             <w:rStyle w:val="a7"/>
@@ -811,7 +811,7 @@
             <w:noProof/>
             <w:webHidden/>
           </w:rPr>
-          <w:instrText xml:space="preserve"> PAGEREF _Toc207548871 \h </w:instrText>
+          <w:instrText xml:space="preserve"> PAGEREF _Toc209105148 \h </w:instrText>
         </w:r>
         <w:r>
           <w:rPr>
@@ -854,7 +854,7 @@
           <w14:ligatures w14:val="standardContextual"/>
         </w:rPr>
       </w:pPr>
-      <w:hyperlink w:anchor="_Toc207548872" w:history="1">
+      <w:hyperlink w:anchor="_Toc209105149" w:history="1">
         <w:r>
           <w:rPr>
             <w:rStyle w:val="a7"/>
@@ -881,7 +881,7 @@
             <w:noProof/>
             <w:webHidden/>
           </w:rPr>
-          <w:instrText xml:space="preserve"> PAGEREF _Toc207548872 \h </w:instrText>
+          <w:instrText xml:space="preserve"> PAGEREF _Toc209105149 \h </w:instrText>
         </w:r>
         <w:r>
           <w:rPr>
@@ -924,7 +924,7 @@
           <w14:ligatures w14:val="standardContextual"/>
         </w:rPr>
       </w:pPr>
-      <w:hyperlink w:anchor="_Toc207548873" w:history="1">
+      <w:hyperlink w:anchor="_Toc209105150" w:history="1">
         <w:r>
           <w:rPr>
             <w:rStyle w:val="a7"/>
@@ -951,7 +951,7 @@
             <w:noProof/>
             <w:webHidden/>
           </w:rPr>
-          <w:instrText xml:space="preserve"> PAGEREF _Toc207548873 \h </w:instrText>
+          <w:instrText xml:space="preserve"> PAGEREF _Toc209105150 \h </w:instrText>
         </w:r>
         <w:r>
           <w:rPr>
@@ -994,7 +994,7 @@
           <w14:ligatures w14:val="standardContextual"/>
         </w:rPr>
       </w:pPr>
-      <w:hyperlink w:anchor="_Toc207548874" w:history="1">
+      <w:hyperlink w:anchor="_Toc209105151" w:history="1">
         <w:r>
           <w:rPr>
             <w:rStyle w:val="a7"/>
@@ -1021,7 +1021,7 @@
             <w:noProof/>
             <w:webHidden/>
           </w:rPr>
-          <w:instrText xml:space="preserve"> PAGEREF _Toc207548874 \h </w:instrText>
+          <w:instrText xml:space="preserve"> PAGEREF _Toc209105151 \h </w:instrText>
         </w:r>
         <w:r>
           <w:rPr>
@@ -1064,7 +1064,7 @@
           <w14:ligatures w14:val="standardContextual"/>
         </w:rPr>
       </w:pPr>
-      <w:hyperlink w:anchor="_Toc207548875" w:history="1">
+      <w:hyperlink w:anchor="_Toc209105152" w:history="1">
         <w:r>
           <w:rPr>
             <w:rStyle w:val="a7"/>
@@ -1091,7 +1091,7 @@
             <w:noProof/>
             <w:webHidden/>
           </w:rPr>
-          <w:instrText xml:space="preserve"> PAGEREF _Toc207548875 \h </w:instrText>
+          <w:instrText xml:space="preserve"> PAGEREF _Toc209105152 \h </w:instrText>
         </w:r>
         <w:r>
           <w:rPr>
@@ -1134,7 +1134,7 @@
           <w14:ligatures w14:val="standardContextual"/>
         </w:rPr>
       </w:pPr>
-      <w:hyperlink w:anchor="_Toc207548876" w:history="1">
+      <w:hyperlink w:anchor="_Toc209105153" w:history="1">
         <w:r>
           <w:rPr>
             <w:rStyle w:val="a7"/>
@@ -1161,7 +1161,7 @@
             <w:noProof/>
             <w:webHidden/>
           </w:rPr>
-          <w:instrText xml:space="preserve"> PAGEREF _Toc207548876 \h </w:instrText>
+          <w:instrText xml:space="preserve"> PAGEREF _Toc209105153 \h </w:instrText>
         </w:r>
         <w:r>
           <w:rPr>
@@ -1204,7 +1204,7 @@
           <w14:ligatures w14:val="standardContextual"/>
         </w:rPr>
       </w:pPr>
-      <w:hyperlink w:anchor="_Toc207548877" w:history="1">
+      <w:hyperlink w:anchor="_Toc209105154" w:history="1">
         <w:r>
           <w:rPr>
             <w:rStyle w:val="a7"/>
@@ -1231,7 +1231,7 @@
             <w:noProof/>
             <w:webHidden/>
           </w:rPr>
-          <w:instrText xml:space="preserve"> PAGEREF _Toc207548877 \h </w:instrText>
+          <w:instrText xml:space="preserve"> PAGEREF _Toc209105154 \h </w:instrText>
         </w:r>
         <w:r>
           <w:rPr>
@@ -1274,7 +1274,7 @@
           <w14:ligatures w14:val="standardContextual"/>
         </w:rPr>
       </w:pPr>
-      <w:hyperlink w:anchor="_Toc207548878" w:history="1">
+      <w:hyperlink w:anchor="_Toc209105155" w:history="1">
         <w:r>
           <w:rPr>
             <w:rStyle w:val="a7"/>
@@ -1301,7 +1301,7 @@
             <w:noProof/>
             <w:webHidden/>
           </w:rPr>
-          <w:instrText xml:space="preserve"> PAGEREF _Toc207548878 \h </w:instrText>
+          <w:instrText xml:space="preserve"> PAGEREF _Toc209105155 \h </w:instrText>
         </w:r>
         <w:r>
           <w:rPr>
@@ -1344,7 +1344,7 @@
           <w14:ligatures w14:val="standardContextual"/>
         </w:rPr>
       </w:pPr>
-      <w:hyperlink w:anchor="_Toc207548879" w:history="1">
+      <w:hyperlink w:anchor="_Toc209105156" w:history="1">
         <w:r>
           <w:rPr>
             <w:rStyle w:val="a7"/>
@@ -1371,7 +1371,7 @@
             <w:noProof/>
             <w:webHidden/>
           </w:rPr>
-          <w:instrText xml:space="preserve"> PAGEREF _Toc207548879 \h </w:instrText>
+          <w:instrText xml:space="preserve"> PAGEREF _Toc209105156 \h </w:instrText>
         </w:r>
         <w:r>
           <w:rPr>
@@ -1414,7 +1414,7 @@
           <w14:ligatures w14:val="standardContextual"/>
         </w:rPr>
       </w:pPr>
-      <w:hyperlink w:anchor="_Toc207548880" w:history="1">
+      <w:hyperlink w:anchor="_Toc209105157" w:history="1">
         <w:r>
           <w:rPr>
             <w:rStyle w:val="a7"/>
@@ -1441,7 +1441,7 @@
             <w:noProof/>
             <w:webHidden/>
           </w:rPr>
-          <w:instrText xml:space="preserve"> PAGEREF _Toc207548880 \h </w:instrText>
+          <w:instrText xml:space="preserve"> PAGEREF _Toc209105157 \h </w:instrText>
         </w:r>
         <w:r>
           <w:rPr>
@@ -1484,7 +1484,7 @@
           <w14:ligatures w14:val="standardContextual"/>
         </w:rPr>
       </w:pPr>
-      <w:hyperlink w:anchor="_Toc207548881" w:history="1">
+      <w:hyperlink w:anchor="_Toc209105158" w:history="1">
         <w:r>
           <w:rPr>
             <w:rStyle w:val="a7"/>
@@ -1511,7 +1511,7 @@
             <w:noProof/>
             <w:webHidden/>
           </w:rPr>
-          <w:instrText xml:space="preserve"> PAGEREF _Toc207548881 \h </w:instrText>
+          <w:instrText xml:space="preserve"> PAGEREF _Toc209105158 \h </w:instrText>
         </w:r>
         <w:r>
           <w:rPr>
@@ -1554,7 +1554,7 @@
           <w14:ligatures w14:val="standardContextual"/>
         </w:rPr>
       </w:pPr>
-      <w:hyperlink w:anchor="_Toc207548882" w:history="1">
+      <w:hyperlink w:anchor="_Toc209105159" w:history="1">
         <w:r>
           <w:rPr>
             <w:rStyle w:val="a7"/>
@@ -1581,7 +1581,7 @@
             <w:noProof/>
             <w:webHidden/>
           </w:rPr>
-          <w:instrText xml:space="preserve"> PAGEREF _Toc207548882 \h </w:instrText>
+          <w:instrText xml:space="preserve"> PAGEREF _Toc209105159 \h </w:instrText>
         </w:r>
         <w:r>
           <w:rPr>
@@ -1624,7 +1624,7 @@
           <w14:ligatures w14:val="standardContextual"/>
         </w:rPr>
       </w:pPr>
-      <w:hyperlink w:anchor="_Toc207548883" w:history="1">
+      <w:hyperlink w:anchor="_Toc209105160" w:history="1">
         <w:r>
           <w:rPr>
             <w:rStyle w:val="a7"/>
@@ -1651,7 +1651,7 @@
             <w:noProof/>
             <w:webHidden/>
           </w:rPr>
-          <w:instrText xml:space="preserve"> PAGEREF _Toc207548883 \h </w:instrText>
+          <w:instrText xml:space="preserve"> PAGEREF _Toc209105160 \h </w:instrText>
         </w:r>
         <w:r>
           <w:rPr>
@@ -1694,7 +1694,7 @@
           <w14:ligatures w14:val="standardContextual"/>
         </w:rPr>
       </w:pPr>
-      <w:hyperlink w:anchor="_Toc207548884" w:history="1">
+      <w:hyperlink w:anchor="_Toc209105161" w:history="1">
         <w:r>
           <w:rPr>
             <w:rStyle w:val="a7"/>
@@ -1721,7 +1721,7 @@
             <w:noProof/>
             <w:webHidden/>
           </w:rPr>
-          <w:instrText xml:space="preserve"> PAGEREF _Toc207548884 \h </w:instrText>
+          <w:instrText xml:space="preserve"> PAGEREF _Toc209105161 \h </w:instrText>
         </w:r>
         <w:r>
           <w:rPr>
@@ -1764,7 +1764,7 @@
           <w14:ligatures w14:val="standardContextual"/>
         </w:rPr>
       </w:pPr>
-      <w:hyperlink w:anchor="_Toc207548885" w:history="1">
+      <w:hyperlink w:anchor="_Toc209105162" w:history="1">
         <w:r>
           <w:rPr>
             <w:rStyle w:val="a7"/>
@@ -1791,7 +1791,7 @@
             <w:noProof/>
             <w:webHidden/>
           </w:rPr>
-          <w:instrText xml:space="preserve"> PAGEREF _Toc207548885 \h </w:instrText>
+          <w:instrText xml:space="preserve"> PAGEREF _Toc209105162 \h </w:instrText>
         </w:r>
         <w:r>
           <w:rPr>
@@ -1834,7 +1834,7 @@
           <w14:ligatures w14:val="standardContextual"/>
         </w:rPr>
       </w:pPr>
-      <w:hyperlink w:anchor="_Toc207548886" w:history="1">
+      <w:hyperlink w:anchor="_Toc209105163" w:history="1">
         <w:r>
           <w:rPr>
             <w:rStyle w:val="a7"/>
@@ -1861,7 +1861,7 @@
             <w:noProof/>
             <w:webHidden/>
           </w:rPr>
-          <w:instrText xml:space="preserve"> PAGEREF _Toc207548886 \h </w:instrText>
+          <w:instrText xml:space="preserve"> PAGEREF _Toc209105163 \h </w:instrText>
         </w:r>
         <w:r>
           <w:rPr>
@@ -1904,7 +1904,7 @@
           <w14:ligatures w14:val="standardContextual"/>
         </w:rPr>
       </w:pPr>
-      <w:hyperlink w:anchor="_Toc207548887" w:history="1">
+      <w:hyperlink w:anchor="_Toc209105164" w:history="1">
         <w:r>
           <w:rPr>
             <w:rStyle w:val="a7"/>
@@ -1931,7 +1931,7 @@
             <w:noProof/>
             <w:webHidden/>
           </w:rPr>
-          <w:instrText xml:space="preserve"> PAGEREF _Toc207548887 \h </w:instrText>
+          <w:instrText xml:space="preserve"> PAGEREF _Toc209105164 \h </w:instrText>
         </w:r>
         <w:r>
           <w:rPr>
@@ -1974,7 +1974,7 @@
           <w14:ligatures w14:val="standardContextual"/>
         </w:rPr>
       </w:pPr>
-      <w:hyperlink w:anchor="_Toc207548888" w:history="1">
+      <w:hyperlink w:anchor="_Toc209105165" w:history="1">
         <w:r>
           <w:rPr>
             <w:rStyle w:val="a7"/>
@@ -2001,7 +2001,7 @@
             <w:noProof/>
             <w:webHidden/>
           </w:rPr>
-          <w:instrText xml:space="preserve"> PAGEREF _Toc207548888 \h </w:instrText>
+          <w:instrText xml:space="preserve"> PAGEREF _Toc209105165 \h </w:instrText>
         </w:r>
         <w:r>
           <w:rPr>
@@ -2044,7 +2044,7 @@
           <w14:ligatures w14:val="standardContextual"/>
         </w:rPr>
       </w:pPr>
-      <w:hyperlink w:anchor="_Toc207548889" w:history="1">
+      <w:hyperlink w:anchor="_Toc209105166" w:history="1">
         <w:r>
           <w:rPr>
             <w:rStyle w:val="a7"/>
@@ -2071,7 +2071,7 @@
             <w:noProof/>
             <w:webHidden/>
           </w:rPr>
-          <w:instrText xml:space="preserve"> PAGEREF _Toc207548889 \h </w:instrText>
+          <w:instrText xml:space="preserve"> PAGEREF _Toc209105166 \h </w:instrText>
         </w:r>
         <w:r>
           <w:rPr>
@@ -2114,7 +2114,7 @@
       <w:pPr>
         <w:pStyle w:val="1"/>
       </w:pPr>
-      <w:bookmarkStart w:id="0" w:name="_Toc207548865"/>
+      <w:bookmarkStart w:id="0" w:name="_Toc209105142"/>
       <w:r>
         <w:lastRenderedPageBreak/>
         <w:t>ストーリー</w:t>
@@ -2350,7 +2350,7 @@
       <w:pPr>
         <w:pStyle w:val="1"/>
       </w:pPr>
-      <w:bookmarkStart w:id="1" w:name="_Toc207548866"/>
+      <w:bookmarkStart w:id="1" w:name="_Toc209105143"/>
       <w:r>
         <w:rPr>
           <w:rFonts w:hint="eastAsia"/>
@@ -2364,7 +2364,7 @@
       <w:pPr>
         <w:pStyle w:val="2"/>
       </w:pPr>
-      <w:bookmarkStart w:id="2" w:name="_Toc207548867"/>
+      <w:bookmarkStart w:id="2" w:name="_Toc209105144"/>
       <w:r>
         <w:rPr>
           <w:rFonts w:hint="eastAsia"/>
@@ -2646,6 +2646,14 @@
               </w:rPr>
               <w:t>テンキーの8426</w:t>
             </w:r>
+            <w:r>
+              <w:rPr>
+                <w:rFonts w:hint="eastAsia"/>
+                <w:b/>
+                <w:bCs/>
+              </w:rPr>
+              <w:t>キー</w:t>
+            </w:r>
           </w:p>
         </w:tc>
         <w:tc>
@@ -3039,7 +3047,7 @@
       <w:pPr>
         <w:pStyle w:val="2"/>
       </w:pPr>
-      <w:bookmarkStart w:id="3" w:name="_Toc207548868"/>
+      <w:bookmarkStart w:id="3" w:name="_Toc209105145"/>
       <w:r>
         <w:rPr>
           <w:rFonts w:hint="eastAsia"/>
@@ -3073,8 +3081,8 @@
       </w:tblPr>
       <w:tblGrid>
         <w:gridCol w:w="2962"/>
-        <w:gridCol w:w="2126"/>
-        <w:gridCol w:w="1843"/>
+        <w:gridCol w:w="2268"/>
+        <w:gridCol w:w="1701"/>
         <w:gridCol w:w="2835"/>
       </w:tblGrid>
       <w:tr>
@@ -3103,7 +3111,7 @@
         </w:tc>
         <w:tc>
           <w:tcPr>
-            <w:tcW w:w="2126" w:type="dxa"/>
+            <w:tcW w:w="2268" w:type="dxa"/>
             <w:vAlign w:val="center"/>
           </w:tcPr>
           <w:p>
@@ -3122,7 +3130,7 @@
         </w:tc>
         <w:tc>
           <w:tcPr>
-            <w:tcW w:w="1843" w:type="dxa"/>
+            <w:tcW w:w="1701" w:type="dxa"/>
             <w:vAlign w:val="center"/>
           </w:tcPr>
           <w:p>
@@ -3216,7 +3224,7 @@
         </w:tc>
         <w:tc>
           <w:tcPr>
-            <w:tcW w:w="2126" w:type="dxa"/>
+            <w:tcW w:w="2268" w:type="dxa"/>
             <w:vAlign w:val="center"/>
           </w:tcPr>
           <w:p>
@@ -3295,12 +3303,16 @@
           <w:p>
             <w:pPr>
               <w:jc w:val="center"/>
+              <w:rPr>
+                <w:szCs w:val="21"/>
+              </w:rPr>
             </w:pPr>
             <w:r>
               <w:rPr>
                 <w:rFonts w:hint="eastAsia"/>
                 <w:b/>
                 <w:bCs/>
+                <w:szCs w:val="21"/>
               </w:rPr>
               <w:t>テンキーの</w:t>
             </w:r>
@@ -3309,14 +3321,24 @@
                 <w:rFonts w:hint="eastAsia"/>
                 <w:b/>
                 <w:bCs/>
+                <w:szCs w:val="21"/>
               </w:rPr>
               <w:t>8426</w:t>
+            </w:r>
+            <w:r>
+              <w:rPr>
+                <w:rFonts w:hint="eastAsia"/>
+                <w:b/>
+                <w:bCs/>
+                <w:szCs w:val="21"/>
+              </w:rPr>
+              <w:t>キー</w:t>
             </w:r>
           </w:p>
         </w:tc>
         <w:tc>
           <w:tcPr>
-            <w:tcW w:w="1843" w:type="dxa"/>
+            <w:tcW w:w="1701" w:type="dxa"/>
             <w:vAlign w:val="center"/>
           </w:tcPr>
           <w:p>
@@ -3422,7 +3444,7 @@
         </w:tc>
         <w:tc>
           <w:tcPr>
-            <w:tcW w:w="2126" w:type="dxa"/>
+            <w:tcW w:w="2268" w:type="dxa"/>
             <w:vAlign w:val="center"/>
           </w:tcPr>
           <w:p>
@@ -3439,7 +3461,7 @@
         </w:tc>
         <w:tc>
           <w:tcPr>
-            <w:tcW w:w="1843" w:type="dxa"/>
+            <w:tcW w:w="1701" w:type="dxa"/>
             <w:vAlign w:val="center"/>
           </w:tcPr>
           <w:p>
@@ -3502,7 +3524,7 @@
         </w:tc>
         <w:tc>
           <w:tcPr>
-            <w:tcW w:w="2126" w:type="dxa"/>
+            <w:tcW w:w="2268" w:type="dxa"/>
             <w:vAlign w:val="center"/>
           </w:tcPr>
           <w:p>
@@ -3519,7 +3541,7 @@
         </w:tc>
         <w:tc>
           <w:tcPr>
-            <w:tcW w:w="1843" w:type="dxa"/>
+            <w:tcW w:w="1701" w:type="dxa"/>
             <w:vAlign w:val="center"/>
           </w:tcPr>
           <w:p>
@@ -3703,7 +3725,7 @@
         </w:tc>
         <w:tc>
           <w:tcPr>
-            <w:tcW w:w="2126" w:type="dxa"/>
+            <w:tcW w:w="2268" w:type="dxa"/>
             <w:vAlign w:val="center"/>
           </w:tcPr>
           <w:p>
@@ -3720,7 +3742,7 @@
         </w:tc>
         <w:tc>
           <w:tcPr>
-            <w:tcW w:w="1843" w:type="dxa"/>
+            <w:tcW w:w="1701" w:type="dxa"/>
             <w:vAlign w:val="center"/>
           </w:tcPr>
           <w:p>
@@ -3922,7 +3944,7 @@
         </w:tc>
         <w:tc>
           <w:tcPr>
-            <w:tcW w:w="2126" w:type="dxa"/>
+            <w:tcW w:w="2268" w:type="dxa"/>
             <w:vAlign w:val="center"/>
           </w:tcPr>
           <w:p>
@@ -3939,7 +3961,7 @@
         </w:tc>
         <w:tc>
           <w:tcPr>
-            <w:tcW w:w="1843" w:type="dxa"/>
+            <w:tcW w:w="1701" w:type="dxa"/>
             <w:vAlign w:val="center"/>
           </w:tcPr>
           <w:p>
@@ -4043,7 +4065,7 @@
         </w:tc>
         <w:tc>
           <w:tcPr>
-            <w:tcW w:w="2126" w:type="dxa"/>
+            <w:tcW w:w="2268" w:type="dxa"/>
             <w:vAlign w:val="center"/>
           </w:tcPr>
           <w:p>
@@ -4088,7 +4110,7 @@
         </w:tc>
         <w:tc>
           <w:tcPr>
-            <w:tcW w:w="1843" w:type="dxa"/>
+            <w:tcW w:w="1701" w:type="dxa"/>
             <w:vAlign w:val="center"/>
           </w:tcPr>
           <w:p>
@@ -4186,7 +4208,7 @@
         </w:tc>
         <w:tc>
           <w:tcPr>
-            <w:tcW w:w="2126" w:type="dxa"/>
+            <w:tcW w:w="2268" w:type="dxa"/>
             <w:vAlign w:val="center"/>
           </w:tcPr>
           <w:p>
@@ -4203,7 +4225,7 @@
         </w:tc>
         <w:tc>
           <w:tcPr>
-            <w:tcW w:w="1843" w:type="dxa"/>
+            <w:tcW w:w="1701" w:type="dxa"/>
             <w:vAlign w:val="center"/>
           </w:tcPr>
           <w:p>
@@ -4251,7 +4273,7 @@
       <w:pPr>
         <w:pStyle w:val="1"/>
       </w:pPr>
-      <w:bookmarkStart w:id="4" w:name="_Toc207548869"/>
+      <w:bookmarkStart w:id="4" w:name="_Toc209105146"/>
       <w:r>
         <w:rPr>
           <w:rFonts w:hint="eastAsia"/>
@@ -4474,7 +4496,7 @@
         <w:pStyle w:val="1"/>
       </w:pPr>
       <w:bookmarkStart w:id="5" w:name="_Toc206503001"/>
-      <w:bookmarkStart w:id="6" w:name="_Toc207548870"/>
+      <w:bookmarkStart w:id="6" w:name="_Toc209105147"/>
       <w:r>
         <w:rPr>
           <w:rFonts w:hint="eastAsia"/>
@@ -4842,7 +4864,7 @@
       <w:pPr>
         <w:pStyle w:val="1"/>
       </w:pPr>
-      <w:bookmarkStart w:id="7" w:name="_Toc207548871"/>
+      <w:bookmarkStart w:id="7" w:name="_Toc209105148"/>
       <w:r>
         <w:rPr>
           <w:rFonts w:hint="eastAsia"/>
@@ -5071,7 +5093,7 @@
       <w:pPr>
         <w:pStyle w:val="1"/>
       </w:pPr>
-      <w:bookmarkStart w:id="8" w:name="_Toc207548872"/>
+      <w:bookmarkStart w:id="8" w:name="_Toc209105149"/>
       <w:r>
         <w:rPr>
           <w:rFonts w:hint="eastAsia"/>
@@ -5300,7 +5322,7 @@
       <w:pPr>
         <w:pStyle w:val="2"/>
       </w:pPr>
-      <w:bookmarkStart w:id="9" w:name="_Toc207548873"/>
+      <w:bookmarkStart w:id="9" w:name="_Toc209105150"/>
       <w:r>
         <w:t>“</w:t>
       </w:r>
@@ -5368,7 +5390,7 @@
       <w:pPr>
         <w:pStyle w:val="2"/>
       </w:pPr>
-      <w:bookmarkStart w:id="10" w:name="_Toc207548874"/>
+      <w:bookmarkStart w:id="10" w:name="_Toc209105151"/>
       <w:r>
         <w:lastRenderedPageBreak/>
         <w:t>“</w:t>
@@ -5502,7 +5524,7 @@
       <w:pPr>
         <w:pStyle w:val="2"/>
       </w:pPr>
-      <w:bookmarkStart w:id="11" w:name="_Toc207548875"/>
+      <w:bookmarkStart w:id="11" w:name="_Toc209105152"/>
       <w:r>
         <w:t>“</w:t>
       </w:r>
@@ -5850,7 +5872,7 @@
       <w:pPr>
         <w:pStyle w:val="2"/>
       </w:pPr>
-      <w:bookmarkStart w:id="12" w:name="_Toc207548876"/>
+      <w:bookmarkStart w:id="12" w:name="_Toc209105153"/>
       <w:r>
         <w:lastRenderedPageBreak/>
         <w:t>“</w:t>
@@ -5958,7 +5980,7 @@
       <w:pPr>
         <w:pStyle w:val="2"/>
       </w:pPr>
-      <w:bookmarkStart w:id="13" w:name="_Toc207548877"/>
+      <w:bookmarkStart w:id="13" w:name="_Toc209105154"/>
       <w:r>
         <w:t>“</w:t>
       </w:r>
@@ -6168,7 +6190,7 @@
       <w:pPr>
         <w:pStyle w:val="2"/>
       </w:pPr>
-      <w:bookmarkStart w:id="14" w:name="_Toc207548878"/>
+      <w:bookmarkStart w:id="14" w:name="_Toc209105155"/>
       <w:r>
         <w:lastRenderedPageBreak/>
         <w:t>“</w:t>
@@ -6472,7 +6494,7 @@
       <w:pPr>
         <w:pStyle w:val="1"/>
       </w:pPr>
-      <w:bookmarkStart w:id="15" w:name="_Toc207548879"/>
+      <w:bookmarkStart w:id="15" w:name="_Toc209105156"/>
       <w:r>
         <w:rPr>
           <w:rFonts w:hint="eastAsia"/>
@@ -6779,7 +6801,7 @@
       <w:pPr>
         <w:pStyle w:val="1"/>
       </w:pPr>
-      <w:bookmarkStart w:id="16" w:name="_Toc207548880"/>
+      <w:bookmarkStart w:id="16" w:name="_Toc209105157"/>
       <w:r>
         <w:rPr>
           <w:rFonts w:hint="eastAsia"/>
@@ -7050,7 +7072,7 @@
       <w:pPr>
         <w:pStyle w:val="1"/>
       </w:pPr>
-      <w:bookmarkStart w:id="17" w:name="_Toc207548881"/>
+      <w:bookmarkStart w:id="17" w:name="_Toc209105158"/>
       <w:r>
         <w:rPr>
           <w:rFonts w:hint="eastAsia"/>
@@ -7489,7 +7511,7 @@
       <w:pPr>
         <w:pStyle w:val="1"/>
       </w:pPr>
-      <w:bookmarkStart w:id="18" w:name="_Toc207548882"/>
+      <w:bookmarkStart w:id="18" w:name="_Toc209105159"/>
       <w:r>
         <w:rPr>
           <w:rFonts w:hint="eastAsia"/>
@@ -7954,7 +7976,7 @@
       <w:pPr>
         <w:pStyle w:val="1"/>
       </w:pPr>
-      <w:bookmarkStart w:id="19" w:name="_Toc207548883"/>
+      <w:bookmarkStart w:id="19" w:name="_Toc209105160"/>
       <w:r>
         <w:rPr>
           <w:rFonts w:hint="eastAsia"/>
@@ -8212,7 +8234,7 @@
       <w:pPr>
         <w:pStyle w:val="1"/>
       </w:pPr>
-      <w:bookmarkStart w:id="20" w:name="_Toc207548884"/>
+      <w:bookmarkStart w:id="20" w:name="_Toc209105161"/>
       <w:r>
         <w:rPr>
           <w:rFonts w:hint="eastAsia"/>
@@ -9255,7 +9277,7 @@
       <w:pPr>
         <w:pStyle w:val="1"/>
       </w:pPr>
-      <w:bookmarkStart w:id="21" w:name="_Toc207548885"/>
+      <w:bookmarkStart w:id="21" w:name="_Toc209105162"/>
       <w:r>
         <w:rPr>
           <w:rFonts w:hint="eastAsia"/>
@@ -9388,7 +9410,7 @@
       <w:pPr>
         <w:pStyle w:val="1"/>
       </w:pPr>
-      <w:bookmarkStart w:id="22" w:name="_Toc207548886"/>
+      <w:bookmarkStart w:id="22" w:name="_Toc209105163"/>
       <w:r>
         <w:rPr>
           <w:rFonts w:hint="eastAsia"/>
@@ -10657,7 +10679,7 @@
       <w:pPr>
         <w:pStyle w:val="1"/>
       </w:pPr>
-      <w:bookmarkStart w:id="23" w:name="_Toc207548887"/>
+      <w:bookmarkStart w:id="23" w:name="_Toc209105164"/>
       <w:r>
         <w:rPr>
           <w:rFonts w:hint="eastAsia"/>
@@ -11168,7 +11190,7 @@
       <w:pPr>
         <w:pStyle w:val="1"/>
       </w:pPr>
-      <w:bookmarkStart w:id="24" w:name="_Toc207548888"/>
+      <w:bookmarkStart w:id="24" w:name="_Toc209105165"/>
       <w:r>
         <w:rPr>
           <w:rFonts w:hint="eastAsia"/>
@@ -11719,7 +11741,7 @@
         <w:pStyle w:val="1"/>
         <w:jc w:val="left"/>
       </w:pPr>
-      <w:bookmarkStart w:id="25" w:name="_Toc207548889"/>
+      <w:bookmarkStart w:id="25" w:name="_Toc209105166"/>
       <w:r>
         <w:rPr>
           <w:rFonts w:hint="eastAsia"/>
@@ -11733,19 +11755,11 @@
       <w:pPr>
         <w:jc w:val="center"/>
       </w:pPr>
-      <w:proofErr w:type="gramStart"/>
-      <w:r>
-        <w:rPr>
-          <w:rFonts w:hint="eastAsia"/>
-        </w:rPr>
-        <w:t>みんな</w:t>
-      </w:r>
-      <w:proofErr w:type="gramEnd"/>
-      <w:r>
-        <w:rPr>
-          <w:rFonts w:hint="eastAsia"/>
-        </w:rPr>
-        <w:t>で歌おう</w:t>
+      <w:r>
+        <w:rPr>
+          <w:rFonts w:hint="eastAsia"/>
+        </w:rPr>
+        <w:t>みんなで歌おう</w:t>
       </w:r>
     </w:p>
     <w:p>
@@ -11775,19 +11789,11 @@
       <w:pPr>
         <w:jc w:val="center"/>
       </w:pPr>
-      <w:proofErr w:type="gramStart"/>
-      <w:r>
-        <w:rPr>
-          <w:rFonts w:hint="eastAsia"/>
-        </w:rPr>
-        <w:t xml:space="preserve">( </w:t>
-      </w:r>
-      <w:proofErr w:type="gramEnd"/>
-      <w:r>
-        <w:rPr>
-          <w:rFonts w:hint="eastAsia"/>
-        </w:rPr>
-        <w:t>一 )</w:t>
+      <w:r>
+        <w:rPr>
+          <w:rFonts w:hint="eastAsia"/>
+        </w:rPr>
+        <w:t>( 一 )</w:t>
       </w:r>
     </w:p>
     <w:p>
@@ -11929,19 +11935,11 @@
       <w:pPr>
         <w:jc w:val="center"/>
       </w:pPr>
-      <w:proofErr w:type="gramStart"/>
-      <w:r>
-        <w:rPr>
-          <w:rFonts w:hint="eastAsia"/>
-        </w:rPr>
-        <w:t xml:space="preserve">( </w:t>
-      </w:r>
-      <w:proofErr w:type="gramEnd"/>
-      <w:r>
-        <w:rPr>
-          <w:rFonts w:hint="eastAsia"/>
-        </w:rPr>
-        <w:t>二 )</w:t>
+      <w:r>
+        <w:rPr>
+          <w:rFonts w:hint="eastAsia"/>
+        </w:rPr>
+        <w:t>( 二 )</w:t>
       </w:r>
     </w:p>
     <w:p>

--- a/documents/manual/manual.docx
+++ b/documents/manual/manual.docx
@@ -219,7 +219,7 @@
           <w:sz w:val="24"/>
           <w:szCs w:val="24"/>
         </w:rPr>
-        <w:t>5</w:t>
+        <w:t>6</w:t>
       </w:r>
     </w:p>
     <w:p>
@@ -291,7 +291,7 @@
           <w:sz w:val="24"/>
           <w:szCs w:val="24"/>
         </w:rPr>
-        <w:t>18</w:t>
+        <w:t>21</w:t>
       </w:r>
       <w:r>
         <w:rPr>
@@ -364,7 +364,7 @@
       <w:r>
         <w:fldChar w:fldCharType="separate"/>
       </w:r>
-      <w:hyperlink w:anchor="_Toc209105142" w:history="1">
+      <w:hyperlink w:anchor="_Toc209361360" w:history="1">
         <w:r>
           <w:rPr>
             <w:rStyle w:val="a7"/>
@@ -391,7 +391,7 @@
             <w:noProof/>
             <w:webHidden/>
           </w:rPr>
-          <w:instrText xml:space="preserve"> PAGEREF _Toc209105142 \h </w:instrText>
+          <w:instrText xml:space="preserve"> PAGEREF _Toc209361360 \h </w:instrText>
         </w:r>
         <w:r>
           <w:rPr>
@@ -434,7 +434,7 @@
           <w14:ligatures w14:val="standardContextual"/>
         </w:rPr>
       </w:pPr>
-      <w:hyperlink w:anchor="_Toc209105143" w:history="1">
+      <w:hyperlink w:anchor="_Toc209361361" w:history="1">
         <w:r>
           <w:rPr>
             <w:rStyle w:val="a7"/>
@@ -461,7 +461,7 @@
             <w:noProof/>
             <w:webHidden/>
           </w:rPr>
-          <w:instrText xml:space="preserve"> PAGEREF _Toc209105143 \h </w:instrText>
+          <w:instrText xml:space="preserve"> PAGEREF _Toc209361361 \h </w:instrText>
         </w:r>
         <w:r>
           <w:rPr>
@@ -504,7 +504,7 @@
           <w14:ligatures w14:val="standardContextual"/>
         </w:rPr>
       </w:pPr>
-      <w:hyperlink w:anchor="_Toc209105144" w:history="1">
+      <w:hyperlink w:anchor="_Toc209361362" w:history="1">
         <w:r>
           <w:rPr>
             <w:rStyle w:val="a7"/>
@@ -531,7 +531,7 @@
             <w:noProof/>
             <w:webHidden/>
           </w:rPr>
-          <w:instrText xml:space="preserve"> PAGEREF _Toc209105144 \h </w:instrText>
+          <w:instrText xml:space="preserve"> PAGEREF _Toc209361362 \h </w:instrText>
         </w:r>
         <w:r>
           <w:rPr>
@@ -574,7 +574,7 @@
           <w14:ligatures w14:val="standardContextual"/>
         </w:rPr>
       </w:pPr>
-      <w:hyperlink w:anchor="_Toc209105145" w:history="1">
+      <w:hyperlink w:anchor="_Toc209361363" w:history="1">
         <w:r>
           <w:rPr>
             <w:rStyle w:val="a7"/>
@@ -601,7 +601,7 @@
             <w:noProof/>
             <w:webHidden/>
           </w:rPr>
-          <w:instrText xml:space="preserve"> PAGEREF _Toc209105145 \h </w:instrText>
+          <w:instrText xml:space="preserve"> PAGEREF _Toc209361363 \h </w:instrText>
         </w:r>
         <w:r>
           <w:rPr>
@@ -644,13 +644,13 @@
           <w14:ligatures w14:val="standardContextual"/>
         </w:rPr>
       </w:pPr>
-      <w:hyperlink w:anchor="_Toc209105146" w:history="1">
+      <w:hyperlink w:anchor="_Toc209361364" w:history="1">
         <w:r>
           <w:rPr>
             <w:rStyle w:val="a7"/>
             <w:noProof/>
           </w:rPr>
-          <w:t>ゲームの動作環境</w:t>
+          <w:t>タイトル画面</w:t>
         </w:r>
         <w:r>
           <w:rPr>
@@ -671,7 +671,7 @@
             <w:noProof/>
             <w:webHidden/>
           </w:rPr>
-          <w:instrText xml:space="preserve"> PAGEREF _Toc209105146 \h </w:instrText>
+          <w:instrText xml:space="preserve"> PAGEREF _Toc209361364 \h </w:instrText>
         </w:r>
         <w:r>
           <w:rPr>
@@ -691,7 +691,427 @@
             <w:noProof/>
             <w:webHidden/>
           </w:rPr>
-          <w:t>5</w:t>
+          <w:t>6</w:t>
+        </w:r>
+        <w:r>
+          <w:rPr>
+            <w:noProof/>
+            <w:webHidden/>
+          </w:rPr>
+          <w:fldChar w:fldCharType="end"/>
+        </w:r>
+      </w:hyperlink>
+    </w:p>
+    <w:p>
+      <w:pPr>
+        <w:pStyle w:val="21"/>
+        <w:tabs>
+          <w:tab w:val="right" w:leader="dot" w:pos="9736"/>
+        </w:tabs>
+        <w:rPr>
+          <w:noProof/>
+          <w:szCs w:val="24"/>
+          <w14:ligatures w14:val="standardContextual"/>
+        </w:rPr>
+      </w:pPr>
+      <w:hyperlink w:anchor="_Toc209361365" w:history="1">
+        <w:r>
+          <w:rPr>
+            <w:rStyle w:val="a7"/>
+            <w:noProof/>
+          </w:rPr>
+          <w:t>“最初から”ボタン</w:t>
+        </w:r>
+        <w:r>
+          <w:rPr>
+            <w:noProof/>
+            <w:webHidden/>
+          </w:rPr>
+          <w:tab/>
+        </w:r>
+        <w:r>
+          <w:rPr>
+            <w:noProof/>
+            <w:webHidden/>
+          </w:rPr>
+          <w:fldChar w:fldCharType="begin"/>
+        </w:r>
+        <w:r>
+          <w:rPr>
+            <w:noProof/>
+            <w:webHidden/>
+          </w:rPr>
+          <w:instrText xml:space="preserve"> PAGEREF _Toc209361365 \h </w:instrText>
+        </w:r>
+        <w:r>
+          <w:rPr>
+            <w:noProof/>
+            <w:webHidden/>
+          </w:rPr>
+        </w:r>
+        <w:r>
+          <w:rPr>
+            <w:noProof/>
+            <w:webHidden/>
+          </w:rPr>
+          <w:fldChar w:fldCharType="separate"/>
+        </w:r>
+        <w:r>
+          <w:rPr>
+            <w:noProof/>
+            <w:webHidden/>
+          </w:rPr>
+          <w:t>6</w:t>
+        </w:r>
+        <w:r>
+          <w:rPr>
+            <w:noProof/>
+            <w:webHidden/>
+          </w:rPr>
+          <w:fldChar w:fldCharType="end"/>
+        </w:r>
+      </w:hyperlink>
+    </w:p>
+    <w:p>
+      <w:pPr>
+        <w:pStyle w:val="21"/>
+        <w:tabs>
+          <w:tab w:val="right" w:leader="dot" w:pos="9736"/>
+        </w:tabs>
+        <w:rPr>
+          <w:noProof/>
+          <w:szCs w:val="24"/>
+          <w14:ligatures w14:val="standardContextual"/>
+        </w:rPr>
+      </w:pPr>
+      <w:hyperlink w:anchor="_Toc209361366" w:history="1">
+        <w:r>
+          <w:rPr>
+            <w:rStyle w:val="a7"/>
+            <w:noProof/>
+          </w:rPr>
+          <w:t>“ストーリー”ボタン</w:t>
+        </w:r>
+        <w:r>
+          <w:rPr>
+            <w:noProof/>
+            <w:webHidden/>
+          </w:rPr>
+          <w:tab/>
+        </w:r>
+        <w:r>
+          <w:rPr>
+            <w:noProof/>
+            <w:webHidden/>
+          </w:rPr>
+          <w:fldChar w:fldCharType="begin"/>
+        </w:r>
+        <w:r>
+          <w:rPr>
+            <w:noProof/>
+            <w:webHidden/>
+          </w:rPr>
+          <w:instrText xml:space="preserve"> PAGEREF _Toc209361366 \h </w:instrText>
+        </w:r>
+        <w:r>
+          <w:rPr>
+            <w:noProof/>
+            <w:webHidden/>
+          </w:rPr>
+        </w:r>
+        <w:r>
+          <w:rPr>
+            <w:noProof/>
+            <w:webHidden/>
+          </w:rPr>
+          <w:fldChar w:fldCharType="separate"/>
+        </w:r>
+        <w:r>
+          <w:rPr>
+            <w:noProof/>
+            <w:webHidden/>
+          </w:rPr>
+          <w:t>7</w:t>
+        </w:r>
+        <w:r>
+          <w:rPr>
+            <w:noProof/>
+            <w:webHidden/>
+          </w:rPr>
+          <w:fldChar w:fldCharType="end"/>
+        </w:r>
+      </w:hyperlink>
+    </w:p>
+    <w:p>
+      <w:pPr>
+        <w:pStyle w:val="21"/>
+        <w:tabs>
+          <w:tab w:val="right" w:leader="dot" w:pos="9736"/>
+        </w:tabs>
+        <w:rPr>
+          <w:noProof/>
+          <w:szCs w:val="24"/>
+          <w14:ligatures w14:val="standardContextual"/>
+        </w:rPr>
+      </w:pPr>
+      <w:hyperlink w:anchor="_Toc209361367" w:history="1">
+        <w:r>
+          <w:rPr>
+            <w:rStyle w:val="a7"/>
+            <w:noProof/>
+          </w:rPr>
+          <w:t>“設定一覧”ボタン</w:t>
+        </w:r>
+        <w:r>
+          <w:rPr>
+            <w:noProof/>
+            <w:webHidden/>
+          </w:rPr>
+          <w:tab/>
+        </w:r>
+        <w:r>
+          <w:rPr>
+            <w:noProof/>
+            <w:webHidden/>
+          </w:rPr>
+          <w:fldChar w:fldCharType="begin"/>
+        </w:r>
+        <w:r>
+          <w:rPr>
+            <w:noProof/>
+            <w:webHidden/>
+          </w:rPr>
+          <w:instrText xml:space="preserve"> PAGEREF _Toc209361367 \h </w:instrText>
+        </w:r>
+        <w:r>
+          <w:rPr>
+            <w:noProof/>
+            <w:webHidden/>
+          </w:rPr>
+        </w:r>
+        <w:r>
+          <w:rPr>
+            <w:noProof/>
+            <w:webHidden/>
+          </w:rPr>
+          <w:fldChar w:fldCharType="separate"/>
+        </w:r>
+        <w:r>
+          <w:rPr>
+            <w:noProof/>
+            <w:webHidden/>
+          </w:rPr>
+          <w:t>7</w:t>
+        </w:r>
+        <w:r>
+          <w:rPr>
+            <w:noProof/>
+            <w:webHidden/>
+          </w:rPr>
+          <w:fldChar w:fldCharType="end"/>
+        </w:r>
+      </w:hyperlink>
+    </w:p>
+    <w:p>
+      <w:pPr>
+        <w:pStyle w:val="21"/>
+        <w:tabs>
+          <w:tab w:val="right" w:leader="dot" w:pos="9736"/>
+        </w:tabs>
+        <w:rPr>
+          <w:noProof/>
+          <w:szCs w:val="24"/>
+          <w14:ligatures w14:val="standardContextual"/>
+        </w:rPr>
+      </w:pPr>
+      <w:hyperlink w:anchor="_Toc209361368" w:history="1">
+        <w:r>
+          <w:rPr>
+            <w:rStyle w:val="a7"/>
+            <w:noProof/>
+          </w:rPr>
+          <w:t>“ハイスコア”ボタン</w:t>
+        </w:r>
+        <w:r>
+          <w:rPr>
+            <w:noProof/>
+            <w:webHidden/>
+          </w:rPr>
+          <w:tab/>
+        </w:r>
+        <w:r>
+          <w:rPr>
+            <w:noProof/>
+            <w:webHidden/>
+          </w:rPr>
+          <w:fldChar w:fldCharType="begin"/>
+        </w:r>
+        <w:r>
+          <w:rPr>
+            <w:noProof/>
+            <w:webHidden/>
+          </w:rPr>
+          <w:instrText xml:space="preserve"> PAGEREF _Toc209361368 \h </w:instrText>
+        </w:r>
+        <w:r>
+          <w:rPr>
+            <w:noProof/>
+            <w:webHidden/>
+          </w:rPr>
+        </w:r>
+        <w:r>
+          <w:rPr>
+            <w:noProof/>
+            <w:webHidden/>
+          </w:rPr>
+          <w:fldChar w:fldCharType="separate"/>
+        </w:r>
+        <w:r>
+          <w:rPr>
+            <w:noProof/>
+            <w:webHidden/>
+          </w:rPr>
+          <w:t>8</w:t>
+        </w:r>
+        <w:r>
+          <w:rPr>
+            <w:noProof/>
+            <w:webHidden/>
+          </w:rPr>
+          <w:fldChar w:fldCharType="end"/>
+        </w:r>
+      </w:hyperlink>
+    </w:p>
+    <w:p>
+      <w:pPr>
+        <w:pStyle w:val="21"/>
+        <w:tabs>
+          <w:tab w:val="right" w:leader="dot" w:pos="9736"/>
+        </w:tabs>
+        <w:rPr>
+          <w:noProof/>
+          <w:szCs w:val="24"/>
+          <w14:ligatures w14:val="standardContextual"/>
+        </w:rPr>
+      </w:pPr>
+      <w:hyperlink w:anchor="_Toc209361369" w:history="1">
+        <w:r>
+          <w:rPr>
+            <w:rStyle w:val="a7"/>
+            <w:noProof/>
+          </w:rPr>
+          <w:t>“終了”ボタン</w:t>
+        </w:r>
+        <w:r>
+          <w:rPr>
+            <w:noProof/>
+            <w:webHidden/>
+          </w:rPr>
+          <w:tab/>
+        </w:r>
+        <w:r>
+          <w:rPr>
+            <w:noProof/>
+            <w:webHidden/>
+          </w:rPr>
+          <w:fldChar w:fldCharType="begin"/>
+        </w:r>
+        <w:r>
+          <w:rPr>
+            <w:noProof/>
+            <w:webHidden/>
+          </w:rPr>
+          <w:instrText xml:space="preserve"> PAGEREF _Toc209361369 \h </w:instrText>
+        </w:r>
+        <w:r>
+          <w:rPr>
+            <w:noProof/>
+            <w:webHidden/>
+          </w:rPr>
+        </w:r>
+        <w:r>
+          <w:rPr>
+            <w:noProof/>
+            <w:webHidden/>
+          </w:rPr>
+          <w:fldChar w:fldCharType="separate"/>
+        </w:r>
+        <w:r>
+          <w:rPr>
+            <w:noProof/>
+            <w:webHidden/>
+          </w:rPr>
+          <w:t>8</w:t>
+        </w:r>
+        <w:r>
+          <w:rPr>
+            <w:noProof/>
+            <w:webHidden/>
+          </w:rPr>
+          <w:fldChar w:fldCharType="end"/>
+        </w:r>
+      </w:hyperlink>
+    </w:p>
+    <w:p>
+      <w:pPr>
+        <w:pStyle w:val="21"/>
+        <w:tabs>
+          <w:tab w:val="right" w:leader="dot" w:pos="9736"/>
+        </w:tabs>
+        <w:rPr>
+          <w:noProof/>
+          <w:szCs w:val="24"/>
+          <w14:ligatures w14:val="standardContextual"/>
+        </w:rPr>
+      </w:pPr>
+      <w:hyperlink w:anchor="_Toc209361370" w:history="1">
+        <w:r>
+          <w:rPr>
+            <w:rStyle w:val="a7"/>
+            <w:noProof/>
+          </w:rPr>
+          <w:t>“BGMを聞く”ボタン</w:t>
+        </w:r>
+        <w:r>
+          <w:rPr>
+            <w:noProof/>
+            <w:webHidden/>
+          </w:rPr>
+          <w:tab/>
+        </w:r>
+        <w:r>
+          <w:rPr>
+            <w:noProof/>
+            <w:webHidden/>
+          </w:rPr>
+          <w:fldChar w:fldCharType="begin"/>
+        </w:r>
+        <w:r>
+          <w:rPr>
+            <w:noProof/>
+            <w:webHidden/>
+          </w:rPr>
+          <w:instrText xml:space="preserve"> PAGEREF _Toc209361370 \h </w:instrText>
+        </w:r>
+        <w:r>
+          <w:rPr>
+            <w:noProof/>
+            <w:webHidden/>
+          </w:rPr>
+        </w:r>
+        <w:r>
+          <w:rPr>
+            <w:noProof/>
+            <w:webHidden/>
+          </w:rPr>
+          <w:fldChar w:fldCharType="separate"/>
+        </w:r>
+        <w:r>
+          <w:rPr>
+            <w:noProof/>
+            <w:webHidden/>
+          </w:rPr>
+          <w:t>8</w:t>
         </w:r>
         <w:r>
           <w:rPr>
@@ -714,13 +1134,13 @@
           <w14:ligatures w14:val="standardContextual"/>
         </w:rPr>
       </w:pPr>
-      <w:hyperlink w:anchor="_Toc209105147" w:history="1">
+      <w:hyperlink w:anchor="_Toc209361371" w:history="1">
         <w:r>
           <w:rPr>
             <w:rStyle w:val="a7"/>
             <w:noProof/>
           </w:rPr>
-          <w:t>ゲームのダウンロード、インストールとアンインストール</w:t>
+          <w:t>ジュークボックス画面</w:t>
         </w:r>
         <w:r>
           <w:rPr>
@@ -741,7 +1161,7 @@
             <w:noProof/>
             <w:webHidden/>
           </w:rPr>
-          <w:instrText xml:space="preserve"> PAGEREF _Toc209105147 \h </w:instrText>
+          <w:instrText xml:space="preserve"> PAGEREF _Toc209361371 \h </w:instrText>
         </w:r>
         <w:r>
           <w:rPr>
@@ -761,7 +1181,7 @@
             <w:noProof/>
             <w:webHidden/>
           </w:rPr>
-          <w:t>6</w:t>
+          <w:t>9</w:t>
         </w:r>
         <w:r>
           <w:rPr>
@@ -784,13 +1204,13 @@
           <w14:ligatures w14:val="standardContextual"/>
         </w:rPr>
       </w:pPr>
-      <w:hyperlink w:anchor="_Toc209105148" w:history="1">
+      <w:hyperlink w:anchor="_Toc209361372" w:history="1">
         <w:r>
           <w:rPr>
             <w:rStyle w:val="a7"/>
             <w:noProof/>
           </w:rPr>
-          <w:t>ゲームの起動</w:t>
+          <w:t>音量設定画面</w:t>
         </w:r>
         <w:r>
           <w:rPr>
@@ -811,7 +1231,7 @@
             <w:noProof/>
             <w:webHidden/>
           </w:rPr>
-          <w:instrText xml:space="preserve"> PAGEREF _Toc209105148 \h </w:instrText>
+          <w:instrText xml:space="preserve"> PAGEREF _Toc209361372 \h </w:instrText>
         </w:r>
         <w:r>
           <w:rPr>
@@ -831,7 +1251,7 @@
             <w:noProof/>
             <w:webHidden/>
           </w:rPr>
-          <w:t>6</w:t>
+          <w:t>10</w:t>
         </w:r>
         <w:r>
           <w:rPr>
@@ -854,13 +1274,13 @@
           <w14:ligatures w14:val="standardContextual"/>
         </w:rPr>
       </w:pPr>
-      <w:hyperlink w:anchor="_Toc209105149" w:history="1">
+      <w:hyperlink w:anchor="_Toc209361373" w:history="1">
         <w:r>
           <w:rPr>
             <w:rStyle w:val="a7"/>
             <w:noProof/>
           </w:rPr>
-          <w:t>タイトル画面</w:t>
+          <w:t>操作設定画面</w:t>
         </w:r>
         <w:r>
           <w:rPr>
@@ -881,7 +1301,7 @@
             <w:noProof/>
             <w:webHidden/>
           </w:rPr>
-          <w:instrText xml:space="preserve"> PAGEREF _Toc209105149 \h </w:instrText>
+          <w:instrText xml:space="preserve"> PAGEREF _Toc209361373 \h </w:instrText>
         </w:r>
         <w:r>
           <w:rPr>
@@ -901,427 +1321,7 @@
             <w:noProof/>
             <w:webHidden/>
           </w:rPr>
-          <w:t>7</w:t>
-        </w:r>
-        <w:r>
-          <w:rPr>
-            <w:noProof/>
-            <w:webHidden/>
-          </w:rPr>
-          <w:fldChar w:fldCharType="end"/>
-        </w:r>
-      </w:hyperlink>
-    </w:p>
-    <w:p>
-      <w:pPr>
-        <w:pStyle w:val="21"/>
-        <w:tabs>
-          <w:tab w:val="right" w:leader="dot" w:pos="9736"/>
-        </w:tabs>
-        <w:rPr>
-          <w:noProof/>
-          <w:szCs w:val="24"/>
-          <w14:ligatures w14:val="standardContextual"/>
-        </w:rPr>
-      </w:pPr>
-      <w:hyperlink w:anchor="_Toc209105150" w:history="1">
-        <w:r>
-          <w:rPr>
-            <w:rStyle w:val="a7"/>
-            <w:noProof/>
-          </w:rPr>
-          <w:t>“最初から”ボタン</w:t>
-        </w:r>
-        <w:r>
-          <w:rPr>
-            <w:noProof/>
-            <w:webHidden/>
-          </w:rPr>
-          <w:tab/>
-        </w:r>
-        <w:r>
-          <w:rPr>
-            <w:noProof/>
-            <w:webHidden/>
-          </w:rPr>
-          <w:fldChar w:fldCharType="begin"/>
-        </w:r>
-        <w:r>
-          <w:rPr>
-            <w:noProof/>
-            <w:webHidden/>
-          </w:rPr>
-          <w:instrText xml:space="preserve"> PAGEREF _Toc209105150 \h </w:instrText>
-        </w:r>
-        <w:r>
-          <w:rPr>
-            <w:noProof/>
-            <w:webHidden/>
-          </w:rPr>
-        </w:r>
-        <w:r>
-          <w:rPr>
-            <w:noProof/>
-            <w:webHidden/>
-          </w:rPr>
-          <w:fldChar w:fldCharType="separate"/>
-        </w:r>
-        <w:r>
-          <w:rPr>
-            <w:noProof/>
-            <w:webHidden/>
-          </w:rPr>
-          <w:t>7</w:t>
-        </w:r>
-        <w:r>
-          <w:rPr>
-            <w:noProof/>
-            <w:webHidden/>
-          </w:rPr>
-          <w:fldChar w:fldCharType="end"/>
-        </w:r>
-      </w:hyperlink>
-    </w:p>
-    <w:p>
-      <w:pPr>
-        <w:pStyle w:val="21"/>
-        <w:tabs>
-          <w:tab w:val="right" w:leader="dot" w:pos="9736"/>
-        </w:tabs>
-        <w:rPr>
-          <w:noProof/>
-          <w:szCs w:val="24"/>
-          <w14:ligatures w14:val="standardContextual"/>
-        </w:rPr>
-      </w:pPr>
-      <w:hyperlink w:anchor="_Toc209105151" w:history="1">
-        <w:r>
-          <w:rPr>
-            <w:rStyle w:val="a7"/>
-            <w:noProof/>
-          </w:rPr>
-          <w:t>“ストーリー”ボタン</w:t>
-        </w:r>
-        <w:r>
-          <w:rPr>
-            <w:noProof/>
-            <w:webHidden/>
-          </w:rPr>
-          <w:tab/>
-        </w:r>
-        <w:r>
-          <w:rPr>
-            <w:noProof/>
-            <w:webHidden/>
-          </w:rPr>
-          <w:fldChar w:fldCharType="begin"/>
-        </w:r>
-        <w:r>
-          <w:rPr>
-            <w:noProof/>
-            <w:webHidden/>
-          </w:rPr>
-          <w:instrText xml:space="preserve"> PAGEREF _Toc209105151 \h </w:instrText>
-        </w:r>
-        <w:r>
-          <w:rPr>
-            <w:noProof/>
-            <w:webHidden/>
-          </w:rPr>
-        </w:r>
-        <w:r>
-          <w:rPr>
-            <w:noProof/>
-            <w:webHidden/>
-          </w:rPr>
-          <w:fldChar w:fldCharType="separate"/>
-        </w:r>
-        <w:r>
-          <w:rPr>
-            <w:noProof/>
-            <w:webHidden/>
-          </w:rPr>
-          <w:t>8</w:t>
-        </w:r>
-        <w:r>
-          <w:rPr>
-            <w:noProof/>
-            <w:webHidden/>
-          </w:rPr>
-          <w:fldChar w:fldCharType="end"/>
-        </w:r>
-      </w:hyperlink>
-    </w:p>
-    <w:p>
-      <w:pPr>
-        <w:pStyle w:val="21"/>
-        <w:tabs>
-          <w:tab w:val="right" w:leader="dot" w:pos="9736"/>
-        </w:tabs>
-        <w:rPr>
-          <w:noProof/>
-          <w:szCs w:val="24"/>
-          <w14:ligatures w14:val="standardContextual"/>
-        </w:rPr>
-      </w:pPr>
-      <w:hyperlink w:anchor="_Toc209105152" w:history="1">
-        <w:r>
-          <w:rPr>
-            <w:rStyle w:val="a7"/>
-            <w:noProof/>
-          </w:rPr>
-          <w:t>“設定一覧”ボタン</w:t>
-        </w:r>
-        <w:r>
-          <w:rPr>
-            <w:noProof/>
-            <w:webHidden/>
-          </w:rPr>
-          <w:tab/>
-        </w:r>
-        <w:r>
-          <w:rPr>
-            <w:noProof/>
-            <w:webHidden/>
-          </w:rPr>
-          <w:fldChar w:fldCharType="begin"/>
-        </w:r>
-        <w:r>
-          <w:rPr>
-            <w:noProof/>
-            <w:webHidden/>
-          </w:rPr>
-          <w:instrText xml:space="preserve"> PAGEREF _Toc209105152 \h </w:instrText>
-        </w:r>
-        <w:r>
-          <w:rPr>
-            <w:noProof/>
-            <w:webHidden/>
-          </w:rPr>
-        </w:r>
-        <w:r>
-          <w:rPr>
-            <w:noProof/>
-            <w:webHidden/>
-          </w:rPr>
-          <w:fldChar w:fldCharType="separate"/>
-        </w:r>
-        <w:r>
-          <w:rPr>
-            <w:noProof/>
-            <w:webHidden/>
-          </w:rPr>
-          <w:t>8</w:t>
-        </w:r>
-        <w:r>
-          <w:rPr>
-            <w:noProof/>
-            <w:webHidden/>
-          </w:rPr>
-          <w:fldChar w:fldCharType="end"/>
-        </w:r>
-      </w:hyperlink>
-    </w:p>
-    <w:p>
-      <w:pPr>
-        <w:pStyle w:val="21"/>
-        <w:tabs>
-          <w:tab w:val="right" w:leader="dot" w:pos="9736"/>
-        </w:tabs>
-        <w:rPr>
-          <w:noProof/>
-          <w:szCs w:val="24"/>
-          <w14:ligatures w14:val="standardContextual"/>
-        </w:rPr>
-      </w:pPr>
-      <w:hyperlink w:anchor="_Toc209105153" w:history="1">
-        <w:r>
-          <w:rPr>
-            <w:rStyle w:val="a7"/>
-            <w:noProof/>
-          </w:rPr>
-          <w:t>“ハイスコア”ボタン</w:t>
-        </w:r>
-        <w:r>
-          <w:rPr>
-            <w:noProof/>
-            <w:webHidden/>
-          </w:rPr>
-          <w:tab/>
-        </w:r>
-        <w:r>
-          <w:rPr>
-            <w:noProof/>
-            <w:webHidden/>
-          </w:rPr>
-          <w:fldChar w:fldCharType="begin"/>
-        </w:r>
-        <w:r>
-          <w:rPr>
-            <w:noProof/>
-            <w:webHidden/>
-          </w:rPr>
-          <w:instrText xml:space="preserve"> PAGEREF _Toc209105153 \h </w:instrText>
-        </w:r>
-        <w:r>
-          <w:rPr>
-            <w:noProof/>
-            <w:webHidden/>
-          </w:rPr>
-        </w:r>
-        <w:r>
-          <w:rPr>
-            <w:noProof/>
-            <w:webHidden/>
-          </w:rPr>
-          <w:fldChar w:fldCharType="separate"/>
-        </w:r>
-        <w:r>
-          <w:rPr>
-            <w:noProof/>
-            <w:webHidden/>
-          </w:rPr>
-          <w:t>9</w:t>
-        </w:r>
-        <w:r>
-          <w:rPr>
-            <w:noProof/>
-            <w:webHidden/>
-          </w:rPr>
-          <w:fldChar w:fldCharType="end"/>
-        </w:r>
-      </w:hyperlink>
-    </w:p>
-    <w:p>
-      <w:pPr>
-        <w:pStyle w:val="21"/>
-        <w:tabs>
-          <w:tab w:val="right" w:leader="dot" w:pos="9736"/>
-        </w:tabs>
-        <w:rPr>
-          <w:noProof/>
-          <w:szCs w:val="24"/>
-          <w14:ligatures w14:val="standardContextual"/>
-        </w:rPr>
-      </w:pPr>
-      <w:hyperlink w:anchor="_Toc209105154" w:history="1">
-        <w:r>
-          <w:rPr>
-            <w:rStyle w:val="a7"/>
-            <w:noProof/>
-          </w:rPr>
-          <w:t>“終了”ボタン</w:t>
-        </w:r>
-        <w:r>
-          <w:rPr>
-            <w:noProof/>
-            <w:webHidden/>
-          </w:rPr>
-          <w:tab/>
-        </w:r>
-        <w:r>
-          <w:rPr>
-            <w:noProof/>
-            <w:webHidden/>
-          </w:rPr>
-          <w:fldChar w:fldCharType="begin"/>
-        </w:r>
-        <w:r>
-          <w:rPr>
-            <w:noProof/>
-            <w:webHidden/>
-          </w:rPr>
-          <w:instrText xml:space="preserve"> PAGEREF _Toc209105154 \h </w:instrText>
-        </w:r>
-        <w:r>
-          <w:rPr>
-            <w:noProof/>
-            <w:webHidden/>
-          </w:rPr>
-        </w:r>
-        <w:r>
-          <w:rPr>
-            <w:noProof/>
-            <w:webHidden/>
-          </w:rPr>
-          <w:fldChar w:fldCharType="separate"/>
-        </w:r>
-        <w:r>
-          <w:rPr>
-            <w:noProof/>
-            <w:webHidden/>
-          </w:rPr>
-          <w:t>9</w:t>
-        </w:r>
-        <w:r>
-          <w:rPr>
-            <w:noProof/>
-            <w:webHidden/>
-          </w:rPr>
-          <w:fldChar w:fldCharType="end"/>
-        </w:r>
-      </w:hyperlink>
-    </w:p>
-    <w:p>
-      <w:pPr>
-        <w:pStyle w:val="21"/>
-        <w:tabs>
-          <w:tab w:val="right" w:leader="dot" w:pos="9736"/>
-        </w:tabs>
-        <w:rPr>
-          <w:noProof/>
-          <w:szCs w:val="24"/>
-          <w14:ligatures w14:val="standardContextual"/>
-        </w:rPr>
-      </w:pPr>
-      <w:hyperlink w:anchor="_Toc209105155" w:history="1">
-        <w:r>
-          <w:rPr>
-            <w:rStyle w:val="a7"/>
-            <w:noProof/>
-          </w:rPr>
-          <w:t>“その他”ボタン</w:t>
-        </w:r>
-        <w:r>
-          <w:rPr>
-            <w:noProof/>
-            <w:webHidden/>
-          </w:rPr>
-          <w:tab/>
-        </w:r>
-        <w:r>
-          <w:rPr>
-            <w:noProof/>
-            <w:webHidden/>
-          </w:rPr>
-          <w:fldChar w:fldCharType="begin"/>
-        </w:r>
-        <w:r>
-          <w:rPr>
-            <w:noProof/>
-            <w:webHidden/>
-          </w:rPr>
-          <w:instrText xml:space="preserve"> PAGEREF _Toc209105155 \h </w:instrText>
-        </w:r>
-        <w:r>
-          <w:rPr>
-            <w:noProof/>
-            <w:webHidden/>
-          </w:rPr>
-        </w:r>
-        <w:r>
-          <w:rPr>
-            <w:noProof/>
-            <w:webHidden/>
-          </w:rPr>
-          <w:fldChar w:fldCharType="separate"/>
-        </w:r>
-        <w:r>
-          <w:rPr>
-            <w:noProof/>
-            <w:webHidden/>
-          </w:rPr>
-          <w:t>10</w:t>
+          <w:t>11</w:t>
         </w:r>
         <w:r>
           <w:rPr>
@@ -1344,13 +1344,13 @@
           <w14:ligatures w14:val="standardContextual"/>
         </w:rPr>
       </w:pPr>
-      <w:hyperlink w:anchor="_Toc209105156" w:history="1">
+      <w:hyperlink w:anchor="_Toc209361374" w:history="1">
         <w:r>
           <w:rPr>
             <w:rStyle w:val="a7"/>
             <w:noProof/>
           </w:rPr>
-          <w:t>ライセンス画面</w:t>
+          <w:t>画面設定画面</w:t>
         </w:r>
         <w:r>
           <w:rPr>
@@ -1371,7 +1371,7 @@
             <w:noProof/>
             <w:webHidden/>
           </w:rPr>
-          <w:instrText xml:space="preserve"> PAGEREF _Toc209105156 \h </w:instrText>
+          <w:instrText xml:space="preserve"> PAGEREF _Toc209361374 \h </w:instrText>
         </w:r>
         <w:r>
           <w:rPr>
@@ -1391,7 +1391,7 @@
             <w:noProof/>
             <w:webHidden/>
           </w:rPr>
-          <w:t>10</w:t>
+          <w:t>12</w:t>
         </w:r>
         <w:r>
           <w:rPr>
@@ -1414,13 +1414,13 @@
           <w14:ligatures w14:val="standardContextual"/>
         </w:rPr>
       </w:pPr>
-      <w:hyperlink w:anchor="_Toc209105157" w:history="1">
+      <w:hyperlink w:anchor="_Toc209361375" w:history="1">
         <w:r>
           <w:rPr>
             <w:rStyle w:val="a7"/>
             <w:noProof/>
           </w:rPr>
-          <w:t>ジュークボックス画面</w:t>
+          <w:t>ゲーム画面</w:t>
         </w:r>
         <w:r>
           <w:rPr>
@@ -1441,7 +1441,7 @@
             <w:noProof/>
             <w:webHidden/>
           </w:rPr>
-          <w:instrText xml:space="preserve"> PAGEREF _Toc209105157 \h </w:instrText>
+          <w:instrText xml:space="preserve"> PAGEREF _Toc209361375 \h </w:instrText>
         </w:r>
         <w:r>
           <w:rPr>
@@ -1461,7 +1461,7 @@
             <w:noProof/>
             <w:webHidden/>
           </w:rPr>
-          <w:t>11</w:t>
+          <w:t>13</w:t>
         </w:r>
         <w:r>
           <w:rPr>
@@ -1484,13 +1484,13 @@
           <w14:ligatures w14:val="standardContextual"/>
         </w:rPr>
       </w:pPr>
-      <w:hyperlink w:anchor="_Toc209105158" w:history="1">
+      <w:hyperlink w:anchor="_Toc209361376" w:history="1">
         <w:r>
           <w:rPr>
             <w:rStyle w:val="a7"/>
             <w:noProof/>
           </w:rPr>
-          <w:t>音量設定画面</w:t>
+          <w:t>自機</w:t>
         </w:r>
         <w:r>
           <w:rPr>
@@ -1511,7 +1511,7 @@
             <w:noProof/>
             <w:webHidden/>
           </w:rPr>
-          <w:instrText xml:space="preserve"> PAGEREF _Toc209105158 \h </w:instrText>
+          <w:instrText xml:space="preserve"> PAGEREF _Toc209361376 \h </w:instrText>
         </w:r>
         <w:r>
           <w:rPr>
@@ -1531,7 +1531,7 @@
             <w:noProof/>
             <w:webHidden/>
           </w:rPr>
-          <w:t>12</w:t>
+          <w:t>14</w:t>
         </w:r>
         <w:r>
           <w:rPr>
@@ -1554,13 +1554,13 @@
           <w14:ligatures w14:val="standardContextual"/>
         </w:rPr>
       </w:pPr>
-      <w:hyperlink w:anchor="_Toc209105159" w:history="1">
+      <w:hyperlink w:anchor="_Toc209361377" w:history="1">
         <w:r>
           <w:rPr>
             <w:rStyle w:val="a7"/>
             <w:noProof/>
           </w:rPr>
-          <w:t>操作設定画面</w:t>
+          <w:t>武器</w:t>
         </w:r>
         <w:r>
           <w:rPr>
@@ -1581,7 +1581,7 @@
             <w:noProof/>
             <w:webHidden/>
           </w:rPr>
-          <w:instrText xml:space="preserve"> PAGEREF _Toc209105159 \h </w:instrText>
+          <w:instrText xml:space="preserve"> PAGEREF _Toc209361377 \h </w:instrText>
         </w:r>
         <w:r>
           <w:rPr>
@@ -1601,7 +1601,7 @@
             <w:noProof/>
             <w:webHidden/>
           </w:rPr>
-          <w:t>13</w:t>
+          <w:t>15</w:t>
         </w:r>
         <w:r>
           <w:rPr>
@@ -1624,13 +1624,13 @@
           <w14:ligatures w14:val="standardContextual"/>
         </w:rPr>
       </w:pPr>
-      <w:hyperlink w:anchor="_Toc209105160" w:history="1">
+      <w:hyperlink w:anchor="_Toc209361378" w:history="1">
         <w:r>
           <w:rPr>
             <w:rStyle w:val="a7"/>
             <w:noProof/>
           </w:rPr>
-          <w:t>画面設定画面</w:t>
+          <w:t>アイテム</w:t>
         </w:r>
         <w:r>
           <w:rPr>
@@ -1651,7 +1651,7 @@
             <w:noProof/>
             <w:webHidden/>
           </w:rPr>
-          <w:instrText xml:space="preserve"> PAGEREF _Toc209105160 \h </w:instrText>
+          <w:instrText xml:space="preserve"> PAGEREF _Toc209361378 \h </w:instrText>
         </w:r>
         <w:r>
           <w:rPr>
@@ -1671,7 +1671,7 @@
             <w:noProof/>
             <w:webHidden/>
           </w:rPr>
-          <w:t>14</w:t>
+          <w:t>16</w:t>
         </w:r>
         <w:r>
           <w:rPr>
@@ -1694,13 +1694,13 @@
           <w14:ligatures w14:val="standardContextual"/>
         </w:rPr>
       </w:pPr>
-      <w:hyperlink w:anchor="_Toc209105161" w:history="1">
+      <w:hyperlink w:anchor="_Toc209361379" w:history="1">
         <w:r>
           <w:rPr>
             <w:rStyle w:val="a7"/>
             <w:noProof/>
           </w:rPr>
-          <w:t>ゲーム画面</w:t>
+          <w:t>データフォルダ</w:t>
         </w:r>
         <w:r>
           <w:rPr>
@@ -1721,7 +1721,7 @@
             <w:noProof/>
             <w:webHidden/>
           </w:rPr>
-          <w:instrText xml:space="preserve"> PAGEREF _Toc209105161 \h </w:instrText>
+          <w:instrText xml:space="preserve"> PAGEREF _Toc209361379 \h </w:instrText>
         </w:r>
         <w:r>
           <w:rPr>
@@ -1741,7 +1741,7 @@
             <w:noProof/>
             <w:webHidden/>
           </w:rPr>
-          <w:t>15</w:t>
+          <w:t>16</w:t>
         </w:r>
         <w:r>
           <w:rPr>
@@ -1764,13 +1764,13 @@
           <w14:ligatures w14:val="standardContextual"/>
         </w:rPr>
       </w:pPr>
-      <w:hyperlink w:anchor="_Toc209105162" w:history="1">
+      <w:hyperlink w:anchor="_Toc209361380" w:history="1">
         <w:r>
           <w:rPr>
             <w:rStyle w:val="a7"/>
             <w:noProof/>
           </w:rPr>
-          <w:t>自機</w:t>
+          <w:t>おまけ</w:t>
         </w:r>
         <w:r>
           <w:rPr>
@@ -1791,7 +1791,7 @@
             <w:noProof/>
             <w:webHidden/>
           </w:rPr>
-          <w:instrText xml:space="preserve"> PAGEREF _Toc209105162 \h </w:instrText>
+          <w:instrText xml:space="preserve"> PAGEREF _Toc209361380 \h </w:instrText>
         </w:r>
         <w:r>
           <w:rPr>
@@ -1811,7 +1811,7 @@
             <w:noProof/>
             <w:webHidden/>
           </w:rPr>
-          <w:t>16</w:t>
+          <w:t>18</w:t>
         </w:r>
         <w:r>
           <w:rPr>
@@ -1823,286 +1823,6 @@
       </w:hyperlink>
     </w:p>
     <w:p>
-      <w:pPr>
-        <w:pStyle w:val="11"/>
-        <w:tabs>
-          <w:tab w:val="right" w:leader="dot" w:pos="9736"/>
-        </w:tabs>
-        <w:rPr>
-          <w:noProof/>
-          <w:szCs w:val="24"/>
-          <w14:ligatures w14:val="standardContextual"/>
-        </w:rPr>
-      </w:pPr>
-      <w:hyperlink w:anchor="_Toc209105163" w:history="1">
-        <w:r>
-          <w:rPr>
-            <w:rStyle w:val="a7"/>
-            <w:noProof/>
-          </w:rPr>
-          <w:t>武器</w:t>
-        </w:r>
-        <w:r>
-          <w:rPr>
-            <w:noProof/>
-            <w:webHidden/>
-          </w:rPr>
-          <w:tab/>
-        </w:r>
-        <w:r>
-          <w:rPr>
-            <w:noProof/>
-            <w:webHidden/>
-          </w:rPr>
-          <w:fldChar w:fldCharType="begin"/>
-        </w:r>
-        <w:r>
-          <w:rPr>
-            <w:noProof/>
-            <w:webHidden/>
-          </w:rPr>
-          <w:instrText xml:space="preserve"> PAGEREF _Toc209105163 \h </w:instrText>
-        </w:r>
-        <w:r>
-          <w:rPr>
-            <w:noProof/>
-            <w:webHidden/>
-          </w:rPr>
-        </w:r>
-        <w:r>
-          <w:rPr>
-            <w:noProof/>
-            <w:webHidden/>
-          </w:rPr>
-          <w:fldChar w:fldCharType="separate"/>
-        </w:r>
-        <w:r>
-          <w:rPr>
-            <w:noProof/>
-            <w:webHidden/>
-          </w:rPr>
-          <w:t>17</w:t>
-        </w:r>
-        <w:r>
-          <w:rPr>
-            <w:noProof/>
-            <w:webHidden/>
-          </w:rPr>
-          <w:fldChar w:fldCharType="end"/>
-        </w:r>
-      </w:hyperlink>
-    </w:p>
-    <w:p>
-      <w:pPr>
-        <w:pStyle w:val="11"/>
-        <w:tabs>
-          <w:tab w:val="right" w:leader="dot" w:pos="9736"/>
-        </w:tabs>
-        <w:rPr>
-          <w:noProof/>
-          <w:szCs w:val="24"/>
-          <w14:ligatures w14:val="standardContextual"/>
-        </w:rPr>
-      </w:pPr>
-      <w:hyperlink w:anchor="_Toc209105164" w:history="1">
-        <w:r>
-          <w:rPr>
-            <w:rStyle w:val="a7"/>
-            <w:noProof/>
-          </w:rPr>
-          <w:t>アイテム</w:t>
-        </w:r>
-        <w:r>
-          <w:rPr>
-            <w:noProof/>
-            <w:webHidden/>
-          </w:rPr>
-          <w:tab/>
-        </w:r>
-        <w:r>
-          <w:rPr>
-            <w:noProof/>
-            <w:webHidden/>
-          </w:rPr>
-          <w:fldChar w:fldCharType="begin"/>
-        </w:r>
-        <w:r>
-          <w:rPr>
-            <w:noProof/>
-            <w:webHidden/>
-          </w:rPr>
-          <w:instrText xml:space="preserve"> PAGEREF _Toc209105164 \h </w:instrText>
-        </w:r>
-        <w:r>
-          <w:rPr>
-            <w:noProof/>
-            <w:webHidden/>
-          </w:rPr>
-        </w:r>
-        <w:r>
-          <w:rPr>
-            <w:noProof/>
-            <w:webHidden/>
-          </w:rPr>
-          <w:fldChar w:fldCharType="separate"/>
-        </w:r>
-        <w:r>
-          <w:rPr>
-            <w:noProof/>
-            <w:webHidden/>
-          </w:rPr>
-          <w:t>18</w:t>
-        </w:r>
-        <w:r>
-          <w:rPr>
-            <w:noProof/>
-            <w:webHidden/>
-          </w:rPr>
-          <w:fldChar w:fldCharType="end"/>
-        </w:r>
-      </w:hyperlink>
-    </w:p>
-    <w:p>
-      <w:pPr>
-        <w:pStyle w:val="11"/>
-        <w:tabs>
-          <w:tab w:val="right" w:leader="dot" w:pos="9736"/>
-        </w:tabs>
-        <w:rPr>
-          <w:noProof/>
-          <w:szCs w:val="24"/>
-          <w14:ligatures w14:val="standardContextual"/>
-        </w:rPr>
-      </w:pPr>
-      <w:hyperlink w:anchor="_Toc209105165" w:history="1">
-        <w:r>
-          <w:rPr>
-            <w:rStyle w:val="a7"/>
-            <w:noProof/>
-          </w:rPr>
-          <w:t>データフォルダ</w:t>
-        </w:r>
-        <w:r>
-          <w:rPr>
-            <w:noProof/>
-            <w:webHidden/>
-          </w:rPr>
-          <w:tab/>
-        </w:r>
-        <w:r>
-          <w:rPr>
-            <w:noProof/>
-            <w:webHidden/>
-          </w:rPr>
-          <w:fldChar w:fldCharType="begin"/>
-        </w:r>
-        <w:r>
-          <w:rPr>
-            <w:noProof/>
-            <w:webHidden/>
-          </w:rPr>
-          <w:instrText xml:space="preserve"> PAGEREF _Toc209105165 \h </w:instrText>
-        </w:r>
-        <w:r>
-          <w:rPr>
-            <w:noProof/>
-            <w:webHidden/>
-          </w:rPr>
-        </w:r>
-        <w:r>
-          <w:rPr>
-            <w:noProof/>
-            <w:webHidden/>
-          </w:rPr>
-          <w:fldChar w:fldCharType="separate"/>
-        </w:r>
-        <w:r>
-          <w:rPr>
-            <w:noProof/>
-            <w:webHidden/>
-          </w:rPr>
-          <w:t>18</w:t>
-        </w:r>
-        <w:r>
-          <w:rPr>
-            <w:noProof/>
-            <w:webHidden/>
-          </w:rPr>
-          <w:fldChar w:fldCharType="end"/>
-        </w:r>
-      </w:hyperlink>
-    </w:p>
-    <w:p>
-      <w:pPr>
-        <w:pStyle w:val="11"/>
-        <w:tabs>
-          <w:tab w:val="right" w:leader="dot" w:pos="9736"/>
-        </w:tabs>
-        <w:rPr>
-          <w:noProof/>
-          <w:szCs w:val="24"/>
-          <w14:ligatures w14:val="standardContextual"/>
-        </w:rPr>
-      </w:pPr>
-      <w:hyperlink w:anchor="_Toc209105166" w:history="1">
-        <w:r>
-          <w:rPr>
-            <w:rStyle w:val="a7"/>
-            <w:noProof/>
-          </w:rPr>
-          <w:t>おまけ</w:t>
-        </w:r>
-        <w:r>
-          <w:rPr>
-            <w:noProof/>
-            <w:webHidden/>
-          </w:rPr>
-          <w:tab/>
-        </w:r>
-        <w:r>
-          <w:rPr>
-            <w:noProof/>
-            <w:webHidden/>
-          </w:rPr>
-          <w:fldChar w:fldCharType="begin"/>
-        </w:r>
-        <w:r>
-          <w:rPr>
-            <w:noProof/>
-            <w:webHidden/>
-          </w:rPr>
-          <w:instrText xml:space="preserve"> PAGEREF _Toc209105166 \h </w:instrText>
-        </w:r>
-        <w:r>
-          <w:rPr>
-            <w:noProof/>
-            <w:webHidden/>
-          </w:rPr>
-        </w:r>
-        <w:r>
-          <w:rPr>
-            <w:noProof/>
-            <w:webHidden/>
-          </w:rPr>
-          <w:fldChar w:fldCharType="separate"/>
-        </w:r>
-        <w:r>
-          <w:rPr>
-            <w:noProof/>
-            <w:webHidden/>
-          </w:rPr>
-          <w:t>20</w:t>
-        </w:r>
-        <w:r>
-          <w:rPr>
-            <w:noProof/>
-            <w:webHidden/>
-          </w:rPr>
-          <w:fldChar w:fldCharType="end"/>
-        </w:r>
-      </w:hyperlink>
-    </w:p>
-    <w:p>
       <w:r>
         <w:fldChar w:fldCharType="end"/>
       </w:r>
@@ -2114,7 +1834,7 @@
       <w:pPr>
         <w:pStyle w:val="1"/>
       </w:pPr>
-      <w:bookmarkStart w:id="0" w:name="_Toc209105142"/>
+      <w:bookmarkStart w:id="0" w:name="_Toc209361360"/>
       <w:r>
         <w:lastRenderedPageBreak/>
         <w:t>ストーリー</w:t>
@@ -2350,7 +2070,7 @@
       <w:pPr>
         <w:pStyle w:val="1"/>
       </w:pPr>
-      <w:bookmarkStart w:id="1" w:name="_Toc209105143"/>
+      <w:bookmarkStart w:id="1" w:name="_Toc209361361"/>
       <w:r>
         <w:rPr>
           <w:rFonts w:hint="eastAsia"/>
@@ -2364,7 +2084,7 @@
       <w:pPr>
         <w:pStyle w:val="2"/>
       </w:pPr>
-      <w:bookmarkStart w:id="2" w:name="_Toc209105144"/>
+      <w:bookmarkStart w:id="2" w:name="_Toc209361362"/>
       <w:r>
         <w:rPr>
           <w:rFonts w:hint="eastAsia"/>
@@ -3047,7 +2767,7 @@
       <w:pPr>
         <w:pStyle w:val="2"/>
       </w:pPr>
-      <w:bookmarkStart w:id="3" w:name="_Toc209105145"/>
+      <w:bookmarkStart w:id="3" w:name="_Toc209361363"/>
       <w:r>
         <w:rPr>
           <w:rFonts w:hint="eastAsia"/>
@@ -4268,643 +3988,33 @@
       </w:tr>
     </w:tbl>
     <w:p/>
-    <w:p/>
     <w:p>
       <w:pPr>
         <w:pStyle w:val="1"/>
       </w:pPr>
-      <w:bookmarkStart w:id="4" w:name="_Toc209105146"/>
-      <w:r>
-        <w:rPr>
-          <w:rFonts w:hint="eastAsia"/>
-        </w:rPr>
-        <w:t>ゲームの動作環境</w:t>
+      <w:bookmarkStart w:id="4" w:name="_Toc209361364"/>
+      <w:r>
+        <w:rPr>
+          <w:rFonts w:hint="eastAsia"/>
+        </w:rPr>
+        <w:lastRenderedPageBreak/>
+        <w:t>タイトル画面</w:t>
       </w:r>
       <w:bookmarkEnd w:id="4"/>
     </w:p>
     <w:p>
-      <w:r>
-        <w:rPr>
-          <w:rFonts w:hint="eastAsia"/>
-        </w:rPr>
-        <w:t>ゲーム実行時に”</w:t>
-      </w:r>
-      <w:r>
-        <w:t>.NET デスクトップ ランタイム”や".NET Desktop Runtime"のインストールについてのメッセージが表示された場合はhttps://dotnet.microsoft.com/ja-jp/download/dotnet/8.0から”.NET デスクトップ ランタイム”をダウンロードしてインストールしてください。</w:t>
-      </w:r>
-    </w:p>
-    <w:tbl>
-      <w:tblPr>
-        <w:tblStyle w:val="a5"/>
-        <w:tblW w:w="0" w:type="auto"/>
-        <w:tblBorders>
-          <w:top w:val="single" w:sz="12" w:space="0" w:color="auto"/>
-          <w:left w:val="single" w:sz="12" w:space="0" w:color="auto"/>
-          <w:bottom w:val="single" w:sz="12" w:space="0" w:color="auto"/>
-          <w:right w:val="single" w:sz="12" w:space="0" w:color="auto"/>
-          <w:insideH w:val="single" w:sz="12" w:space="0" w:color="auto"/>
-          <w:insideV w:val="single" w:sz="12" w:space="0" w:color="auto"/>
-        </w:tblBorders>
-        <w:tblLook w:val="04A0" w:firstRow="1" w:lastRow="0" w:firstColumn="1" w:lastColumn="0" w:noHBand="0" w:noVBand="1"/>
-      </w:tblPr>
-      <w:tblGrid>
-        <w:gridCol w:w="1410"/>
-        <w:gridCol w:w="7064"/>
-      </w:tblGrid>
-      <w:tr>
-        <w:tc>
-          <w:tcPr>
-            <w:tcW w:w="1410" w:type="dxa"/>
-          </w:tcPr>
-          <w:p>
-            <w:pPr>
-              <w:jc w:val="center"/>
-              <w:rPr>
-                <w:b/>
-                <w:bCs/>
-              </w:rPr>
-            </w:pPr>
-            <w:r>
-              <w:rPr>
-                <w:rFonts w:hint="eastAsia"/>
-                <w:b/>
-                <w:bCs/>
-              </w:rPr>
-              <w:t>OS</w:t>
-            </w:r>
-          </w:p>
-        </w:tc>
-        <w:tc>
-          <w:tcPr>
-            <w:tcW w:w="7064" w:type="dxa"/>
-          </w:tcPr>
-          <w:p>
-            <w:r>
-              <w:t xml:space="preserve">Windows </w:t>
-            </w:r>
-            <w:r>
-              <w:t>10 21H2</w:t>
-            </w:r>
-            <w:r>
-              <w:t>以降</w:t>
-            </w:r>
-          </w:p>
-        </w:tc>
-      </w:tr>
-      <w:tr>
-        <w:tc>
-          <w:tcPr>
-            <w:tcW w:w="1410" w:type="dxa"/>
-          </w:tcPr>
-          <w:p>
-            <w:pPr>
-              <w:jc w:val="center"/>
-              <w:rPr>
-                <w:b/>
-                <w:bCs/>
-              </w:rPr>
-            </w:pPr>
-            <w:r>
-              <w:rPr>
-                <w:rFonts w:hint="eastAsia"/>
-                <w:b/>
-                <w:bCs/>
-              </w:rPr>
-              <w:t>CPU</w:t>
-            </w:r>
-          </w:p>
-        </w:tc>
-        <w:tc>
-          <w:tcPr>
-            <w:tcW w:w="7064" w:type="dxa"/>
-          </w:tcPr>
-          <w:p>
-            <w:r>
-              <w:t>SSE2命令を備えたx86 64bit CPU</w:t>
-            </w:r>
-          </w:p>
-        </w:tc>
-      </w:tr>
-      <w:tr>
-        <w:tc>
-          <w:tcPr>
-            <w:tcW w:w="1410" w:type="dxa"/>
-          </w:tcPr>
-          <w:p>
-            <w:pPr>
-              <w:jc w:val="center"/>
-              <w:rPr>
-                <w:b/>
-                <w:bCs/>
-              </w:rPr>
-            </w:pPr>
-            <w:r>
-              <w:rPr>
-                <w:rFonts w:hint="eastAsia"/>
-                <w:b/>
-                <w:bCs/>
-              </w:rPr>
-              <w:t>ビデオ</w:t>
-            </w:r>
-          </w:p>
-        </w:tc>
-        <w:tc>
-          <w:tcPr>
-            <w:tcW w:w="7064" w:type="dxa"/>
-          </w:tcPr>
-          <w:p>
-            <w:r>
-              <w:t>OpenGL 3.3を完全にサポートする統合グラフィックス</w:t>
-            </w:r>
-          </w:p>
-        </w:tc>
-      </w:tr>
-      <w:tr>
-        <w:tc>
-          <w:tcPr>
-            <w:tcW w:w="1410" w:type="dxa"/>
-          </w:tcPr>
-          <w:p>
-            <w:pPr>
-              <w:jc w:val="center"/>
-              <w:rPr>
-                <w:b/>
-                <w:bCs/>
-              </w:rPr>
-            </w:pPr>
-            <w:r>
-              <w:rPr>
-                <w:rFonts w:hint="eastAsia"/>
-                <w:b/>
-                <w:bCs/>
-              </w:rPr>
-              <w:t>RAM</w:t>
-            </w:r>
-          </w:p>
-        </w:tc>
-        <w:tc>
-          <w:tcPr>
-            <w:tcW w:w="7064" w:type="dxa"/>
-          </w:tcPr>
-          <w:p>
-            <w:r>
-              <w:t>2GB以上</w:t>
-            </w:r>
-          </w:p>
-        </w:tc>
-      </w:tr>
-      <w:tr>
-        <w:tc>
-          <w:tcPr>
-            <w:tcW w:w="1410" w:type="dxa"/>
-          </w:tcPr>
-          <w:p>
-            <w:pPr>
-              <w:jc w:val="center"/>
-              <w:rPr>
-                <w:b/>
-                <w:bCs/>
-              </w:rPr>
-            </w:pPr>
-            <w:r>
-              <w:rPr>
-                <w:rFonts w:hint="eastAsia"/>
-                <w:b/>
-                <w:bCs/>
-              </w:rPr>
-              <w:t>ストレージ</w:t>
-            </w:r>
-          </w:p>
-        </w:tc>
-        <w:tc>
-          <w:tcPr>
-            <w:tcW w:w="7064" w:type="dxa"/>
-          </w:tcPr>
-          <w:p>
-            <w:r>
-              <w:rPr>
-                <w:rFonts w:hint="eastAsia"/>
-              </w:rPr>
-              <w:t>十分な空き容量</w:t>
-            </w:r>
-          </w:p>
-        </w:tc>
-      </w:tr>
-    </w:tbl>
-    <w:p>
-      <w:pPr>
-        <w:pStyle w:val="1"/>
-      </w:pPr>
-      <w:bookmarkStart w:id="5" w:name="_Toc206503001"/>
-      <w:bookmarkStart w:id="6" w:name="_Toc209105147"/>
-      <w:r>
-        <w:rPr>
-          <w:rFonts w:hint="eastAsia"/>
-        </w:rPr>
-        <w:lastRenderedPageBreak/>
-        <w:t>ゲームのダウンロード、インストールとアンインストール</w:t>
-      </w:r>
-      <w:bookmarkEnd w:id="5"/>
-      <w:bookmarkEnd w:id="6"/>
-    </w:p>
-    <w:p>
-      <w:r>
-        <w:rPr>
-          <w:rFonts w:hint="eastAsia"/>
-        </w:rPr>
-        <w:t>ダウンロードしたインストーラ</w:t>
-      </w:r>
-      <w:r>
-        <w:t>”</w:t>
-      </w:r>
-      <w:r>
-        <w:rPr>
-          <w:rFonts w:hint="eastAsia"/>
-        </w:rPr>
-        <w:t>teos</w:t>
-      </w:r>
-      <w:r>
-        <w:t>_setup_</w:t>
-      </w:r>
-      <w:r>
-        <w:t>1.0.5</w:t>
-      </w:r>
-      <w:r>
-        <w:t>.msi</w:t>
-      </w:r>
-      <w:r>
-        <w:t>”</w:t>
-      </w:r>
-      <w:r>
-        <w:rPr>
-          <w:rFonts w:hint="eastAsia"/>
-        </w:rPr>
-        <w:t>または</w:t>
-      </w:r>
-      <w:r>
-        <w:t>”</w:t>
-      </w:r>
-      <w:r>
-        <w:rPr>
-          <w:rFonts w:hint="eastAsia"/>
-        </w:rPr>
-        <w:t>teos</w:t>
-      </w:r>
-      <w:r>
-        <w:t>_setup_</w:t>
-      </w:r>
-      <w:r>
-        <w:t>1.0.5</w:t>
-      </w:r>
-      <w:r>
-        <w:t>”を右クリックし、"プロパティ"を選び、"セキュリティ"の"許可する"にチェックを入れ、"OK"ボタンを押してください。その後、</w:t>
-      </w:r>
-      <w:r>
-        <w:rPr>
-          <w:rFonts w:hint="eastAsia"/>
-        </w:rPr>
-        <w:t>インストーラ</w:t>
-      </w:r>
-      <w:r>
-        <w:t>”</w:t>
-      </w:r>
-      <w:r>
-        <w:rPr>
-          <w:rFonts w:hint="eastAsia"/>
-        </w:rPr>
-        <w:t>teos</w:t>
-      </w:r>
-      <w:r>
-        <w:t>_setup_</w:t>
-      </w:r>
-      <w:r>
-        <w:t>1.0.5</w:t>
-      </w:r>
-      <w:r>
-        <w:t>.msi</w:t>
-      </w:r>
-      <w:r>
-        <w:t>”</w:t>
-      </w:r>
-      <w:r>
-        <w:rPr>
-          <w:rFonts w:hint="eastAsia"/>
-        </w:rPr>
-        <w:t>または</w:t>
-      </w:r>
-      <w:r>
-        <w:t>”</w:t>
-      </w:r>
-      <w:r>
-        <w:rPr>
-          <w:rFonts w:hint="eastAsia"/>
-        </w:rPr>
-        <w:t>teos</w:t>
-      </w:r>
-      <w:r>
-        <w:t>_setup_</w:t>
-      </w:r>
-      <w:r>
-        <w:t>1.0.5</w:t>
-      </w:r>
-      <w:r>
-        <w:t>”を</w:t>
-      </w:r>
-      <w:r>
-        <w:rPr>
-          <w:rFonts w:hint="eastAsia"/>
-        </w:rPr>
-        <w:t>ダブルクリックしてください。インストールが開始されます。画面の説明をよく読み、ウィンドウ下部の</w:t>
-      </w:r>
-      <w:r>
-        <w:t>”</w:t>
-      </w:r>
-      <w:r>
-        <w:rPr>
-          <w:rFonts w:hint="eastAsia"/>
-        </w:rPr>
-        <w:t>次へ</w:t>
-      </w:r>
-      <w:r>
-        <w:t>”</w:t>
-      </w:r>
-      <w:r>
-        <w:rPr>
-          <w:rFonts w:hint="eastAsia"/>
-        </w:rPr>
-        <w:t>ボタンを押してインストールを行ってください。途中の説明を理解できない場合は、何も変更せずに</w:t>
-      </w:r>
-      <w:r>
-        <w:t>”</w:t>
-      </w:r>
-      <w:r>
-        <w:rPr>
-          <w:rFonts w:hint="eastAsia"/>
-        </w:rPr>
-        <w:t>次へ</w:t>
-      </w:r>
-      <w:r>
-        <w:t>”</w:t>
-      </w:r>
-      <w:r>
-        <w:rPr>
-          <w:rFonts w:hint="eastAsia"/>
-        </w:rPr>
-        <w:t>ボタンを押せば通常の設定でインストールが行われます。</w:t>
-      </w:r>
-    </w:p>
-    <w:p/>
-    <w:p>
-      <w:r>
-        <w:rPr>
-          <w:rFonts w:hint="eastAsia"/>
-        </w:rPr>
-        <w:t>ゲームをアンインストールするには、インストーラ</w:t>
-      </w:r>
-      <w:r>
-        <w:t>”</w:t>
-      </w:r>
-      <w:r>
-        <w:rPr>
-          <w:rFonts w:hint="eastAsia"/>
-        </w:rPr>
-        <w:t>teos</w:t>
-      </w:r>
-      <w:r>
-        <w:t>_setup_</w:t>
-      </w:r>
-      <w:r>
-        <w:t>1.0.5</w:t>
-      </w:r>
-      <w:r>
-        <w:t>.msi</w:t>
-      </w:r>
-      <w:r>
-        <w:t>”</w:t>
-      </w:r>
-      <w:r>
-        <w:rPr>
-          <w:rFonts w:hint="eastAsia"/>
-        </w:rPr>
-        <w:t>または</w:t>
-      </w:r>
-      <w:r>
-        <w:t>”</w:t>
-      </w:r>
-      <w:r>
-        <w:rPr>
-          <w:rFonts w:hint="eastAsia"/>
-        </w:rPr>
-        <w:t>teos</w:t>
-      </w:r>
-      <w:r>
-        <w:t>_setup_</w:t>
-      </w:r>
-      <w:r>
-        <w:t>1.0.5</w:t>
-      </w:r>
-      <w:r>
-        <w:t>”を</w:t>
-      </w:r>
-      <w:r>
-        <w:rPr>
-          <w:rFonts w:hint="eastAsia"/>
-        </w:rPr>
-        <w:t>ダブルクリックして、</w:t>
-      </w:r>
-      <w:r>
-        <w:t>”</w:t>
-      </w:r>
-      <w:r>
-        <w:rPr>
-          <w:rFonts w:hint="eastAsia"/>
-        </w:rPr>
-        <w:t>宇宙から来たメイド vs 鋼鉄の帝国の削除</w:t>
-      </w:r>
-      <w:r>
-        <w:t>”</w:t>
-      </w:r>
-      <w:r>
-        <w:rPr>
-          <w:rFonts w:hint="eastAsia"/>
-        </w:rPr>
-        <w:t>にチェックを入れ、</w:t>
-      </w:r>
-      <w:r>
-        <w:t>”</w:t>
-      </w:r>
-      <w:r>
-        <w:rPr>
-          <w:rFonts w:hint="eastAsia"/>
-        </w:rPr>
-        <w:t>完了</w:t>
-      </w:r>
-      <w:r>
-        <w:t>”</w:t>
-      </w:r>
-      <w:r>
-        <w:rPr>
-          <w:rFonts w:hint="eastAsia"/>
-        </w:rPr>
-        <w:t>ボタンを押してください。ゲームがアンインストールされます。Windowsの</w:t>
-      </w:r>
-      <w:r>
-        <w:t>”</w:t>
-      </w:r>
-      <w:r>
-        <w:rPr>
-          <w:rFonts w:hint="eastAsia"/>
-        </w:rPr>
-        <w:t>設定</w:t>
-      </w:r>
-      <w:r>
-        <w:t>”</w:t>
-      </w:r>
-      <w:r>
-        <w:rPr>
-          <w:rFonts w:hint="eastAsia"/>
-        </w:rPr>
-        <w:t>から</w:t>
-      </w:r>
-      <w:r>
-        <w:t>”</w:t>
-      </w:r>
-      <w:r>
-        <w:rPr>
-          <w:rFonts w:hint="eastAsia"/>
-        </w:rPr>
-        <w:t>アプリ</w:t>
-      </w:r>
-      <w:r>
-        <w:t>”</w:t>
-      </w:r>
-      <w:r>
-        <w:rPr>
-          <w:rFonts w:hint="eastAsia"/>
-        </w:rPr>
-        <w:t>を選び、更に</w:t>
-      </w:r>
-      <w:r>
-        <w:t>”</w:t>
-      </w:r>
-      <w:r>
-        <w:rPr>
-          <w:rFonts w:hint="eastAsia"/>
-        </w:rPr>
-        <w:t>インストールされているアプリ</w:t>
-      </w:r>
-      <w:r>
-        <w:t>”</w:t>
-      </w:r>
-      <w:r>
-        <w:rPr>
-          <w:rFonts w:hint="eastAsia"/>
-        </w:rPr>
-        <w:t>を選んで表示される一覧からゲームを削除することもできます。</w:t>
-      </w:r>
-    </w:p>
-    <w:p/>
-    <w:p>
-      <w:r>
-        <w:rPr>
-          <w:rFonts w:hint="eastAsia"/>
-        </w:rPr>
-        <w:t>わからない方は詳しい人にやってもらってください。私がいる場所に居合わせることができたら、私に頼んでも構いません。</w:t>
-      </w:r>
-    </w:p>
-    <w:p/>
-    <w:p>
-      <w:pPr>
-        <w:rPr>
-          <w:b/>
-          <w:bCs/>
-          <w:color w:val="EE0000"/>
-        </w:rPr>
-      </w:pPr>
-      <w:r>
-        <w:rPr>
-          <w:rFonts w:hint="eastAsia"/>
-          <w:b/>
-          <w:bCs/>
-          <w:color w:val="EE0000"/>
-        </w:rPr>
-        <w:t>ゲーム</w:t>
-      </w:r>
-      <w:r>
-        <w:rPr>
-          <w:rFonts w:hint="eastAsia"/>
-          <w:b/>
-          <w:bCs/>
-          <w:color w:val="EE0000"/>
-        </w:rPr>
-        <w:t>をインストール</w:t>
-      </w:r>
-      <w:r>
-        <w:rPr>
-          <w:rFonts w:hint="eastAsia"/>
-          <w:b/>
-          <w:bCs/>
-          <w:color w:val="EE0000"/>
-        </w:rPr>
-        <w:t>して実行したりアンインストールしたりす</w:t>
-      </w:r>
-      <w:r>
-        <w:rPr>
-          <w:rFonts w:hint="eastAsia"/>
-          <w:b/>
-          <w:bCs/>
-          <w:color w:val="EE0000"/>
-        </w:rPr>
-        <w:t>ることで、あなたのパソコンに何らかの問題が発生しても、私は何の責任も取りません。</w:t>
-      </w:r>
-    </w:p>
-    <w:p/>
-    <w:p/>
-    <w:p>
-      <w:pPr>
-        <w:pStyle w:val="1"/>
-      </w:pPr>
-      <w:bookmarkStart w:id="7" w:name="_Toc209105148"/>
-      <w:r>
-        <w:rPr>
-          <w:rFonts w:hint="eastAsia"/>
-        </w:rPr>
-        <w:t>ゲームの起動</w:t>
-      </w:r>
-      <w:bookmarkEnd w:id="7"/>
-    </w:p>
-    <w:p>
-      <w:pPr>
-        <w:pStyle w:val="a6"/>
-        <w:numPr>
-          <w:ilvl w:val="0"/>
-          <w:numId w:val="6"/>
-        </w:numPr>
-        <w:ind w:leftChars="0"/>
+      <w:pPr>
         <w:jc w:val="left"/>
       </w:pPr>
       <w:r>
         <w:rPr>
-          <w:rFonts w:hint="eastAsia"/>
-        </w:rPr>
-        <w:t>スタートメニューのアイコン</w:t>
-      </w:r>
-    </w:p>
-    <w:p>
-      <w:pPr>
-        <w:pStyle w:val="a6"/>
-        <w:ind w:leftChars="0" w:left="440"/>
-        <w:jc w:val="left"/>
-      </w:pPr>
-      <w:r>
-        <w:rPr>
           <w:noProof/>
         </w:rPr>
         <w:drawing>
-          <wp:inline distT="0" distB="0" distL="0" distR="0" wp14:anchorId="14C3F3E7" wp14:editId="4717666A">
-            <wp:extent cx="3665880" cy="1120320"/>
-            <wp:effectExtent l="0" t="0" r="0" b="3810"/>
-            <wp:docPr id="823983164" name="図 2"/>
+          <wp:inline distT="0" distB="0" distL="0" distR="0" wp14:anchorId="6C0A29CA" wp14:editId="2EA476AE">
+            <wp:extent cx="3657240" cy="2742930"/>
+            <wp:effectExtent l="0" t="0" r="635" b="635"/>
+            <wp:docPr id="390208864" name="図 3"/>
             <wp:cNvGraphicFramePr>
               <a:graphicFrameLocks xmlns:a="http://schemas.openxmlformats.org/drawingml/2006/main" noChangeAspect="1"/>
             </wp:cNvGraphicFramePr>
@@ -4912,7 +4022,7 @@
               <a:graphicData uri="http://schemas.openxmlformats.org/drawingml/2006/picture">
                 <pic:pic xmlns:pic="http://schemas.openxmlformats.org/drawingml/2006/picture">
                   <pic:nvPicPr>
-                    <pic:cNvPr id="0" name="Picture 2"/>
+                    <pic:cNvPr id="390208864" name="図 3"/>
                     <pic:cNvPicPr>
                       <a:picLocks noChangeAspect="1" noChangeArrowheads="1"/>
                     </pic:cNvPicPr>
@@ -4925,7 +4035,6 @@
                         </a:ext>
                       </a:extLst>
                     </a:blip>
-                    <a:srcRect/>
                     <a:stretch>
                       <a:fillRect/>
                     </a:stretch>
@@ -4933,7 +4042,7 @@
                   <pic:spPr bwMode="auto">
                     <a:xfrm>
                       <a:off x="0" y="0"/>
-                      <a:ext cx="3665880" cy="1120320"/>
+                      <a:ext cx="3657240" cy="2742930"/>
                     </a:xfrm>
                     <a:prstGeom prst="rect">
                       <a:avLst/>
@@ -4952,87 +4061,125 @@
     </w:p>
     <w:p>
       <w:pPr>
-        <w:pStyle w:val="a6"/>
-        <w:numPr>
-          <w:ilvl w:val="0"/>
-          <w:numId w:val="6"/>
-        </w:numPr>
-        <w:ind w:leftChars="0"/>
         <w:jc w:val="left"/>
       </w:pPr>
       <w:r>
         <w:rPr>
           <w:rFonts w:hint="eastAsia"/>
         </w:rPr>
-        <w:t>デスクトップのアイコン</w:t>
-      </w:r>
-    </w:p>
-    <w:p>
-      <w:pPr>
-        <w:pStyle w:val="a6"/>
-        <w:ind w:leftChars="0" w:left="440"/>
+        <w:t>タイトル画面では希望のメニューを選んで選択してください。操作方法は本取扱説明書の</w:t>
+      </w:r>
+      <w:r>
+        <w:t>”</w:t>
+      </w:r>
+      <w:r>
+        <w:rPr>
+          <w:rFonts w:hint="eastAsia"/>
+        </w:rPr>
+        <w:t>キー操作</w:t>
+      </w:r>
+      <w:r>
+        <w:t>”</w:t>
+      </w:r>
+      <w:r>
+        <w:rPr>
+          <w:rFonts w:hint="eastAsia"/>
+        </w:rPr>
+        <w:t>の</w:t>
+      </w:r>
+      <w:r>
+        <w:t>”</w:t>
+      </w:r>
+      <w:r>
+        <w:rPr>
+          <w:rFonts w:hint="eastAsia"/>
+        </w:rPr>
+        <w:t>メニュー選択時</w:t>
+      </w:r>
+      <w:r>
+        <w:t>”</w:t>
+      </w:r>
+      <w:r>
+        <w:rPr>
+          <w:rFonts w:hint="eastAsia"/>
+        </w:rPr>
+        <w:t>の</w:t>
+      </w:r>
+      <w:r>
+        <w:rPr>
+          <w:rFonts w:hint="eastAsia"/>
+        </w:rPr>
+        <w:t>項目</w:t>
+      </w:r>
+      <w:r>
+        <w:rPr>
+          <w:rFonts w:hint="eastAsia"/>
+        </w:rPr>
+        <w:t>を参照してください。</w:t>
+      </w:r>
+      <w:r>
+        <w:rPr>
+          <w:rFonts w:hint="eastAsia"/>
+        </w:rPr>
+        <w:t>タイトル画面以外の画面でもメニューを</w:t>
+      </w:r>
+      <w:r>
+        <w:rPr>
+          <w:rFonts w:hint="eastAsia"/>
+        </w:rPr>
+        <w:t>選んで選択する</w:t>
+      </w:r>
+      <w:r>
+        <w:rPr>
+          <w:rFonts w:hint="eastAsia"/>
+        </w:rPr>
+        <w:t>方法は共通です。</w:t>
+      </w:r>
+    </w:p>
+    <w:p>
+      <w:pPr>
         <w:jc w:val="left"/>
       </w:pPr>
-      <w:r>
-        <w:rPr>
-          <w:noProof/>
-        </w:rPr>
-        <w:drawing>
-          <wp:inline distT="0" distB="0" distL="0" distR="0" wp14:anchorId="7CBA2FEA" wp14:editId="6F787CB0">
-            <wp:extent cx="891360" cy="1177200"/>
-            <wp:effectExtent l="0" t="0" r="4445" b="4445"/>
-            <wp:docPr id="3234957" name="図 1"/>
-            <wp:cNvGraphicFramePr>
-              <a:graphicFrameLocks xmlns:a="http://schemas.openxmlformats.org/drawingml/2006/main" noChangeAspect="1"/>
-            </wp:cNvGraphicFramePr>
-            <a:graphic xmlns:a="http://schemas.openxmlformats.org/drawingml/2006/main">
-              <a:graphicData uri="http://schemas.openxmlformats.org/drawingml/2006/picture">
-                <pic:pic xmlns:pic="http://schemas.openxmlformats.org/drawingml/2006/picture">
-                  <pic:nvPicPr>
-                    <pic:cNvPr id="0" name="Picture 1"/>
-                    <pic:cNvPicPr>
-                      <a:picLocks noChangeAspect="1" noChangeArrowheads="1"/>
-                    </pic:cNvPicPr>
-                  </pic:nvPicPr>
-                  <pic:blipFill>
-                    <a:blip r:embed="rId11">
-                      <a:extLst>
-                        <a:ext uri="{28A0092B-C50C-407E-A947-70E740481C1C}">
-                          <a14:useLocalDpi xmlns:a14="http://schemas.microsoft.com/office/drawing/2010/main" val="0"/>
-                        </a:ext>
-                      </a:extLst>
-                    </a:blip>
-                    <a:srcRect/>
-                    <a:stretch>
-                      <a:fillRect/>
-                    </a:stretch>
-                  </pic:blipFill>
-                  <pic:spPr bwMode="auto">
-                    <a:xfrm>
-                      <a:off x="0" y="0"/>
-                      <a:ext cx="891360" cy="1177200"/>
-                    </a:xfrm>
-                    <a:prstGeom prst="rect">
-                      <a:avLst/>
-                    </a:prstGeom>
-                    <a:noFill/>
-                    <a:ln>
-                      <a:noFill/>
-                    </a:ln>
-                  </pic:spPr>
-                </pic:pic>
-              </a:graphicData>
-            </a:graphic>
-          </wp:inline>
-        </w:drawing>
-      </w:r>
-    </w:p>
-    <w:p>
-      <w:r>
-        <w:rPr>
-          <w:rFonts w:hint="eastAsia"/>
-        </w:rPr>
-        <w:t>スタートメニューに追加された</w:t>
+    </w:p>
+    <w:p>
+      <w:pPr>
+        <w:jc w:val="left"/>
+      </w:pPr>
+      <w:r>
+        <w:rPr>
+          <w:rFonts w:hint="eastAsia"/>
+        </w:rPr>
+        <w:t>タイトル画面</w:t>
+      </w:r>
+      <w:r>
+        <w:rPr>
+          <w:rFonts w:hint="eastAsia"/>
+        </w:rPr>
+        <w:t>で</w:t>
+      </w:r>
+      <w:r>
+        <w:rPr>
+          <w:rFonts w:hint="eastAsia"/>
+        </w:rPr>
+        <w:t>何もせずに</w:t>
+      </w:r>
+      <w:r>
+        <w:rPr>
+          <w:rFonts w:hint="eastAsia"/>
+        </w:rPr>
+        <w:t>、しばらく放置するとゲームのストーリーが表示されます。</w:t>
+      </w:r>
+      <w:r>
+        <w:rPr>
+          <w:rFonts w:hint="eastAsia"/>
+        </w:rPr>
+        <w:t>左下にはバージョンが表示されます。</w:t>
+      </w:r>
+      <w:r>
+        <w:rPr>
+          <w:rFonts w:hint="eastAsia"/>
+        </w:rPr>
+        <w:t>ゲームのストーリーは</w:t>
       </w:r>
       <w:r>
         <w:t>”</w:t>
@@ -5041,7 +4188,7 @@
         <w:rPr>
           <w:rFonts w:hint="eastAsia"/>
         </w:rPr>
-        <w:t>宇宙から来たメイド vs 鋼鉄の帝国</w:t>
+        <w:t>ストーリー</w:t>
       </w:r>
       <w:r>
         <w:t>”</w:t>
@@ -5050,7 +4197,39 @@
         <w:rPr>
           <w:rFonts w:hint="eastAsia"/>
         </w:rPr>
-        <w:t>をクリックするか、デスクトップに追加された</w:t>
+        <w:t>ボタンを</w:t>
+      </w:r>
+      <w:r>
+        <w:rPr>
+          <w:rFonts w:hint="eastAsia"/>
+        </w:rPr>
+        <w:t>選択して</w:t>
+      </w:r>
+      <w:r>
+        <w:rPr>
+          <w:rFonts w:hint="eastAsia"/>
+        </w:rPr>
+        <w:t>も表示できます。</w:t>
+      </w:r>
+    </w:p>
+    <w:p>
+      <w:pPr>
+        <w:jc w:val="left"/>
+      </w:pPr>
+    </w:p>
+    <w:p>
+      <w:pPr>
+        <w:pStyle w:val="2"/>
+      </w:pPr>
+      <w:bookmarkStart w:id="5" w:name="_Toc209361365"/>
+      <w:r>
+        <w:t>“</w:t>
+      </w:r>
+      <w:r>
+        <w:rPr>
+          <w:rFonts w:hint="eastAsia"/>
+        </w:rPr>
+        <w:t>最初から</w:t>
       </w:r>
       <w:r>
         <w:t>”</w:t>
@@ -5059,289 +4238,9 @@
         <w:rPr>
           <w:rFonts w:hint="eastAsia"/>
         </w:rPr>
-        <w:t>宇宙から来たメイド vs 鋼鉄の帝国</w:t>
-      </w:r>
-      <w:r>
-        <w:t>”</w:t>
-      </w:r>
-      <w:r>
-        <w:rPr>
-          <w:rFonts w:hint="eastAsia"/>
-        </w:rPr>
-        <w:t>ショートカットをダブルクリックするとゲームが起動</w:t>
-      </w:r>
-      <w:r>
-        <w:rPr>
-          <w:rFonts w:hint="eastAsia"/>
-        </w:rPr>
-        <w:lastRenderedPageBreak/>
-        <w:t>します。スタートメニューではダブルクリックする必要はありません。デスクトップに作成されたショートカットが目障りな方は削除しください。ショートカットを削除してもゲームはアンインストールされません。</w:t>
-      </w:r>
-    </w:p>
-    <w:p/>
-    <w:p>
-      <w:r>
-        <w:rPr>
-          <w:rFonts w:hint="eastAsia"/>
-        </w:rPr>
-        <w:t>マルチモニタ環境ではマウスカーソルのある画面の中央にゲームウィンドウが開きます。ゲームのウィンドウサイズと位置は画面解像度から自動で計算されます。通常のウィンドウと同じようにタイトルバーをドラッグすることで、ウィンドウ位置を調整できます。ウィンドウサイズもウィンドウの枠をドラッグすることで調整できます。ウィンドウサイズとウィンドウ位置はゲーム終了時に保存され、次回起動時に復元されます。ゲーム起動後はタイトル画面が表示されます。</w:t>
-      </w:r>
-    </w:p>
-    <w:p/>
-    <w:p/>
-    <w:p>
-      <w:pPr>
-        <w:pStyle w:val="1"/>
-      </w:pPr>
-      <w:bookmarkStart w:id="8" w:name="_Toc209105149"/>
-      <w:r>
-        <w:rPr>
-          <w:rFonts w:hint="eastAsia"/>
-        </w:rPr>
-        <w:t>タイトル画面</w:t>
-      </w:r>
-      <w:bookmarkEnd w:id="8"/>
-    </w:p>
-    <w:p>
-      <w:pPr>
-        <w:jc w:val="left"/>
-      </w:pPr>
-      <w:r>
-        <w:rPr>
-          <w:noProof/>
-        </w:rPr>
-        <w:drawing>
-          <wp:inline distT="0" distB="0" distL="0" distR="0" wp14:anchorId="6C0A29CA" wp14:editId="0AF52129">
-            <wp:extent cx="3657240" cy="2743200"/>
-            <wp:effectExtent l="0" t="0" r="635" b="0"/>
-            <wp:docPr id="390208864" name="図 3"/>
-            <wp:cNvGraphicFramePr>
-              <a:graphicFrameLocks xmlns:a="http://schemas.openxmlformats.org/drawingml/2006/main" noChangeAspect="1"/>
-            </wp:cNvGraphicFramePr>
-            <a:graphic xmlns:a="http://schemas.openxmlformats.org/drawingml/2006/main">
-              <a:graphicData uri="http://schemas.openxmlformats.org/drawingml/2006/picture">
-                <pic:pic xmlns:pic="http://schemas.openxmlformats.org/drawingml/2006/picture">
-                  <pic:nvPicPr>
-                    <pic:cNvPr id="0" name="Picture 3"/>
-                    <pic:cNvPicPr>
-                      <a:picLocks noChangeAspect="1" noChangeArrowheads="1"/>
-                    </pic:cNvPicPr>
-                  </pic:nvPicPr>
-                  <pic:blipFill>
-                    <a:blip r:embed="rId12">
-                      <a:extLst>
-                        <a:ext uri="{28A0092B-C50C-407E-A947-70E740481C1C}">
-                          <a14:useLocalDpi xmlns:a14="http://schemas.microsoft.com/office/drawing/2010/main" val="0"/>
-                        </a:ext>
-                      </a:extLst>
-                    </a:blip>
-                    <a:srcRect/>
-                    <a:stretch>
-                      <a:fillRect/>
-                    </a:stretch>
-                  </pic:blipFill>
-                  <pic:spPr bwMode="auto">
-                    <a:xfrm>
-                      <a:off x="0" y="0"/>
-                      <a:ext cx="3657240" cy="2743200"/>
-                    </a:xfrm>
-                    <a:prstGeom prst="rect">
-                      <a:avLst/>
-                    </a:prstGeom>
-                    <a:noFill/>
-                    <a:ln>
-                      <a:noFill/>
-                    </a:ln>
-                  </pic:spPr>
-                </pic:pic>
-              </a:graphicData>
-            </a:graphic>
-          </wp:inline>
-        </w:drawing>
-      </w:r>
-    </w:p>
-    <w:p>
-      <w:pPr>
-        <w:jc w:val="left"/>
-      </w:pPr>
-      <w:r>
-        <w:rPr>
-          <w:rFonts w:hint="eastAsia"/>
-        </w:rPr>
-        <w:t>タイトル画面では希望のメニューを選んで選択してください。操作方法は本取扱説明書の</w:t>
-      </w:r>
-      <w:r>
-        <w:t>”</w:t>
-      </w:r>
-      <w:r>
-        <w:rPr>
-          <w:rFonts w:hint="eastAsia"/>
-        </w:rPr>
-        <w:t>キー操作</w:t>
-      </w:r>
-      <w:r>
-        <w:t>”</w:t>
-      </w:r>
-      <w:r>
-        <w:rPr>
-          <w:rFonts w:hint="eastAsia"/>
-        </w:rPr>
-        <w:t>の</w:t>
-      </w:r>
-      <w:r>
-        <w:t>”</w:t>
-      </w:r>
-      <w:r>
-        <w:rPr>
-          <w:rFonts w:hint="eastAsia"/>
-        </w:rPr>
-        <w:t>メニュー選択時</w:t>
-      </w:r>
-      <w:r>
-        <w:t>”</w:t>
-      </w:r>
-      <w:r>
-        <w:rPr>
-          <w:rFonts w:hint="eastAsia"/>
-        </w:rPr>
-        <w:t>の</w:t>
-      </w:r>
-      <w:r>
-        <w:rPr>
-          <w:rFonts w:hint="eastAsia"/>
-        </w:rPr>
-        <w:t>項目</w:t>
-      </w:r>
-      <w:r>
-        <w:rPr>
-          <w:rFonts w:hint="eastAsia"/>
-        </w:rPr>
-        <w:t>を参照してください。</w:t>
-      </w:r>
-      <w:r>
-        <w:rPr>
-          <w:rFonts w:hint="eastAsia"/>
-        </w:rPr>
-        <w:t>タイトル画面以外の画面でもメニューを</w:t>
-      </w:r>
-      <w:r>
-        <w:rPr>
-          <w:rFonts w:hint="eastAsia"/>
-        </w:rPr>
-        <w:t>選んで選択する</w:t>
-      </w:r>
-      <w:r>
-        <w:rPr>
-          <w:rFonts w:hint="eastAsia"/>
-        </w:rPr>
-        <w:t>方法は共通です。</w:t>
-      </w:r>
-    </w:p>
-    <w:p>
-      <w:pPr>
-        <w:jc w:val="left"/>
-      </w:pPr>
-    </w:p>
-    <w:p>
-      <w:pPr>
-        <w:jc w:val="left"/>
-      </w:pPr>
-      <w:r>
-        <w:rPr>
-          <w:rFonts w:hint="eastAsia"/>
-        </w:rPr>
-        <w:t>タイトル画面</w:t>
-      </w:r>
-      <w:r>
-        <w:rPr>
-          <w:rFonts w:hint="eastAsia"/>
-        </w:rPr>
-        <w:t>で</w:t>
-      </w:r>
-      <w:r>
-        <w:rPr>
-          <w:rFonts w:hint="eastAsia"/>
-        </w:rPr>
-        <w:t>何もせずに</w:t>
-      </w:r>
-      <w:r>
-        <w:rPr>
-          <w:rFonts w:hint="eastAsia"/>
-        </w:rPr>
-        <w:t>、しばらく放置するとゲームのストーリーが表示されます。</w:t>
-      </w:r>
-      <w:r>
-        <w:rPr>
-          <w:rFonts w:hint="eastAsia"/>
-        </w:rPr>
-        <w:t>左下にはバージョンが表示されます。</w:t>
-      </w:r>
-      <w:r>
-        <w:rPr>
-          <w:rFonts w:hint="eastAsia"/>
-        </w:rPr>
-        <w:t>ゲームのストーリーは</w:t>
-      </w:r>
-      <w:r>
-        <w:t>”</w:t>
-      </w:r>
-      <w:r>
-        <w:rPr>
-          <w:rFonts w:hint="eastAsia"/>
-        </w:rPr>
-        <w:t>ストーリー</w:t>
-      </w:r>
-      <w:r>
-        <w:t>”</w:t>
-      </w:r>
-      <w:r>
-        <w:rPr>
-          <w:rFonts w:hint="eastAsia"/>
-        </w:rPr>
-        <w:t>ボタンを</w:t>
-      </w:r>
-      <w:r>
-        <w:rPr>
-          <w:rFonts w:hint="eastAsia"/>
-        </w:rPr>
-        <w:t>選択して</w:t>
-      </w:r>
-      <w:r>
-        <w:rPr>
-          <w:rFonts w:hint="eastAsia"/>
-        </w:rPr>
-        <w:t>も表示できます。</w:t>
-      </w:r>
-    </w:p>
-    <w:p>
-      <w:pPr>
-        <w:jc w:val="left"/>
-      </w:pPr>
-    </w:p>
-    <w:p>
-      <w:pPr>
-        <w:pStyle w:val="2"/>
-      </w:pPr>
-      <w:bookmarkStart w:id="9" w:name="_Toc209105150"/>
-      <w:r>
-        <w:t>“</w:t>
-      </w:r>
-      <w:r>
-        <w:rPr>
-          <w:rFonts w:hint="eastAsia"/>
-        </w:rPr>
-        <w:t>最初から</w:t>
-      </w:r>
-      <w:r>
-        <w:t>”</w:t>
-      </w:r>
-      <w:r>
-        <w:rPr>
-          <w:rFonts w:hint="eastAsia"/>
-        </w:rPr>
         <w:t>ボタン</w:t>
       </w:r>
-      <w:bookmarkEnd w:id="9"/>
+      <w:bookmarkEnd w:id="5"/>
     </w:p>
     <w:p>
       <w:pPr>
@@ -5388,9 +4287,23 @@
     </w:p>
     <w:p>
       <w:pPr>
+        <w:pStyle w:val="a6"/>
+        <w:ind w:leftChars="0" w:left="0"/>
+        <w:jc w:val="left"/>
+      </w:pPr>
+    </w:p>
+    <w:p>
+      <w:pPr>
+        <w:pStyle w:val="a6"/>
+        <w:ind w:leftChars="0" w:left="0"/>
+        <w:jc w:val="left"/>
+      </w:pPr>
+    </w:p>
+    <w:p>
+      <w:pPr>
         <w:pStyle w:val="2"/>
       </w:pPr>
-      <w:bookmarkStart w:id="10" w:name="_Toc209105151"/>
+      <w:bookmarkStart w:id="6" w:name="_Toc209361366"/>
       <w:r>
         <w:lastRenderedPageBreak/>
         <w:t>“</w:t>
@@ -5410,7 +4323,7 @@
         </w:rPr>
         <w:t>ボタン</w:t>
       </w:r>
-      <w:bookmarkEnd w:id="10"/>
+      <w:bookmarkEnd w:id="6"/>
     </w:p>
     <w:p>
       <w:pPr>
@@ -5440,7 +4353,7 @@
                     </pic:cNvPicPr>
                   </pic:nvPicPr>
                   <pic:blipFill>
-                    <a:blip r:embed="rId13">
+                    <a:blip r:embed="rId11">
                       <a:extLst>
                         <a:ext uri="{28A0092B-C50C-407E-A947-70E740481C1C}">
                           <a14:useLocalDpi xmlns:a14="http://schemas.microsoft.com/office/drawing/2010/main" val="0"/>
@@ -5524,7 +4437,7 @@
       <w:pPr>
         <w:pStyle w:val="2"/>
       </w:pPr>
-      <w:bookmarkStart w:id="11" w:name="_Toc209105152"/>
+      <w:bookmarkStart w:id="7" w:name="_Toc209361367"/>
       <w:r>
         <w:t>“</w:t>
       </w:r>
@@ -5549,7 +4462,7 @@
         </w:rPr>
         <w:t>ボタン</w:t>
       </w:r>
-      <w:bookmarkEnd w:id="11"/>
+      <w:bookmarkEnd w:id="7"/>
     </w:p>
     <w:p>
       <w:pPr>
@@ -5578,7 +4491,7 @@
                     </pic:cNvPicPr>
                   </pic:nvPicPr>
                   <pic:blipFill rotWithShape="1">
-                    <a:blip r:embed="rId14">
+                    <a:blip r:embed="rId12">
                       <a:extLst>
                         <a:ext uri="{28A0092B-C50C-407E-A947-70E740481C1C}">
                           <a14:useLocalDpi xmlns:a14="http://schemas.microsoft.com/office/drawing/2010/main" val="0"/>
@@ -5642,7 +4555,7 @@
                     </pic:cNvPicPr>
                   </pic:nvPicPr>
                   <pic:blipFill rotWithShape="1">
-                    <a:blip r:embed="rId15">
+                    <a:blip r:embed="rId13">
                       <a:extLst>
                         <a:ext uri="{28A0092B-C50C-407E-A947-70E740481C1C}">
                           <a14:useLocalDpi xmlns:a14="http://schemas.microsoft.com/office/drawing/2010/main" val="0"/>
@@ -5872,7 +4785,7 @@
       <w:pPr>
         <w:pStyle w:val="2"/>
       </w:pPr>
-      <w:bookmarkStart w:id="12" w:name="_Toc209105153"/>
+      <w:bookmarkStart w:id="8" w:name="_Toc209361368"/>
       <w:r>
         <w:lastRenderedPageBreak/>
         <w:t>“</w:t>
@@ -5892,7 +4805,7 @@
         </w:rPr>
         <w:t>ボタン</w:t>
       </w:r>
-      <w:bookmarkEnd w:id="12"/>
+      <w:bookmarkEnd w:id="8"/>
     </w:p>
     <w:p>
       <w:r>
@@ -5917,7 +4830,7 @@
                     </pic:cNvPicPr>
                   </pic:nvPicPr>
                   <pic:blipFill>
-                    <a:blip r:embed="rId16">
+                    <a:blip r:embed="rId14">
                       <a:extLst>
                         <a:ext uri="{28A0092B-C50C-407E-A947-70E740481C1C}">
                           <a14:useLocalDpi xmlns:a14="http://schemas.microsoft.com/office/drawing/2010/main" val="0"/>
@@ -5980,7 +4893,7 @@
       <w:pPr>
         <w:pStyle w:val="2"/>
       </w:pPr>
-      <w:bookmarkStart w:id="13" w:name="_Toc209105154"/>
+      <w:bookmarkStart w:id="9" w:name="_Toc209361369"/>
       <w:r>
         <w:t>“</w:t>
       </w:r>
@@ -5999,7 +4912,7 @@
         </w:rPr>
         <w:t>ボタン</w:t>
       </w:r>
-      <w:bookmarkEnd w:id="13"/>
+      <w:bookmarkEnd w:id="9"/>
     </w:p>
     <w:p>
       <w:r>
@@ -6025,7 +4938,7 @@
                     </pic:cNvPicPr>
                   </pic:nvPicPr>
                   <pic:blipFill rotWithShape="1">
-                    <a:blip r:embed="rId17">
+                    <a:blip r:embed="rId15">
                       <a:extLst>
                         <a:ext uri="{28A0092B-C50C-407E-A947-70E740481C1C}">
                           <a14:useLocalDpi xmlns:a14="http://schemas.microsoft.com/office/drawing/2010/main" val="0"/>
@@ -6190,16 +5103,15 @@
       <w:pPr>
         <w:pStyle w:val="2"/>
       </w:pPr>
-      <w:bookmarkStart w:id="14" w:name="_Toc209105155"/>
-      <w:r>
-        <w:lastRenderedPageBreak/>
+      <w:bookmarkStart w:id="10" w:name="_Toc209361370"/>
+      <w:r>
         <w:t>“</w:t>
       </w:r>
       <w:r>
         <w:rPr>
           <w:rFonts w:hint="eastAsia"/>
         </w:rPr>
-        <w:t>その他</w:t>
+        <w:t>BGMを聞く</w:t>
       </w:r>
       <w:r>
         <w:t>”</w:t>
@@ -6210,75 +5122,9 @@
         </w:rPr>
         <w:t>ボタン</w:t>
       </w:r>
-      <w:bookmarkEnd w:id="14"/>
-    </w:p>
-    <w:p>
-      <w:r>
-        <w:rPr>
-          <w:noProof/>
-        </w:rPr>
-        <w:drawing>
-          <wp:inline distT="0" distB="0" distL="0" distR="0" wp14:anchorId="4CF95370" wp14:editId="30EA5B82">
-            <wp:extent cx="2235200" cy="1987550"/>
-            <wp:effectExtent l="0" t="0" r="0" b="0"/>
-            <wp:docPr id="1969633586" name="図 12"/>
-            <wp:cNvGraphicFramePr>
-              <a:graphicFrameLocks xmlns:a="http://schemas.openxmlformats.org/drawingml/2006/main" noChangeAspect="1"/>
-            </wp:cNvGraphicFramePr>
-            <a:graphic xmlns:a="http://schemas.openxmlformats.org/drawingml/2006/main">
-              <a:graphicData uri="http://schemas.openxmlformats.org/drawingml/2006/picture">
-                <pic:pic xmlns:pic="http://schemas.openxmlformats.org/drawingml/2006/picture">
-                  <pic:nvPicPr>
-                    <pic:cNvPr id="0" name="Picture 4"/>
-                    <pic:cNvPicPr>
-                      <a:picLocks noChangeAspect="1" noChangeArrowheads="1"/>
-                    </pic:cNvPicPr>
-                  </pic:nvPicPr>
-                  <pic:blipFill rotWithShape="1">
-                    <a:blip r:embed="rId18">
-                      <a:extLst>
-                        <a:ext uri="{28A0092B-C50C-407E-A947-70E740481C1C}">
-                          <a14:useLocalDpi xmlns:a14="http://schemas.microsoft.com/office/drawing/2010/main" val="0"/>
-                        </a:ext>
-                      </a:extLst>
-                    </a:blip>
-                    <a:srcRect l="19618" t="3473" r="19271" b="24074"/>
-                    <a:stretch>
-                      <a:fillRect/>
-                    </a:stretch>
-                  </pic:blipFill>
-                  <pic:spPr bwMode="auto">
-                    <a:xfrm>
-                      <a:off x="0" y="0"/>
-                      <a:ext cx="2235200" cy="1987550"/>
-                    </a:xfrm>
-                    <a:prstGeom prst="rect">
-                      <a:avLst/>
-                    </a:prstGeom>
-                    <a:noFill/>
-                    <a:ln>
-                      <a:noFill/>
-                    </a:ln>
-                    <a:extLst>
-                      <a:ext uri="{53640926-AAD7-44D8-BBD7-CCE9431645EC}">
-                        <a14:shadowObscured xmlns:a14="http://schemas.microsoft.com/office/drawing/2010/main"/>
-                      </a:ext>
-                    </a:extLst>
-                  </pic:spPr>
-                </pic:pic>
-              </a:graphicData>
-            </a:graphic>
-          </wp:inline>
-        </w:drawing>
-      </w:r>
-    </w:p>
-    <w:p>
-      <w:r>
-        <w:rPr>
-          <w:rFonts w:hint="eastAsia"/>
-        </w:rPr>
-        <w:t>その他の項目の一覧画面を表示します。</w:t>
-      </w:r>
+      <w:bookmarkEnd w:id="10"/>
+    </w:p>
+    <w:p>
       <w:r>
         <w:t>“</w:t>
       </w:r>
@@ -6286,7 +5132,7 @@
         <w:rPr>
           <w:rFonts w:hint="eastAsia"/>
         </w:rPr>
-        <w:t>タイトルに戻る</w:t>
+        <w:t>BGMを聞く</w:t>
       </w:r>
       <w:r>
         <w:t>”</w:t>
@@ -6295,27 +5141,6 @@
         <w:rPr>
           <w:rFonts w:hint="eastAsia"/>
         </w:rPr>
-        <w:t>ボタンを選択するとタイトル画面に戻ります。</w:t>
-      </w:r>
-    </w:p>
-    <w:p/>
-    <w:p>
-      <w:r>
-        <w:t>“</w:t>
-      </w:r>
-      <w:r>
-        <w:rPr>
-          <w:rFonts w:hint="eastAsia"/>
-        </w:rPr>
-        <w:t>ライセンス</w:t>
-      </w:r>
-      <w:r>
-        <w:t>”</w:t>
-      </w:r>
-      <w:r>
-        <w:rPr>
-          <w:rFonts w:hint="eastAsia"/>
-        </w:rPr>
         <w:t>ボタン</w:t>
       </w:r>
       <w:r>
@@ -6328,154 +5153,7 @@
         <w:rPr>
           <w:rFonts w:hint="eastAsia"/>
         </w:rPr>
-        <w:t>ライセンス画面を表示します。</w:t>
-      </w:r>
-      <w:r>
-        <w:t>”</w:t>
-      </w:r>
-      <w:r>
-        <w:rPr>
-          <w:rFonts w:hint="eastAsia"/>
-        </w:rPr>
-        <w:t>宇宙から来たメイド vs 鋼鉄の帝国</w:t>
-      </w:r>
-      <w:r>
-        <w:t>”</w:t>
-      </w:r>
-      <w:r>
-        <w:rPr>
-          <w:rFonts w:hint="eastAsia"/>
-        </w:rPr>
-        <w:t>の開発に使用したゲームエンジン、フォント、ライブラリなどのライセンス</w:t>
-      </w:r>
-      <w:r>
-        <w:rPr>
-          <w:rFonts w:hint="eastAsia"/>
-        </w:rPr>
-        <w:t>情報</w:t>
-      </w:r>
-      <w:r>
-        <w:rPr>
-          <w:rFonts w:hint="eastAsia"/>
-        </w:rPr>
-        <w:t>を確認することができます。</w:t>
-      </w:r>
-      <w:r>
-        <w:rPr>
-          <w:rFonts w:hint="eastAsia"/>
-        </w:rPr>
-        <w:t>ライセンス画面については、</w:t>
-      </w:r>
-      <w:r>
-        <w:rPr>
-          <w:rFonts w:hint="eastAsia"/>
-        </w:rPr>
-        <w:t>本取扱説明書の</w:t>
-      </w:r>
-      <w:r>
-        <w:rPr>
-          <w:rFonts w:hint="eastAsia"/>
-        </w:rPr>
-        <w:t>ライセンス画面</w:t>
-      </w:r>
-      <w:r>
-        <w:rPr>
-          <w:rFonts w:hint="eastAsia"/>
-        </w:rPr>
-        <w:t>の項目を参照してください。</w:t>
-      </w:r>
-    </w:p>
-    <w:p/>
-    <w:p>
-      <w:r>
-        <w:t>“</w:t>
-      </w:r>
-      <w:r>
-        <w:rPr>
-          <w:rFonts w:hint="eastAsia"/>
-        </w:rPr>
-        <w:t>BGMを聞く</w:t>
-      </w:r>
-      <w:r>
-        <w:t>”</w:t>
-      </w:r>
-      <w:r>
-        <w:rPr>
-          <w:rFonts w:hint="eastAsia"/>
-        </w:rPr>
-        <w:t>ボタン</w:t>
-      </w:r>
-      <w:r>
-        <w:rPr>
-          <w:rFonts w:hint="eastAsia"/>
-        </w:rPr>
-        <w:t>を選択すると</w:t>
-      </w:r>
-      <w:r>
-        <w:rPr>
-          <w:rFonts w:hint="eastAsia"/>
-        </w:rPr>
         <w:t>ジュークボックス画面を表示します。</w:t>
-      </w:r>
-      <w:r>
-        <w:rPr>
-          <w:rFonts w:hint="eastAsia"/>
-        </w:rPr>
-        <w:t>ジュークボックス画面では</w:t>
-      </w:r>
-      <w:r>
-        <w:t>”</w:t>
-      </w:r>
-      <w:r>
-        <w:rPr>
-          <w:rFonts w:hint="eastAsia"/>
-        </w:rPr>
-        <w:t>宇宙から来たメイド</w:t>
-      </w:r>
-      <w:r>
-        <w:rPr>
-          <w:rFonts w:hint="eastAsia"/>
-        </w:rPr>
-        <w:t xml:space="preserve"> vs 鋼鉄の帝国</w:t>
-      </w:r>
-      <w:r>
-        <w:t>”</w:t>
-      </w:r>
-      <w:r>
-        <w:rPr>
-          <w:rFonts w:hint="eastAsia"/>
-        </w:rPr>
-        <w:t>で使用されている</w:t>
-      </w:r>
-      <w:r>
-        <w:rPr>
-          <w:rFonts w:hint="eastAsia"/>
-        </w:rPr>
-        <w:t>BGMを聞くことができます。</w:t>
-      </w:r>
-      <w:r>
-        <w:rPr>
-          <w:rFonts w:hint="eastAsia"/>
-        </w:rPr>
-        <w:t>ジュークボックス画面については、</w:t>
-      </w:r>
-      <w:r>
-        <w:rPr>
-          <w:rFonts w:hint="eastAsia"/>
-        </w:rPr>
-        <w:t>本取扱説明書の</w:t>
-      </w:r>
-      <w:r>
-        <w:rPr>
-          <w:rFonts w:hint="eastAsia"/>
-        </w:rPr>
-        <w:t>ジュークボックス</w:t>
-      </w:r>
-      <w:r>
-        <w:rPr>
-          <w:rFonts w:hint="eastAsia"/>
-        </w:rPr>
-        <w:t>画面の項目を参照してください。</w:t>
       </w:r>
     </w:p>
     <w:p>
@@ -6494,321 +5172,15 @@
       <w:pPr>
         <w:pStyle w:val="1"/>
       </w:pPr>
-      <w:bookmarkStart w:id="15" w:name="_Toc209105156"/>
-      <w:r>
-        <w:rPr>
-          <w:rFonts w:hint="eastAsia"/>
-        </w:rPr>
-        <w:t>ライセンス画面</w:t>
-      </w:r>
-      <w:bookmarkEnd w:id="15"/>
-    </w:p>
-    <w:p>
-      <w:pPr>
-        <w:jc w:val="left"/>
-      </w:pPr>
-      <w:r>
-        <w:rPr>
-          <w:noProof/>
-        </w:rPr>
-        <w:drawing>
-          <wp:inline distT="0" distB="0" distL="0" distR="0" wp14:anchorId="3FDA5915" wp14:editId="5A7EE13E">
-            <wp:extent cx="2438280" cy="1828800"/>
-            <wp:effectExtent l="0" t="0" r="635" b="0"/>
-            <wp:docPr id="1707827148" name="図 5"/>
-            <wp:cNvGraphicFramePr>
-              <a:graphicFrameLocks xmlns:a="http://schemas.openxmlformats.org/drawingml/2006/main" noChangeAspect="1"/>
-            </wp:cNvGraphicFramePr>
-            <a:graphic xmlns:a="http://schemas.openxmlformats.org/drawingml/2006/main">
-              <a:graphicData uri="http://schemas.openxmlformats.org/drawingml/2006/picture">
-                <pic:pic xmlns:pic="http://schemas.openxmlformats.org/drawingml/2006/picture">
-                  <pic:nvPicPr>
-                    <pic:cNvPr id="0" name="Picture 5"/>
-                    <pic:cNvPicPr>
-                      <a:picLocks noChangeAspect="1" noChangeArrowheads="1"/>
-                    </pic:cNvPicPr>
-                  </pic:nvPicPr>
-                  <pic:blipFill>
-                    <a:blip r:embed="rId19" cstate="print">
-                      <a:extLst>
-                        <a:ext uri="{28A0092B-C50C-407E-A947-70E740481C1C}">
-                          <a14:useLocalDpi xmlns:a14="http://schemas.microsoft.com/office/drawing/2010/main" val="0"/>
-                        </a:ext>
-                      </a:extLst>
-                    </a:blip>
-                    <a:srcRect/>
-                    <a:stretch>
-                      <a:fillRect/>
-                    </a:stretch>
-                  </pic:blipFill>
-                  <pic:spPr bwMode="auto">
-                    <a:xfrm>
-                      <a:off x="0" y="0"/>
-                      <a:ext cx="2438280" cy="1828800"/>
-                    </a:xfrm>
-                    <a:prstGeom prst="rect">
-                      <a:avLst/>
-                    </a:prstGeom>
-                    <a:noFill/>
-                    <a:ln>
-                      <a:noFill/>
-                    </a:ln>
-                  </pic:spPr>
-                </pic:pic>
-              </a:graphicData>
-            </a:graphic>
-          </wp:inline>
-        </w:drawing>
-      </w:r>
-      <w:r>
-        <w:rPr>
-          <w:rFonts w:hint="eastAsia"/>
-        </w:rPr>
-        <w:t xml:space="preserve">　</w:t>
-      </w:r>
-      <w:r>
-        <w:rPr>
-          <w:rFonts w:hint="eastAsia"/>
-          <w:noProof/>
-        </w:rPr>
-        <w:drawing>
-          <wp:inline distT="0" distB="0" distL="0" distR="0" wp14:anchorId="61003A78" wp14:editId="1E52687A">
-            <wp:extent cx="2438280" cy="1828800"/>
-            <wp:effectExtent l="0" t="0" r="635" b="0"/>
-            <wp:docPr id="2096198547" name="図 6"/>
-            <wp:cNvGraphicFramePr>
-              <a:graphicFrameLocks xmlns:a="http://schemas.openxmlformats.org/drawingml/2006/main" noChangeAspect="1"/>
-            </wp:cNvGraphicFramePr>
-            <a:graphic xmlns:a="http://schemas.openxmlformats.org/drawingml/2006/main">
-              <a:graphicData uri="http://schemas.openxmlformats.org/drawingml/2006/picture">
-                <pic:pic xmlns:pic="http://schemas.openxmlformats.org/drawingml/2006/picture">
-                  <pic:nvPicPr>
-                    <pic:cNvPr id="0" name="Picture 6"/>
-                    <pic:cNvPicPr>
-                      <a:picLocks noChangeAspect="1" noChangeArrowheads="1"/>
-                    </pic:cNvPicPr>
-                  </pic:nvPicPr>
-                  <pic:blipFill>
-                    <a:blip r:embed="rId20" cstate="print">
-                      <a:extLst>
-                        <a:ext uri="{28A0092B-C50C-407E-A947-70E740481C1C}">
-                          <a14:useLocalDpi xmlns:a14="http://schemas.microsoft.com/office/drawing/2010/main" val="0"/>
-                        </a:ext>
-                      </a:extLst>
-                    </a:blip>
-                    <a:srcRect/>
-                    <a:stretch>
-                      <a:fillRect/>
-                    </a:stretch>
-                  </pic:blipFill>
-                  <pic:spPr bwMode="auto">
-                    <a:xfrm>
-                      <a:off x="0" y="0"/>
-                      <a:ext cx="2438280" cy="1828800"/>
-                    </a:xfrm>
-                    <a:prstGeom prst="rect">
-                      <a:avLst/>
-                    </a:prstGeom>
-                    <a:noFill/>
-                    <a:ln>
-                      <a:noFill/>
-                    </a:ln>
-                  </pic:spPr>
-                </pic:pic>
-              </a:graphicData>
-            </a:graphic>
-          </wp:inline>
-        </w:drawing>
-      </w:r>
-    </w:p>
-    <w:p>
-      <w:r>
-        <w:rPr>
-          <w:rFonts w:hint="eastAsia"/>
-        </w:rPr>
-        <w:t>ライセンス画面では、</w:t>
-      </w:r>
-      <w:r>
-        <w:t>”</w:t>
-      </w:r>
-      <w:r>
-        <w:rPr>
-          <w:rFonts w:hint="eastAsia"/>
-        </w:rPr>
-        <w:t>宇宙から来たメイド vs 鋼鉄の帝国</w:t>
-      </w:r>
-      <w:r>
-        <w:t>”</w:t>
-      </w:r>
-      <w:r>
-        <w:rPr>
-          <w:rFonts w:hint="eastAsia"/>
-        </w:rPr>
-        <w:t>の開発に使用したゲームエンジン、フォント、ライブラリなどのライセンス</w:t>
-      </w:r>
-      <w:r>
-        <w:rPr>
-          <w:rFonts w:hint="eastAsia"/>
-        </w:rPr>
-        <w:t>情報</w:t>
-      </w:r>
-      <w:r>
-        <w:rPr>
-          <w:rFonts w:hint="eastAsia"/>
-        </w:rPr>
-        <w:t>を確認することができます。</w:t>
-      </w:r>
-      <w:r>
-        <w:rPr>
-          <w:rFonts w:hint="eastAsia"/>
-        </w:rPr>
-        <w:t>ライセンス画面</w:t>
-      </w:r>
-      <w:r>
-        <w:rPr>
-          <w:rFonts w:hint="eastAsia"/>
-        </w:rPr>
-        <w:t>はライセンス情報一覧画面とライセンス情報画面の2画面で構成されます。</w:t>
-      </w:r>
-    </w:p>
-    <w:p/>
-    <w:p>
-      <w:r>
-        <w:rPr>
-          <w:rFonts w:hint="eastAsia"/>
-        </w:rPr>
-        <w:t>ライセンス情報一覧画面から</w:t>
-      </w:r>
-      <w:r>
-        <w:rPr>
-          <w:rFonts w:hint="eastAsia"/>
-        </w:rPr>
-        <w:t>確認したいコンポーネント名を選択してください。</w:t>
-      </w:r>
-      <w:r>
-        <w:rPr>
-          <w:rFonts w:hint="eastAsia"/>
-        </w:rPr>
-        <w:t>ライセンス情報一覧画面で</w:t>
-      </w:r>
-      <w:r>
-        <w:t>”</w:t>
-      </w:r>
-      <w:r>
-        <w:rPr>
-          <w:rFonts w:hint="eastAsia"/>
-        </w:rPr>
-        <w:t>Back</w:t>
-      </w:r>
-      <w:r>
-        <w:t>”</w:t>
-      </w:r>
-      <w:r>
-        <w:rPr>
-          <w:rFonts w:hint="eastAsia"/>
-        </w:rPr>
-        <w:t>ボタンを選択すると</w:t>
-      </w:r>
-      <w:r>
-        <w:rPr>
-          <w:rFonts w:hint="eastAsia"/>
-        </w:rPr>
-        <w:t>タイトル画面</w:t>
-      </w:r>
-      <w:r>
-        <w:rPr>
-          <w:rFonts w:hint="eastAsia"/>
-        </w:rPr>
-        <w:t>に戻ります。</w:t>
-      </w:r>
-      <w:r>
-        <w:rPr>
-          <w:rFonts w:hint="eastAsia"/>
-        </w:rPr>
-        <w:t>ライセンス情報一覧画面で</w:t>
-      </w:r>
-      <w:r>
-        <w:rPr>
-          <w:rFonts w:hint="eastAsia"/>
-        </w:rPr>
-        <w:t>コンポーネント名を選択すると</w:t>
-      </w:r>
-      <w:r>
-        <w:rPr>
-          <w:rFonts w:hint="eastAsia"/>
-        </w:rPr>
-        <w:t>、選択したコンポーネントの</w:t>
-      </w:r>
-      <w:r>
-        <w:rPr>
-          <w:rFonts w:hint="eastAsia"/>
-        </w:rPr>
-        <w:t>ライセンス情報</w:t>
-      </w:r>
-      <w:r>
-        <w:rPr>
-          <w:rFonts w:hint="eastAsia"/>
-        </w:rPr>
-        <w:t>画面</w:t>
-      </w:r>
-      <w:r>
-        <w:rPr>
-          <w:rFonts w:hint="eastAsia"/>
-        </w:rPr>
-        <w:t>が表示されます。</w:t>
-      </w:r>
-      <w:r>
-        <w:rPr>
-          <w:rFonts w:hint="eastAsia"/>
-        </w:rPr>
-        <w:t>ライセンス情報画面</w:t>
-      </w:r>
+      <w:bookmarkStart w:id="11" w:name="_Toc209361371"/>
       <w:r>
         <w:rPr>
           <w:rFonts w:hint="eastAsia"/>
         </w:rPr>
         <w:lastRenderedPageBreak/>
-        <w:t>で</w:t>
-      </w:r>
-      <w:r>
-        <w:t>”</w:t>
-      </w:r>
-      <w:r>
-        <w:rPr>
-          <w:rFonts w:hint="eastAsia"/>
-        </w:rPr>
-        <w:t>Close</w:t>
-      </w:r>
-      <w:r>
-        <w:t>”</w:t>
-      </w:r>
-      <w:r>
-        <w:rPr>
-          <w:rFonts w:hint="eastAsia"/>
-        </w:rPr>
-        <w:t>ボタンを選択すると</w:t>
-      </w:r>
-      <w:r>
-        <w:rPr>
-          <w:rFonts w:hint="eastAsia"/>
-        </w:rPr>
-        <w:t>ライセンス情報一覧画面に戻ります。</w:t>
-      </w:r>
-    </w:p>
-    <w:p/>
-    <w:p/>
-    <w:p>
-      <w:pPr>
-        <w:pStyle w:val="1"/>
-      </w:pPr>
-      <w:bookmarkStart w:id="16" w:name="_Toc209105157"/>
-      <w:r>
-        <w:rPr>
-          <w:rFonts w:hint="eastAsia"/>
-        </w:rPr>
         <w:t>ジュークボックス画面</w:t>
       </w:r>
-      <w:bookmarkEnd w:id="16"/>
+      <w:bookmarkEnd w:id="11"/>
     </w:p>
     <w:p>
       <w:pPr>
@@ -6836,7 +5208,7 @@
                     </pic:cNvPicPr>
                   </pic:nvPicPr>
                   <pic:blipFill>
-                    <a:blip r:embed="rId21">
+                    <a:blip r:embed="rId16">
                       <a:extLst>
                         <a:ext uri="{28A0092B-C50C-407E-A947-70E740481C1C}">
                           <a14:useLocalDpi xmlns:a14="http://schemas.microsoft.com/office/drawing/2010/main" val="0"/>
@@ -6997,7 +5369,6 @@
         <w:t>に戻ります。</w:t>
       </w:r>
     </w:p>
-    <w:p/>
     <w:p>
       <w:r>
         <w:rPr>
@@ -7068,11 +5439,12 @@
     </w:p>
     <w:p/>
     <w:p/>
+    <w:p/>
     <w:p>
       <w:pPr>
         <w:pStyle w:val="1"/>
       </w:pPr>
-      <w:bookmarkStart w:id="17" w:name="_Toc209105158"/>
+      <w:bookmarkStart w:id="12" w:name="_Toc209361372"/>
       <w:r>
         <w:rPr>
           <w:rFonts w:hint="eastAsia"/>
@@ -7086,7 +5458,7 @@
         </w:rPr>
         <w:t>設定画面</w:t>
       </w:r>
-      <w:bookmarkEnd w:id="17"/>
+      <w:bookmarkEnd w:id="12"/>
     </w:p>
     <w:p>
       <w:pPr>
@@ -7114,7 +5486,7 @@
                     </pic:cNvPicPr>
                   </pic:nvPicPr>
                   <pic:blipFill>
-                    <a:blip r:embed="rId22">
+                    <a:blip r:embed="rId17">
                       <a:extLst>
                         <a:ext uri="{28A0092B-C50C-407E-A947-70E740481C1C}">
                           <a14:useLocalDpi xmlns:a14="http://schemas.microsoft.com/office/drawing/2010/main" val="0"/>
@@ -7511,7 +5883,7 @@
       <w:pPr>
         <w:pStyle w:val="1"/>
       </w:pPr>
-      <w:bookmarkStart w:id="18" w:name="_Toc209105159"/>
+      <w:bookmarkStart w:id="13" w:name="_Toc209361373"/>
       <w:r>
         <w:rPr>
           <w:rFonts w:hint="eastAsia"/>
@@ -7531,7 +5903,7 @@
         </w:rPr>
         <w:t>画面</w:t>
       </w:r>
-      <w:bookmarkEnd w:id="18"/>
+      <w:bookmarkEnd w:id="13"/>
     </w:p>
     <w:p>
       <w:pPr>
@@ -7559,7 +5931,7 @@
                     </pic:cNvPicPr>
                   </pic:nvPicPr>
                   <pic:blipFill rotWithShape="1">
-                    <a:blip r:embed="rId23">
+                    <a:blip r:embed="rId18">
                       <a:extLst>
                         <a:ext uri="{28A0092B-C50C-407E-A947-70E740481C1C}">
                           <a14:useLocalDpi xmlns:a14="http://schemas.microsoft.com/office/drawing/2010/main" val="0"/>
@@ -7976,7 +6348,7 @@
       <w:pPr>
         <w:pStyle w:val="1"/>
       </w:pPr>
-      <w:bookmarkStart w:id="19" w:name="_Toc209105160"/>
+      <w:bookmarkStart w:id="14" w:name="_Toc209361374"/>
       <w:r>
         <w:rPr>
           <w:rFonts w:hint="eastAsia"/>
@@ -7990,7 +6362,7 @@
         </w:rPr>
         <w:t>設定画面</w:t>
       </w:r>
-      <w:bookmarkEnd w:id="19"/>
+      <w:bookmarkEnd w:id="14"/>
     </w:p>
     <w:p>
       <w:pPr>
@@ -8018,7 +6390,7 @@
                     </pic:cNvPicPr>
                   </pic:nvPicPr>
                   <pic:blipFill rotWithShape="1">
-                    <a:blip r:embed="rId24">
+                    <a:blip r:embed="rId19">
                       <a:extLst>
                         <a:ext uri="{28A0092B-C50C-407E-A947-70E740481C1C}">
                           <a14:useLocalDpi xmlns:a14="http://schemas.microsoft.com/office/drawing/2010/main" val="0"/>
@@ -8234,7 +6606,7 @@
       <w:pPr>
         <w:pStyle w:val="1"/>
       </w:pPr>
-      <w:bookmarkStart w:id="20" w:name="_Toc209105161"/>
+      <w:bookmarkStart w:id="15" w:name="_Toc209361375"/>
       <w:r>
         <w:rPr>
           <w:rFonts w:hint="eastAsia"/>
@@ -8242,7 +6614,7 @@
         <w:lastRenderedPageBreak/>
         <w:t>ゲーム画面</w:t>
       </w:r>
-      <w:bookmarkEnd w:id="20"/>
+      <w:bookmarkEnd w:id="15"/>
     </w:p>
     <w:p>
       <w:r>
@@ -8267,7 +6639,7 @@
                     </pic:cNvPicPr>
                   </pic:nvPicPr>
                   <pic:blipFill>
-                    <a:blip r:embed="rId25">
+                    <a:blip r:embed="rId20">
                       <a:extLst>
                         <a:ext uri="{28A0092B-C50C-407E-A947-70E740481C1C}">
                           <a14:useLocalDpi xmlns:a14="http://schemas.microsoft.com/office/drawing/2010/main" val="0"/>
@@ -8349,7 +6721,7 @@
                           </pic:cNvPicPr>
                         </pic:nvPicPr>
                         <pic:blipFill>
-                          <a:blip r:embed="rId26">
+                          <a:blip r:embed="rId21">
                             <a:extLst>
                               <a:ext uri="{28A0092B-C50C-407E-A947-70E740481C1C}">
                                 <a14:useLocalDpi xmlns:a14="http://schemas.microsoft.com/office/drawing/2010/main" val="0"/>
@@ -8454,7 +6826,7 @@
                           </pic:cNvPicPr>
                         </pic:nvPicPr>
                         <pic:blipFill>
-                          <a:blip r:embed="rId27">
+                          <a:blip r:embed="rId22">
                             <a:extLst>
                               <a:ext uri="{28A0092B-C50C-407E-A947-70E740481C1C}">
                                 <a14:useLocalDpi xmlns:a14="http://schemas.microsoft.com/office/drawing/2010/main" val="0"/>
@@ -8547,7 +6919,7 @@
                           </pic:cNvPicPr>
                         </pic:nvPicPr>
                         <pic:blipFill>
-                          <a:blip r:embed="rId28">
+                          <a:blip r:embed="rId23">
                             <a:extLst>
                               <a:ext uri="{28A0092B-C50C-407E-A947-70E740481C1C}">
                                 <a14:useLocalDpi xmlns:a14="http://schemas.microsoft.com/office/drawing/2010/main" val="0"/>
@@ -8679,7 +7051,7 @@
                           </pic:cNvPicPr>
                         </pic:nvPicPr>
                         <pic:blipFill>
-                          <a:blip r:embed="rId29">
+                          <a:blip r:embed="rId24">
                             <a:extLst>
                               <a:ext uri="{28A0092B-C50C-407E-A947-70E740481C1C}">
                                 <a14:useLocalDpi xmlns:a14="http://schemas.microsoft.com/office/drawing/2010/main" val="0"/>
@@ -8777,7 +7149,7 @@
                           </pic:cNvPicPr>
                         </pic:nvPicPr>
                         <pic:blipFill>
-                          <a:blip r:embed="rId30">
+                          <a:blip r:embed="rId25">
                             <a:extLst>
                               <a:ext uri="{28A0092B-C50C-407E-A947-70E740481C1C}">
                                 <a14:useLocalDpi xmlns:a14="http://schemas.microsoft.com/office/drawing/2010/main" val="0"/>
@@ -8870,7 +7242,7 @@
                           </pic:cNvPicPr>
                         </pic:nvPicPr>
                         <pic:blipFill>
-                          <a:blip r:embed="rId31">
+                          <a:blip r:embed="rId26">
                             <a:extLst>
                               <a:ext uri="{28A0092B-C50C-407E-A947-70E740481C1C}">
                                 <a14:useLocalDpi xmlns:a14="http://schemas.microsoft.com/office/drawing/2010/main" val="0"/>
@@ -8982,7 +7354,7 @@
                           </pic:cNvPicPr>
                         </pic:nvPicPr>
                         <pic:blipFill>
-                          <a:blip r:embed="rId32">
+                          <a:blip r:embed="rId27">
                             <a:extLst>
                               <a:ext uri="{28A0092B-C50C-407E-A947-70E740481C1C}">
                                 <a14:useLocalDpi xmlns:a14="http://schemas.microsoft.com/office/drawing/2010/main" val="0"/>
@@ -9094,7 +7466,7 @@
                           </pic:cNvPicPr>
                         </pic:nvPicPr>
                         <pic:blipFill>
-                          <a:blip r:embed="rId33">
+                          <a:blip r:embed="rId28">
                             <a:extLst>
                               <a:ext uri="{28A0092B-C50C-407E-A947-70E740481C1C}">
                                 <a14:useLocalDpi xmlns:a14="http://schemas.microsoft.com/office/drawing/2010/main" val="0"/>
@@ -9277,14 +7649,14 @@
       <w:pPr>
         <w:pStyle w:val="1"/>
       </w:pPr>
-      <w:bookmarkStart w:id="21" w:name="_Toc209105162"/>
+      <w:bookmarkStart w:id="16" w:name="_Toc209361376"/>
       <w:r>
         <w:rPr>
           <w:rFonts w:hint="eastAsia"/>
         </w:rPr>
         <w:t>自機</w:t>
       </w:r>
-      <w:bookmarkEnd w:id="21"/>
+      <w:bookmarkEnd w:id="16"/>
     </w:p>
     <w:p>
       <w:r>
@@ -9309,7 +7681,7 @@
                     </pic:cNvPicPr>
                   </pic:nvPicPr>
                   <pic:blipFill>
-                    <a:blip r:embed="rId34">
+                    <a:blip r:embed="rId29">
                       <a:extLst>
                         <a:ext uri="{28A0092B-C50C-407E-A947-70E740481C1C}">
                           <a14:useLocalDpi xmlns:a14="http://schemas.microsoft.com/office/drawing/2010/main" val="0"/>
@@ -9410,14 +7782,14 @@
       <w:pPr>
         <w:pStyle w:val="1"/>
       </w:pPr>
-      <w:bookmarkStart w:id="22" w:name="_Toc209105163"/>
+      <w:bookmarkStart w:id="17" w:name="_Toc209361377"/>
       <w:r>
         <w:rPr>
           <w:rFonts w:hint="eastAsia"/>
         </w:rPr>
         <w:t>武器</w:t>
       </w:r>
-      <w:bookmarkEnd w:id="22"/>
+      <w:bookmarkEnd w:id="17"/>
     </w:p>
     <w:p>
       <w:r>
@@ -9510,7 +7882,7 @@
                           </pic:cNvPicPr>
                         </pic:nvPicPr>
                         <pic:blipFill>
-                          <a:blip r:embed="rId35">
+                          <a:blip r:embed="rId30">
                             <a:extLst>
                               <a:ext uri="{28A0092B-C50C-407E-A947-70E740481C1C}">
                                 <a14:useLocalDpi xmlns:a14="http://schemas.microsoft.com/office/drawing/2010/main" val="0"/>
@@ -9663,7 +8035,7 @@
                           </pic:cNvPicPr>
                         </pic:nvPicPr>
                         <pic:blipFill>
-                          <a:blip r:embed="rId36">
+                          <a:blip r:embed="rId31">
                             <a:extLst>
                               <a:ext uri="{28A0092B-C50C-407E-A947-70E740481C1C}">
                                 <a14:useLocalDpi xmlns:a14="http://schemas.microsoft.com/office/drawing/2010/main" val="0"/>
@@ -9760,7 +8132,7 @@
                           </pic:cNvPicPr>
                         </pic:nvPicPr>
                         <pic:blipFill>
-                          <a:blip r:embed="rId37">
+                          <a:blip r:embed="rId32">
                             <a:extLst>
                               <a:ext uri="{28A0092B-C50C-407E-A947-70E740481C1C}">
                                 <a14:useLocalDpi xmlns:a14="http://schemas.microsoft.com/office/drawing/2010/main" val="0"/>
@@ -9881,7 +8253,7 @@
                           </pic:cNvPicPr>
                         </pic:nvPicPr>
                         <pic:blipFill>
-                          <a:blip r:embed="rId38">
+                          <a:blip r:embed="rId33">
                             <a:extLst>
                               <a:ext uri="{28A0092B-C50C-407E-A947-70E740481C1C}">
                                 <a14:useLocalDpi xmlns:a14="http://schemas.microsoft.com/office/drawing/2010/main" val="0"/>
@@ -9990,7 +8362,7 @@
                           </pic:cNvPicPr>
                         </pic:nvPicPr>
                         <pic:blipFill>
-                          <a:blip r:embed="rId39">
+                          <a:blip r:embed="rId34">
                             <a:extLst>
                               <a:ext uri="{28A0092B-C50C-407E-A947-70E740481C1C}">
                                 <a14:useLocalDpi xmlns:a14="http://schemas.microsoft.com/office/drawing/2010/main" val="0"/>
@@ -10099,7 +8471,7 @@
                           </pic:cNvPicPr>
                         </pic:nvPicPr>
                         <pic:blipFill>
-                          <a:blip r:embed="rId40">
+                          <a:blip r:embed="rId35">
                             <a:extLst>
                               <a:ext uri="{28A0092B-C50C-407E-A947-70E740481C1C}">
                                 <a14:useLocalDpi xmlns:a14="http://schemas.microsoft.com/office/drawing/2010/main" val="0"/>
@@ -10196,7 +8568,7 @@
                           </pic:cNvPicPr>
                         </pic:nvPicPr>
                         <pic:blipFill>
-                          <a:blip r:embed="rId41">
+                          <a:blip r:embed="rId36">
                             <a:extLst>
                               <a:ext uri="{28A0092B-C50C-407E-A947-70E740481C1C}">
                                 <a14:useLocalDpi xmlns:a14="http://schemas.microsoft.com/office/drawing/2010/main" val="0"/>
@@ -10341,7 +8713,7 @@
                           </pic:cNvPicPr>
                         </pic:nvPicPr>
                         <pic:blipFill>
-                          <a:blip r:embed="rId42">
+                          <a:blip r:embed="rId37">
                             <a:extLst>
                               <a:ext uri="{28A0092B-C50C-407E-A947-70E740481C1C}">
                                 <a14:useLocalDpi xmlns:a14="http://schemas.microsoft.com/office/drawing/2010/main" val="0"/>
@@ -10450,7 +8822,7 @@
                           </pic:cNvPicPr>
                         </pic:nvPicPr>
                         <pic:blipFill>
-                          <a:blip r:embed="rId43">
+                          <a:blip r:embed="rId38">
                             <a:extLst>
                               <a:ext uri="{28A0092B-C50C-407E-A947-70E740481C1C}">
                                 <a14:useLocalDpi xmlns:a14="http://schemas.microsoft.com/office/drawing/2010/main" val="0"/>
@@ -10584,7 +8956,7 @@
                           </pic:cNvPicPr>
                         </pic:nvPicPr>
                         <pic:blipFill>
-                          <a:blip r:embed="rId44">
+                          <a:blip r:embed="rId39">
                             <a:extLst>
                               <a:ext uri="{28A0092B-C50C-407E-A947-70E740481C1C}">
                                 <a14:useLocalDpi xmlns:a14="http://schemas.microsoft.com/office/drawing/2010/main" val="0"/>
@@ -10679,14 +9051,14 @@
       <w:pPr>
         <w:pStyle w:val="1"/>
       </w:pPr>
-      <w:bookmarkStart w:id="23" w:name="_Toc209105164"/>
+      <w:bookmarkStart w:id="18" w:name="_Toc209361378"/>
       <w:r>
         <w:rPr>
           <w:rFonts w:hint="eastAsia"/>
         </w:rPr>
         <w:t>アイテム</w:t>
       </w:r>
-      <w:bookmarkEnd w:id="23"/>
+      <w:bookmarkEnd w:id="18"/>
     </w:p>
     <w:p>
       <w:r>
@@ -10753,7 +9125,7 @@
                           </pic:cNvPicPr>
                         </pic:nvPicPr>
                         <pic:blipFill>
-                          <a:blip r:embed="rId45">
+                          <a:blip r:embed="rId40">
                             <a:extLst>
                               <a:ext uri="{28A0092B-C50C-407E-A947-70E740481C1C}">
                                 <a14:useLocalDpi xmlns:a14="http://schemas.microsoft.com/office/drawing/2010/main" val="0"/>
@@ -10861,7 +9233,7 @@
                           </pic:cNvPicPr>
                         </pic:nvPicPr>
                         <pic:blipFill>
-                          <a:blip r:embed="rId46">
+                          <a:blip r:embed="rId41">
                             <a:extLst>
                               <a:ext uri="{28A0092B-C50C-407E-A947-70E740481C1C}">
                                 <a14:useLocalDpi xmlns:a14="http://schemas.microsoft.com/office/drawing/2010/main" val="0"/>
@@ -11005,7 +9377,7 @@
                           </pic:cNvPicPr>
                         </pic:nvPicPr>
                         <pic:blipFill>
-                          <a:blip r:embed="rId47">
+                          <a:blip r:embed="rId42">
                             <a:extLst>
                               <a:ext uri="{28A0092B-C50C-407E-A947-70E740481C1C}">
                                 <a14:useLocalDpi xmlns:a14="http://schemas.microsoft.com/office/drawing/2010/main" val="0"/>
@@ -11107,7 +9479,7 @@
                           </pic:cNvPicPr>
                         </pic:nvPicPr>
                         <pic:blipFill>
-                          <a:blip r:embed="rId48">
+                          <a:blip r:embed="rId43">
                             <a:extLst>
                               <a:ext uri="{28A0092B-C50C-407E-A947-70E740481C1C}">
                                 <a14:useLocalDpi xmlns:a14="http://schemas.microsoft.com/office/drawing/2010/main" val="0"/>
@@ -11190,14 +9562,14 @@
       <w:pPr>
         <w:pStyle w:val="1"/>
       </w:pPr>
-      <w:bookmarkStart w:id="24" w:name="_Toc209105165"/>
+      <w:bookmarkStart w:id="19" w:name="_Toc209361379"/>
       <w:r>
         <w:rPr>
           <w:rFonts w:hint="eastAsia"/>
         </w:rPr>
         <w:t>データフォルダ</w:t>
       </w:r>
-      <w:bookmarkEnd w:id="24"/>
+      <w:bookmarkEnd w:id="19"/>
     </w:p>
     <w:p>
       <w:r>
@@ -11741,7 +10113,7 @@
         <w:pStyle w:val="1"/>
         <w:jc w:val="left"/>
       </w:pPr>
-      <w:bookmarkStart w:id="25" w:name="_Toc209105166"/>
+      <w:bookmarkStart w:id="20" w:name="_Toc209361380"/>
       <w:r>
         <w:rPr>
           <w:rFonts w:hint="eastAsia"/>
@@ -11749,7 +10121,7 @@
         <w:lastRenderedPageBreak/>
         <w:t>おまけ</w:t>
       </w:r>
-      <w:bookmarkEnd w:id="25"/>
+      <w:bookmarkEnd w:id="20"/>
     </w:p>
     <w:p>
       <w:pPr>
@@ -12078,7 +10450,7 @@
       </w:pPr>
     </w:p>
     <w:sectPr>
-      <w:footerReference w:type="default" r:id="rId49"/>
+      <w:footerReference w:type="default" r:id="rId44"/>
       <w:pgSz w:w="11906" w:h="16838"/>
       <w:pgMar w:top="1440" w:right="1080" w:bottom="1440" w:left="1080" w:header="851" w:footer="737" w:gutter="0"/>
       <w:cols w:space="425"/>

--- a/documents/manual/manual.docx
+++ b/documents/manual/manual.docx
@@ -219,7 +219,7 @@
           <w:sz w:val="24"/>
           <w:szCs w:val="24"/>
         </w:rPr>
-        <w:t>6</w:t>
+        <w:t>7</w:t>
       </w:r>
     </w:p>
     <w:p>
@@ -271,7 +271,7 @@
           <w:sz w:val="24"/>
           <w:szCs w:val="24"/>
         </w:rPr>
-        <w:t>9</w:t>
+        <w:t>10</w:t>
       </w:r>
       <w:r>
         <w:rPr>
@@ -291,7 +291,7 @@
           <w:sz w:val="24"/>
           <w:szCs w:val="24"/>
         </w:rPr>
-        <w:t>21</w:t>
+        <w:t>5</w:t>
       </w:r>
       <w:r>
         <w:rPr>
@@ -364,7 +364,7 @@
       <w:r>
         <w:fldChar w:fldCharType="separate"/>
       </w:r>
-      <w:hyperlink w:anchor="_Toc209361360" w:history="1">
+      <w:hyperlink w:anchor="_Toc210568098" w:history="1">
         <w:r>
           <w:rPr>
             <w:rStyle w:val="a7"/>
@@ -391,7 +391,7 @@
             <w:noProof/>
             <w:webHidden/>
           </w:rPr>
-          <w:instrText xml:space="preserve"> PAGEREF _Toc209361360 \h </w:instrText>
+          <w:instrText xml:space="preserve"> PAGEREF _Toc210568098 \h </w:instrText>
         </w:r>
         <w:r>
           <w:rPr>
@@ -434,7 +434,7 @@
           <w14:ligatures w14:val="standardContextual"/>
         </w:rPr>
       </w:pPr>
-      <w:hyperlink w:anchor="_Toc209361361" w:history="1">
+      <w:hyperlink w:anchor="_Toc210568099" w:history="1">
         <w:r>
           <w:rPr>
             <w:rStyle w:val="a7"/>
@@ -461,7 +461,7 @@
             <w:noProof/>
             <w:webHidden/>
           </w:rPr>
-          <w:instrText xml:space="preserve"> PAGEREF _Toc209361361 \h </w:instrText>
+          <w:instrText xml:space="preserve"> PAGEREF _Toc210568099 \h </w:instrText>
         </w:r>
         <w:r>
           <w:rPr>
@@ -504,7 +504,7 @@
           <w14:ligatures w14:val="standardContextual"/>
         </w:rPr>
       </w:pPr>
-      <w:hyperlink w:anchor="_Toc209361362" w:history="1">
+      <w:hyperlink w:anchor="_Toc210568100" w:history="1">
         <w:r>
           <w:rPr>
             <w:rStyle w:val="a7"/>
@@ -531,7 +531,7 @@
             <w:noProof/>
             <w:webHidden/>
           </w:rPr>
-          <w:instrText xml:space="preserve"> PAGEREF _Toc209361362 \h </w:instrText>
+          <w:instrText xml:space="preserve"> PAGEREF _Toc210568100 \h </w:instrText>
         </w:r>
         <w:r>
           <w:rPr>
@@ -574,7 +574,7 @@
           <w14:ligatures w14:val="standardContextual"/>
         </w:rPr>
       </w:pPr>
-      <w:hyperlink w:anchor="_Toc209361363" w:history="1">
+      <w:hyperlink w:anchor="_Toc210568101" w:history="1">
         <w:r>
           <w:rPr>
             <w:rStyle w:val="a7"/>
@@ -601,7 +601,7 @@
             <w:noProof/>
             <w:webHidden/>
           </w:rPr>
-          <w:instrText xml:space="preserve"> PAGEREF _Toc209361363 \h </w:instrText>
+          <w:instrText xml:space="preserve"> PAGEREF _Toc210568101 \h </w:instrText>
         </w:r>
         <w:r>
           <w:rPr>
@@ -644,7 +644,7 @@
           <w14:ligatures w14:val="standardContextual"/>
         </w:rPr>
       </w:pPr>
-      <w:hyperlink w:anchor="_Toc209361364" w:history="1">
+      <w:hyperlink w:anchor="_Toc210568102" w:history="1">
         <w:r>
           <w:rPr>
             <w:rStyle w:val="a7"/>
@@ -671,7 +671,7 @@
             <w:noProof/>
             <w:webHidden/>
           </w:rPr>
-          <w:instrText xml:space="preserve"> PAGEREF _Toc209361364 \h </w:instrText>
+          <w:instrText xml:space="preserve"> PAGEREF _Toc210568102 \h </w:instrText>
         </w:r>
         <w:r>
           <w:rPr>
@@ -714,7 +714,7 @@
           <w14:ligatures w14:val="standardContextual"/>
         </w:rPr>
       </w:pPr>
-      <w:hyperlink w:anchor="_Toc209361365" w:history="1">
+      <w:hyperlink w:anchor="_Toc210568103" w:history="1">
         <w:r>
           <w:rPr>
             <w:rStyle w:val="a7"/>
@@ -741,7 +741,7 @@
             <w:noProof/>
             <w:webHidden/>
           </w:rPr>
-          <w:instrText xml:space="preserve"> PAGEREF _Toc209361365 \h </w:instrText>
+          <w:instrText xml:space="preserve"> PAGEREF _Toc210568103 \h </w:instrText>
         </w:r>
         <w:r>
           <w:rPr>
@@ -784,7 +784,7 @@
           <w14:ligatures w14:val="standardContextual"/>
         </w:rPr>
       </w:pPr>
-      <w:hyperlink w:anchor="_Toc209361366" w:history="1">
+      <w:hyperlink w:anchor="_Toc210568104" w:history="1">
         <w:r>
           <w:rPr>
             <w:rStyle w:val="a7"/>
@@ -811,7 +811,7 @@
             <w:noProof/>
             <w:webHidden/>
           </w:rPr>
-          <w:instrText xml:space="preserve"> PAGEREF _Toc209361366 \h </w:instrText>
+          <w:instrText xml:space="preserve"> PAGEREF _Toc210568104 \h </w:instrText>
         </w:r>
         <w:r>
           <w:rPr>
@@ -854,7 +854,7 @@
           <w14:ligatures w14:val="standardContextual"/>
         </w:rPr>
       </w:pPr>
-      <w:hyperlink w:anchor="_Toc209361367" w:history="1">
+      <w:hyperlink w:anchor="_Toc210568105" w:history="1">
         <w:r>
           <w:rPr>
             <w:rStyle w:val="a7"/>
@@ -881,7 +881,7 @@
             <w:noProof/>
             <w:webHidden/>
           </w:rPr>
-          <w:instrText xml:space="preserve"> PAGEREF _Toc209361367 \h </w:instrText>
+          <w:instrText xml:space="preserve"> PAGEREF _Toc210568105 \h </w:instrText>
         </w:r>
         <w:r>
           <w:rPr>
@@ -924,7 +924,7 @@
           <w14:ligatures w14:val="standardContextual"/>
         </w:rPr>
       </w:pPr>
-      <w:hyperlink w:anchor="_Toc209361368" w:history="1">
+      <w:hyperlink w:anchor="_Toc210568106" w:history="1">
         <w:r>
           <w:rPr>
             <w:rStyle w:val="a7"/>
@@ -951,7 +951,7 @@
             <w:noProof/>
             <w:webHidden/>
           </w:rPr>
-          <w:instrText xml:space="preserve"> PAGEREF _Toc209361368 \h </w:instrText>
+          <w:instrText xml:space="preserve"> PAGEREF _Toc210568106 \h </w:instrText>
         </w:r>
         <w:r>
           <w:rPr>
@@ -994,7 +994,7 @@
           <w14:ligatures w14:val="standardContextual"/>
         </w:rPr>
       </w:pPr>
-      <w:hyperlink w:anchor="_Toc209361369" w:history="1">
+      <w:hyperlink w:anchor="_Toc210568107" w:history="1">
         <w:r>
           <w:rPr>
             <w:rStyle w:val="a7"/>
@@ -1021,7 +1021,7 @@
             <w:noProof/>
             <w:webHidden/>
           </w:rPr>
-          <w:instrText xml:space="preserve"> PAGEREF _Toc209361369 \h </w:instrText>
+          <w:instrText xml:space="preserve"> PAGEREF _Toc210568107 \h </w:instrText>
         </w:r>
         <w:r>
           <w:rPr>
@@ -1064,7 +1064,7 @@
           <w14:ligatures w14:val="standardContextual"/>
         </w:rPr>
       </w:pPr>
-      <w:hyperlink w:anchor="_Toc209361370" w:history="1">
+      <w:hyperlink w:anchor="_Toc210568108" w:history="1">
         <w:r>
           <w:rPr>
             <w:rStyle w:val="a7"/>
@@ -1091,7 +1091,7 @@
             <w:noProof/>
             <w:webHidden/>
           </w:rPr>
-          <w:instrText xml:space="preserve"> PAGEREF _Toc209361370 \h </w:instrText>
+          <w:instrText xml:space="preserve"> PAGEREF _Toc210568108 \h </w:instrText>
         </w:r>
         <w:r>
           <w:rPr>
@@ -1134,7 +1134,7 @@
           <w14:ligatures w14:val="standardContextual"/>
         </w:rPr>
       </w:pPr>
-      <w:hyperlink w:anchor="_Toc209361371" w:history="1">
+      <w:hyperlink w:anchor="_Toc210568109" w:history="1">
         <w:r>
           <w:rPr>
             <w:rStyle w:val="a7"/>
@@ -1161,7 +1161,7 @@
             <w:noProof/>
             <w:webHidden/>
           </w:rPr>
-          <w:instrText xml:space="preserve"> PAGEREF _Toc209361371 \h </w:instrText>
+          <w:instrText xml:space="preserve"> PAGEREF _Toc210568109 \h </w:instrText>
         </w:r>
         <w:r>
           <w:rPr>
@@ -1204,7 +1204,7 @@
           <w14:ligatures w14:val="standardContextual"/>
         </w:rPr>
       </w:pPr>
-      <w:hyperlink w:anchor="_Toc209361372" w:history="1">
+      <w:hyperlink w:anchor="_Toc210568110" w:history="1">
         <w:r>
           <w:rPr>
             <w:rStyle w:val="a7"/>
@@ -1231,7 +1231,7 @@
             <w:noProof/>
             <w:webHidden/>
           </w:rPr>
-          <w:instrText xml:space="preserve"> PAGEREF _Toc209361372 \h </w:instrText>
+          <w:instrText xml:space="preserve"> PAGEREF _Toc210568110 \h </w:instrText>
         </w:r>
         <w:r>
           <w:rPr>
@@ -1274,7 +1274,7 @@
           <w14:ligatures w14:val="standardContextual"/>
         </w:rPr>
       </w:pPr>
-      <w:hyperlink w:anchor="_Toc209361373" w:history="1">
+      <w:hyperlink w:anchor="_Toc210568111" w:history="1">
         <w:r>
           <w:rPr>
             <w:rStyle w:val="a7"/>
@@ -1301,7 +1301,7 @@
             <w:noProof/>
             <w:webHidden/>
           </w:rPr>
-          <w:instrText xml:space="preserve"> PAGEREF _Toc209361373 \h </w:instrText>
+          <w:instrText xml:space="preserve"> PAGEREF _Toc210568111 \h </w:instrText>
         </w:r>
         <w:r>
           <w:rPr>
@@ -1344,7 +1344,7 @@
           <w14:ligatures w14:val="standardContextual"/>
         </w:rPr>
       </w:pPr>
-      <w:hyperlink w:anchor="_Toc209361374" w:history="1">
+      <w:hyperlink w:anchor="_Toc210568112" w:history="1">
         <w:r>
           <w:rPr>
             <w:rStyle w:val="a7"/>
@@ -1371,7 +1371,7 @@
             <w:noProof/>
             <w:webHidden/>
           </w:rPr>
-          <w:instrText xml:space="preserve"> PAGEREF _Toc209361374 \h </w:instrText>
+          <w:instrText xml:space="preserve"> PAGEREF _Toc210568112 \h </w:instrText>
         </w:r>
         <w:r>
           <w:rPr>
@@ -1414,7 +1414,7 @@
           <w14:ligatures w14:val="standardContextual"/>
         </w:rPr>
       </w:pPr>
-      <w:hyperlink w:anchor="_Toc209361375" w:history="1">
+      <w:hyperlink w:anchor="_Toc210568113" w:history="1">
         <w:r>
           <w:rPr>
             <w:rStyle w:val="a7"/>
@@ -1441,7 +1441,7 @@
             <w:noProof/>
             <w:webHidden/>
           </w:rPr>
-          <w:instrText xml:space="preserve"> PAGEREF _Toc209361375 \h </w:instrText>
+          <w:instrText xml:space="preserve"> PAGEREF _Toc210568113 \h </w:instrText>
         </w:r>
         <w:r>
           <w:rPr>
@@ -1484,7 +1484,7 @@
           <w14:ligatures w14:val="standardContextual"/>
         </w:rPr>
       </w:pPr>
-      <w:hyperlink w:anchor="_Toc209361376" w:history="1">
+      <w:hyperlink w:anchor="_Toc210568114" w:history="1">
         <w:r>
           <w:rPr>
             <w:rStyle w:val="a7"/>
@@ -1511,7 +1511,7 @@
             <w:noProof/>
             <w:webHidden/>
           </w:rPr>
-          <w:instrText xml:space="preserve"> PAGEREF _Toc209361376 \h </w:instrText>
+          <w:instrText xml:space="preserve"> PAGEREF _Toc210568114 \h </w:instrText>
         </w:r>
         <w:r>
           <w:rPr>
@@ -1554,7 +1554,7 @@
           <w14:ligatures w14:val="standardContextual"/>
         </w:rPr>
       </w:pPr>
-      <w:hyperlink w:anchor="_Toc209361377" w:history="1">
+      <w:hyperlink w:anchor="_Toc210568115" w:history="1">
         <w:r>
           <w:rPr>
             <w:rStyle w:val="a7"/>
@@ -1581,7 +1581,7 @@
             <w:noProof/>
             <w:webHidden/>
           </w:rPr>
-          <w:instrText xml:space="preserve"> PAGEREF _Toc209361377 \h </w:instrText>
+          <w:instrText xml:space="preserve"> PAGEREF _Toc210568115 \h </w:instrText>
         </w:r>
         <w:r>
           <w:rPr>
@@ -1624,7 +1624,7 @@
           <w14:ligatures w14:val="standardContextual"/>
         </w:rPr>
       </w:pPr>
-      <w:hyperlink w:anchor="_Toc209361378" w:history="1">
+      <w:hyperlink w:anchor="_Toc210568116" w:history="1">
         <w:r>
           <w:rPr>
             <w:rStyle w:val="a7"/>
@@ -1651,7 +1651,7 @@
             <w:noProof/>
             <w:webHidden/>
           </w:rPr>
-          <w:instrText xml:space="preserve"> PAGEREF _Toc209361378 \h </w:instrText>
+          <w:instrText xml:space="preserve"> PAGEREF _Toc210568116 \h </w:instrText>
         </w:r>
         <w:r>
           <w:rPr>
@@ -1694,7 +1694,7 @@
           <w14:ligatures w14:val="standardContextual"/>
         </w:rPr>
       </w:pPr>
-      <w:hyperlink w:anchor="_Toc209361379" w:history="1">
+      <w:hyperlink w:anchor="_Toc210568117" w:history="1">
         <w:r>
           <w:rPr>
             <w:rStyle w:val="a7"/>
@@ -1721,7 +1721,7 @@
             <w:noProof/>
             <w:webHidden/>
           </w:rPr>
-          <w:instrText xml:space="preserve"> PAGEREF _Toc209361379 \h </w:instrText>
+          <w:instrText xml:space="preserve"> PAGEREF _Toc210568117 \h </w:instrText>
         </w:r>
         <w:r>
           <w:rPr>
@@ -1764,7 +1764,7 @@
           <w14:ligatures w14:val="standardContextual"/>
         </w:rPr>
       </w:pPr>
-      <w:hyperlink w:anchor="_Toc209361380" w:history="1">
+      <w:hyperlink w:anchor="_Toc210568118" w:history="1">
         <w:r>
           <w:rPr>
             <w:rStyle w:val="a7"/>
@@ -1791,7 +1791,7 @@
             <w:noProof/>
             <w:webHidden/>
           </w:rPr>
-          <w:instrText xml:space="preserve"> PAGEREF _Toc209361380 \h </w:instrText>
+          <w:instrText xml:space="preserve"> PAGEREF _Toc210568118 \h </w:instrText>
         </w:r>
         <w:r>
           <w:rPr>
@@ -1834,7 +1834,7 @@
       <w:pPr>
         <w:pStyle w:val="1"/>
       </w:pPr>
-      <w:bookmarkStart w:id="0" w:name="_Toc209361360"/>
+      <w:bookmarkStart w:id="0" w:name="_Toc210568098"/>
       <w:r>
         <w:lastRenderedPageBreak/>
         <w:t>ストーリー</w:t>
@@ -2070,7 +2070,7 @@
       <w:pPr>
         <w:pStyle w:val="1"/>
       </w:pPr>
-      <w:bookmarkStart w:id="1" w:name="_Toc209361361"/>
+      <w:bookmarkStart w:id="1" w:name="_Toc210568099"/>
       <w:r>
         <w:rPr>
           <w:rFonts w:hint="eastAsia"/>
@@ -2084,7 +2084,7 @@
       <w:pPr>
         <w:pStyle w:val="2"/>
       </w:pPr>
-      <w:bookmarkStart w:id="2" w:name="_Toc209361362"/>
+      <w:bookmarkStart w:id="2" w:name="_Toc210568100"/>
       <w:r>
         <w:rPr>
           <w:rFonts w:hint="eastAsia"/>
@@ -2767,7 +2767,7 @@
       <w:pPr>
         <w:pStyle w:val="2"/>
       </w:pPr>
-      <w:bookmarkStart w:id="3" w:name="_Toc209361363"/>
+      <w:bookmarkStart w:id="3" w:name="_Toc210568101"/>
       <w:r>
         <w:rPr>
           <w:rFonts w:hint="eastAsia"/>
@@ -3981,7 +3981,7 @@
               <w:rPr>
                 <w:rFonts w:hint="eastAsia"/>
               </w:rPr>
-              <w:t>割り当てなし</w:t>
+              <w:t>Xbox Backボタン</w:t>
             </w:r>
           </w:p>
         </w:tc>
@@ -3992,7 +3992,7 @@
       <w:pPr>
         <w:pStyle w:val="1"/>
       </w:pPr>
-      <w:bookmarkStart w:id="4" w:name="_Toc209361364"/>
+      <w:bookmarkStart w:id="4" w:name="_Toc210568102"/>
       <w:r>
         <w:rPr>
           <w:rFonts w:hint="eastAsia"/>
@@ -4221,7 +4221,7 @@
       <w:pPr>
         <w:pStyle w:val="2"/>
       </w:pPr>
-      <w:bookmarkStart w:id="5" w:name="_Toc209361365"/>
+      <w:bookmarkStart w:id="5" w:name="_Toc210568103"/>
       <w:r>
         <w:t>“</w:t>
       </w:r>
@@ -4303,7 +4303,7 @@
       <w:pPr>
         <w:pStyle w:val="2"/>
       </w:pPr>
-      <w:bookmarkStart w:id="6" w:name="_Toc209361366"/>
+      <w:bookmarkStart w:id="6" w:name="_Toc210568104"/>
       <w:r>
         <w:lastRenderedPageBreak/>
         <w:t>“</w:t>
@@ -4437,7 +4437,7 @@
       <w:pPr>
         <w:pStyle w:val="2"/>
       </w:pPr>
-      <w:bookmarkStart w:id="7" w:name="_Toc209361367"/>
+      <w:bookmarkStart w:id="7" w:name="_Toc210568105"/>
       <w:r>
         <w:t>“</w:t>
       </w:r>
@@ -4785,7 +4785,7 @@
       <w:pPr>
         <w:pStyle w:val="2"/>
       </w:pPr>
-      <w:bookmarkStart w:id="8" w:name="_Toc209361368"/>
+      <w:bookmarkStart w:id="8" w:name="_Toc210568106"/>
       <w:r>
         <w:lastRenderedPageBreak/>
         <w:t>“</w:t>
@@ -4893,7 +4893,7 @@
       <w:pPr>
         <w:pStyle w:val="2"/>
       </w:pPr>
-      <w:bookmarkStart w:id="9" w:name="_Toc209361369"/>
+      <w:bookmarkStart w:id="9" w:name="_Toc210568107"/>
       <w:r>
         <w:t>“</w:t>
       </w:r>
@@ -5103,7 +5103,7 @@
       <w:pPr>
         <w:pStyle w:val="2"/>
       </w:pPr>
-      <w:bookmarkStart w:id="10" w:name="_Toc209361370"/>
+      <w:bookmarkStart w:id="10" w:name="_Toc210568108"/>
       <w:r>
         <w:t>“</w:t>
       </w:r>
@@ -5172,7 +5172,7 @@
       <w:pPr>
         <w:pStyle w:val="1"/>
       </w:pPr>
-      <w:bookmarkStart w:id="11" w:name="_Toc209361371"/>
+      <w:bookmarkStart w:id="11" w:name="_Toc210568109"/>
       <w:r>
         <w:rPr>
           <w:rFonts w:hint="eastAsia"/>
@@ -5444,7 +5444,7 @@
       <w:pPr>
         <w:pStyle w:val="1"/>
       </w:pPr>
-      <w:bookmarkStart w:id="12" w:name="_Toc209361372"/>
+      <w:bookmarkStart w:id="12" w:name="_Toc210568110"/>
       <w:r>
         <w:rPr>
           <w:rFonts w:hint="eastAsia"/>
@@ -5883,7 +5883,7 @@
       <w:pPr>
         <w:pStyle w:val="1"/>
       </w:pPr>
-      <w:bookmarkStart w:id="13" w:name="_Toc209361373"/>
+      <w:bookmarkStart w:id="13" w:name="_Toc210568111"/>
       <w:r>
         <w:rPr>
           <w:rFonts w:hint="eastAsia"/>
@@ -6348,7 +6348,7 @@
       <w:pPr>
         <w:pStyle w:val="1"/>
       </w:pPr>
-      <w:bookmarkStart w:id="14" w:name="_Toc209361374"/>
+      <w:bookmarkStart w:id="14" w:name="_Toc210568112"/>
       <w:r>
         <w:rPr>
           <w:rFonts w:hint="eastAsia"/>
@@ -6606,7 +6606,7 @@
       <w:pPr>
         <w:pStyle w:val="1"/>
       </w:pPr>
-      <w:bookmarkStart w:id="15" w:name="_Toc209361375"/>
+      <w:bookmarkStart w:id="15" w:name="_Toc210568113"/>
       <w:r>
         <w:rPr>
           <w:rFonts w:hint="eastAsia"/>
@@ -7649,7 +7649,7 @@
       <w:pPr>
         <w:pStyle w:val="1"/>
       </w:pPr>
-      <w:bookmarkStart w:id="16" w:name="_Toc209361376"/>
+      <w:bookmarkStart w:id="16" w:name="_Toc210568114"/>
       <w:r>
         <w:rPr>
           <w:rFonts w:hint="eastAsia"/>
@@ -7782,7 +7782,7 @@
       <w:pPr>
         <w:pStyle w:val="1"/>
       </w:pPr>
-      <w:bookmarkStart w:id="17" w:name="_Toc209361377"/>
+      <w:bookmarkStart w:id="17" w:name="_Toc210568115"/>
       <w:r>
         <w:rPr>
           <w:rFonts w:hint="eastAsia"/>
@@ -9051,7 +9051,7 @@
       <w:pPr>
         <w:pStyle w:val="1"/>
       </w:pPr>
-      <w:bookmarkStart w:id="18" w:name="_Toc209361378"/>
+      <w:bookmarkStart w:id="18" w:name="_Toc210568116"/>
       <w:r>
         <w:rPr>
           <w:rFonts w:hint="eastAsia"/>
@@ -9562,7 +9562,7 @@
       <w:pPr>
         <w:pStyle w:val="1"/>
       </w:pPr>
-      <w:bookmarkStart w:id="19" w:name="_Toc209361379"/>
+      <w:bookmarkStart w:id="19" w:name="_Toc210568117"/>
       <w:r>
         <w:rPr>
           <w:rFonts w:hint="eastAsia"/>
@@ -10113,7 +10113,7 @@
         <w:pStyle w:val="1"/>
         <w:jc w:val="left"/>
       </w:pPr>
-      <w:bookmarkStart w:id="20" w:name="_Toc209361380"/>
+      <w:bookmarkStart w:id="20" w:name="_Toc210568118"/>
       <w:r>
         <w:rPr>
           <w:rFonts w:hint="eastAsia"/>

--- a/documents/manual/manual.docx
+++ b/documents/manual/manual.docx
@@ -219,7 +219,7 @@
           <w:sz w:val="24"/>
           <w:szCs w:val="24"/>
         </w:rPr>
-        <w:t>7</w:t>
+        <w:t>8</w:t>
       </w:r>
     </w:p>
     <w:p>
@@ -291,7 +291,7 @@
           <w:sz w:val="24"/>
           <w:szCs w:val="24"/>
         </w:rPr>
-        <w:t>5</w:t>
+        <w:t>9</w:t>
       </w:r>
       <w:r>
         <w:rPr>
@@ -2756,6 +2756,123 @@
                 <w:rFonts w:hint="eastAsia"/>
               </w:rPr>
               <w:t>割り当てなし</w:t>
+            </w:r>
+          </w:p>
+        </w:tc>
+      </w:tr>
+      <w:tr>
+        <w:tc>
+          <w:tcPr>
+            <w:tcW w:w="2962" w:type="dxa"/>
+            <w:vAlign w:val="center"/>
+          </w:tcPr>
+          <w:p>
+            <w:pPr>
+              <w:jc w:val="center"/>
+              <w:rPr>
+                <w:b/>
+                <w:bCs/>
+                <w:sz w:val="18"/>
+                <w:szCs w:val="20"/>
+              </w:rPr>
+            </w:pPr>
+            <w:r>
+              <w:rPr>
+                <w:rFonts w:hint="eastAsia"/>
+                <w:b/>
+                <w:bCs/>
+                <w:sz w:val="18"/>
+                <w:szCs w:val="20"/>
+              </w:rPr>
+              <w:t>前の画面に戻る</w:t>
+            </w:r>
+          </w:p>
+          <w:p>
+            <w:pPr>
+              <w:jc w:val="center"/>
+              <w:rPr>
+                <w:rFonts w:hint="eastAsia"/>
+                <w:b/>
+                <w:bCs/>
+                <w:sz w:val="18"/>
+                <w:szCs w:val="20"/>
+              </w:rPr>
+            </w:pPr>
+            <w:r>
+              <w:rPr>
+                <w:rFonts w:hint="eastAsia"/>
+                <w:b/>
+                <w:bCs/>
+                <w:sz w:val="18"/>
+                <w:szCs w:val="20"/>
+              </w:rPr>
+              <w:t>(一部画面では動作せず)</w:t>
+            </w:r>
+          </w:p>
+        </w:tc>
+        <w:tc>
+          <w:tcPr>
+            <w:tcW w:w="2410" w:type="dxa"/>
+            <w:vAlign w:val="center"/>
+          </w:tcPr>
+          <w:p>
+            <w:pPr>
+              <w:jc w:val="center"/>
+              <w:rPr>
+                <w:rFonts w:hint="eastAsia"/>
+              </w:rPr>
+            </w:pPr>
+            <w:r>
+              <w:rPr>
+                <w:rFonts w:hint="eastAsia"/>
+              </w:rPr>
+              <w:t>ESCキー</w:t>
+            </w:r>
+          </w:p>
+        </w:tc>
+        <w:tc>
+          <w:tcPr>
+            <w:tcW w:w="1701" w:type="dxa"/>
+            <w:vAlign w:val="center"/>
+          </w:tcPr>
+          <w:p>
+            <w:pPr>
+              <w:jc w:val="center"/>
+              <w:rPr>
+                <w:rFonts w:hint="eastAsia"/>
+              </w:rPr>
+            </w:pPr>
+            <w:r>
+              <w:rPr>
+                <w:rFonts w:hint="eastAsia"/>
+              </w:rPr>
+              <w:t>割り当てなし</w:t>
+            </w:r>
+          </w:p>
+        </w:tc>
+        <w:tc>
+          <w:tcPr>
+            <w:tcW w:w="2693" w:type="dxa"/>
+            <w:vAlign w:val="center"/>
+          </w:tcPr>
+          <w:p>
+            <w:pPr>
+              <w:jc w:val="center"/>
+              <w:rPr>
+                <w:rFonts w:hint="eastAsia"/>
+              </w:rPr>
+            </w:pPr>
+            <w:r>
+              <w:rPr>
+                <w:rFonts w:hint="eastAsia"/>
+              </w:rPr>
+              <w:t>Xbox Back</w:t>
+            </w:r>
+            <w:r>
+              <w:rPr>
+                <w:rFonts w:hint="eastAsia"/>
+              </w:rPr>
+              <w:t>ボタン</w:t>
             </w:r>
           </w:p>
         </w:tc>

--- a/documents/manual/manual.docx
+++ b/documents/manual/manual.docx
@@ -2784,14 +2784,13 @@
                 <w:sz w:val="18"/>
                 <w:szCs w:val="20"/>
               </w:rPr>
-              <w:t>前の画面に戻る</w:t>
-            </w:r>
-          </w:p>
-          <w:p>
-            <w:pPr>
-              <w:jc w:val="center"/>
-              <w:rPr>
-                <w:rFonts w:hint="eastAsia"/>
+              <w:t>戻る・閉じる</w:t>
+            </w:r>
+          </w:p>
+          <w:p>
+            <w:pPr>
+              <w:jc w:val="center"/>
+              <w:rPr>
                 <w:b/>
                 <w:bCs/>
                 <w:sz w:val="18"/>
@@ -2818,9 +2817,6 @@
           <w:p>
             <w:pPr>
               <w:jc w:val="center"/>
-              <w:rPr>
-                <w:rFonts w:hint="eastAsia"/>
-              </w:rPr>
             </w:pPr>
             <w:r>
               <w:rPr>
@@ -2838,9 +2834,6 @@
           <w:p>
             <w:pPr>
               <w:jc w:val="center"/>
-              <w:rPr>
-                <w:rFonts w:hint="eastAsia"/>
-              </w:rPr>
             </w:pPr>
             <w:r>
               <w:rPr>
@@ -2858,9 +2851,6 @@
           <w:p>
             <w:pPr>
               <w:jc w:val="center"/>
-              <w:rPr>
-                <w:rFonts w:hint="eastAsia"/>
-              </w:rPr>
             </w:pPr>
             <w:r>
               <w:rPr>
@@ -9735,29 +9725,11 @@
         <w:t>)</w:t>
       </w:r>
       <w:r>
-        <w:t>\</w:t>
-      </w:r>
-      <w:proofErr w:type="spellStart"/>
-      <w:r>
-        <w:t>AppData</w:t>
-      </w:r>
-      <w:proofErr w:type="spellEnd"/>
-      <w:r>
-        <w:t>\Roaming\Godot\</w:t>
-      </w:r>
-      <w:proofErr w:type="spellStart"/>
-      <w:r>
-        <w:t>app_userdata</w:t>
-      </w:r>
-      <w:proofErr w:type="spellEnd"/>
-      <w:r>
-        <w:t>\</w:t>
-      </w:r>
-      <w:proofErr w:type="spellStart"/>
+        <w:t>\AppData\Roaming\Godot\app_userdata\</w:t>
+      </w:r>
       <w:r>
         <w:t>teos</w:t>
       </w:r>
-      <w:proofErr w:type="spellEnd"/>
       <w:r>
         <w:rPr>
           <w:rFonts w:hint="eastAsia"/>
@@ -9848,11 +9820,9 @@
             <w:tcW w:w="4860" w:type="dxa"/>
           </w:tcPr>
           <w:p>
-            <w:proofErr w:type="spellStart"/>
             <w:r>
               <w:t>shader_cache</w:t>
             </w:r>
-            <w:proofErr w:type="spellEnd"/>
             <w:r>
               <w:rPr>
                 <w:rFonts w:hint="eastAsia"/>
@@ -9865,11 +9835,9 @@
               </w:rPr>
               <w:t>、</w:t>
             </w:r>
-            <w:proofErr w:type="spellStart"/>
             <w:r>
               <w:t>vulkan</w:t>
             </w:r>
-            <w:proofErr w:type="spellEnd"/>
             <w:r>
               <w:rPr>
                 <w:rFonts w:hint="eastAsia"/>
@@ -9939,11 +9907,9 @@
               </w:rPr>
               <w:t>または</w:t>
             </w:r>
-            <w:proofErr w:type="spellStart"/>
             <w:r>
               <w:t>key_options</w:t>
             </w:r>
-            <w:proofErr w:type="spellEnd"/>
             <w:r>
               <w:rPr>
                 <w:rFonts w:hint="eastAsia"/>
@@ -10081,7 +10047,6 @@
               </w:rPr>
               <w:t>または</w:t>
             </w:r>
-            <w:proofErr w:type="spellStart"/>
             <w:r>
               <w:rPr>
                 <w:sz w:val="20"/>
@@ -10089,7 +10054,6 @@
               </w:rPr>
               <w:t>screen_options</w:t>
             </w:r>
-            <w:proofErr w:type="spellEnd"/>
             <w:r>
               <w:rPr>
                 <w:rFonts w:hint="eastAsia"/>
@@ -10147,11 +10111,9 @@
             <w:tcW w:w="4860" w:type="dxa"/>
           </w:tcPr>
           <w:p>
-            <w:proofErr w:type="spellStart"/>
             <w:r>
               <w:t>teos</w:t>
             </w:r>
-            <w:proofErr w:type="spellEnd"/>
             <w:r>
               <w:t>_</w:t>
             </w:r>
@@ -10186,11 +10148,9 @@
           </w:p>
           <w:p/>
           <w:p>
-            <w:proofErr w:type="spellStart"/>
             <w:r>
               <w:t>teos</w:t>
             </w:r>
-            <w:proofErr w:type="spellEnd"/>
             <w:r>
               <w:t>_</w:t>
             </w:r>

--- a/documents/manual/manual.docx
+++ b/documents/manual/manual.docx
@@ -219,7 +219,7 @@
           <w:sz w:val="24"/>
           <w:szCs w:val="24"/>
         </w:rPr>
-        <w:t>8</w:t>
+        <w:t>9</w:t>
       </w:r>
     </w:p>
     <w:p>
@@ -251,7 +251,7 @@
           <w:sz w:val="24"/>
           <w:szCs w:val="24"/>
         </w:rPr>
-        <w:t>5</w:t>
+        <w:t>6</w:t>
       </w:r>
       <w:r>
         <w:rPr>
@@ -271,7 +271,7 @@
           <w:sz w:val="24"/>
           <w:szCs w:val="24"/>
         </w:rPr>
-        <w:t>10</w:t>
+        <w:t>1</w:t>
       </w:r>
       <w:r>
         <w:rPr>
@@ -291,7 +291,7 @@
           <w:sz w:val="24"/>
           <w:szCs w:val="24"/>
         </w:rPr>
-        <w:t>9</w:t>
+        <w:t>17</w:t>
       </w:r>
       <w:r>
         <w:rPr>
@@ -364,7 +364,7 @@
       <w:r>
         <w:fldChar w:fldCharType="separate"/>
       </w:r>
-      <w:hyperlink w:anchor="_Toc210568098" w:history="1">
+      <w:hyperlink w:anchor="_Toc219545904" w:history="1">
         <w:r>
           <w:rPr>
             <w:rStyle w:val="a7"/>
@@ -391,7 +391,7 @@
             <w:noProof/>
             <w:webHidden/>
           </w:rPr>
-          <w:instrText xml:space="preserve"> PAGEREF _Toc210568098 \h </w:instrText>
+          <w:instrText xml:space="preserve"> PAGEREF _Toc219545904 \h </w:instrText>
         </w:r>
         <w:r>
           <w:rPr>
@@ -434,7 +434,7 @@
           <w14:ligatures w14:val="standardContextual"/>
         </w:rPr>
       </w:pPr>
-      <w:hyperlink w:anchor="_Toc210568099" w:history="1">
+      <w:hyperlink w:anchor="_Toc219545905" w:history="1">
         <w:r>
           <w:rPr>
             <w:rStyle w:val="a7"/>
@@ -461,7 +461,7 @@
             <w:noProof/>
             <w:webHidden/>
           </w:rPr>
-          <w:instrText xml:space="preserve"> PAGEREF _Toc210568099 \h </w:instrText>
+          <w:instrText xml:space="preserve"> PAGEREF _Toc219545905 \h </w:instrText>
         </w:r>
         <w:r>
           <w:rPr>
@@ -504,7 +504,7 @@
           <w14:ligatures w14:val="standardContextual"/>
         </w:rPr>
       </w:pPr>
-      <w:hyperlink w:anchor="_Toc210568100" w:history="1">
+      <w:hyperlink w:anchor="_Toc219545906" w:history="1">
         <w:r>
           <w:rPr>
             <w:rStyle w:val="a7"/>
@@ -531,7 +531,7 @@
             <w:noProof/>
             <w:webHidden/>
           </w:rPr>
-          <w:instrText xml:space="preserve"> PAGEREF _Toc210568100 \h </w:instrText>
+          <w:instrText xml:space="preserve"> PAGEREF _Toc219545906 \h </w:instrText>
         </w:r>
         <w:r>
           <w:rPr>
@@ -574,7 +574,7 @@
           <w14:ligatures w14:val="standardContextual"/>
         </w:rPr>
       </w:pPr>
-      <w:hyperlink w:anchor="_Toc210568101" w:history="1">
+      <w:hyperlink w:anchor="_Toc219545907" w:history="1">
         <w:r>
           <w:rPr>
             <w:rStyle w:val="a7"/>
@@ -601,7 +601,7 @@
             <w:noProof/>
             <w:webHidden/>
           </w:rPr>
-          <w:instrText xml:space="preserve"> PAGEREF _Toc210568101 \h </w:instrText>
+          <w:instrText xml:space="preserve"> PAGEREF _Toc219545907 \h </w:instrText>
         </w:r>
         <w:r>
           <w:rPr>
@@ -644,7 +644,7 @@
           <w14:ligatures w14:val="standardContextual"/>
         </w:rPr>
       </w:pPr>
-      <w:hyperlink w:anchor="_Toc210568102" w:history="1">
+      <w:hyperlink w:anchor="_Toc219545908" w:history="1">
         <w:r>
           <w:rPr>
             <w:rStyle w:val="a7"/>
@@ -671,7 +671,7 @@
             <w:noProof/>
             <w:webHidden/>
           </w:rPr>
-          <w:instrText xml:space="preserve"> PAGEREF _Toc210568102 \h </w:instrText>
+          <w:instrText xml:space="preserve"> PAGEREF _Toc219545908 \h </w:instrText>
         </w:r>
         <w:r>
           <w:rPr>
@@ -714,7 +714,7 @@
           <w14:ligatures w14:val="standardContextual"/>
         </w:rPr>
       </w:pPr>
-      <w:hyperlink w:anchor="_Toc210568103" w:history="1">
+      <w:hyperlink w:anchor="_Toc219545909" w:history="1">
         <w:r>
           <w:rPr>
             <w:rStyle w:val="a7"/>
@@ -741,7 +741,7 @@
             <w:noProof/>
             <w:webHidden/>
           </w:rPr>
-          <w:instrText xml:space="preserve"> PAGEREF _Toc210568103 \h </w:instrText>
+          <w:instrText xml:space="preserve"> PAGEREF _Toc219545909 \h </w:instrText>
         </w:r>
         <w:r>
           <w:rPr>
@@ -784,7 +784,7 @@
           <w14:ligatures w14:val="standardContextual"/>
         </w:rPr>
       </w:pPr>
-      <w:hyperlink w:anchor="_Toc210568104" w:history="1">
+      <w:hyperlink w:anchor="_Toc219545910" w:history="1">
         <w:r>
           <w:rPr>
             <w:rStyle w:val="a7"/>
@@ -811,7 +811,7 @@
             <w:noProof/>
             <w:webHidden/>
           </w:rPr>
-          <w:instrText xml:space="preserve"> PAGEREF _Toc210568104 \h </w:instrText>
+          <w:instrText xml:space="preserve"> PAGEREF _Toc219545910 \h </w:instrText>
         </w:r>
         <w:r>
           <w:rPr>
@@ -854,7 +854,7 @@
           <w14:ligatures w14:val="standardContextual"/>
         </w:rPr>
       </w:pPr>
-      <w:hyperlink w:anchor="_Toc210568105" w:history="1">
+      <w:hyperlink w:anchor="_Toc219545911" w:history="1">
         <w:r>
           <w:rPr>
             <w:rStyle w:val="a7"/>
@@ -881,7 +881,7 @@
             <w:noProof/>
             <w:webHidden/>
           </w:rPr>
-          <w:instrText xml:space="preserve"> PAGEREF _Toc210568105 \h </w:instrText>
+          <w:instrText xml:space="preserve"> PAGEREF _Toc219545911 \h </w:instrText>
         </w:r>
         <w:r>
           <w:rPr>
@@ -924,7 +924,7 @@
           <w14:ligatures w14:val="standardContextual"/>
         </w:rPr>
       </w:pPr>
-      <w:hyperlink w:anchor="_Toc210568106" w:history="1">
+      <w:hyperlink w:anchor="_Toc219545912" w:history="1">
         <w:r>
           <w:rPr>
             <w:rStyle w:val="a7"/>
@@ -951,7 +951,7 @@
             <w:noProof/>
             <w:webHidden/>
           </w:rPr>
-          <w:instrText xml:space="preserve"> PAGEREF _Toc210568106 \h </w:instrText>
+          <w:instrText xml:space="preserve"> PAGEREF _Toc219545912 \h </w:instrText>
         </w:r>
         <w:r>
           <w:rPr>
@@ -994,7 +994,7 @@
           <w14:ligatures w14:val="standardContextual"/>
         </w:rPr>
       </w:pPr>
-      <w:hyperlink w:anchor="_Toc210568107" w:history="1">
+      <w:hyperlink w:anchor="_Toc219545913" w:history="1">
         <w:r>
           <w:rPr>
             <w:rStyle w:val="a7"/>
@@ -1021,7 +1021,7 @@
             <w:noProof/>
             <w:webHidden/>
           </w:rPr>
-          <w:instrText xml:space="preserve"> PAGEREF _Toc210568107 \h </w:instrText>
+          <w:instrText xml:space="preserve"> PAGEREF _Toc219545913 \h </w:instrText>
         </w:r>
         <w:r>
           <w:rPr>
@@ -1064,7 +1064,7 @@
           <w14:ligatures w14:val="standardContextual"/>
         </w:rPr>
       </w:pPr>
-      <w:hyperlink w:anchor="_Toc210568108" w:history="1">
+      <w:hyperlink w:anchor="_Toc219545914" w:history="1">
         <w:r>
           <w:rPr>
             <w:rStyle w:val="a7"/>
@@ -1091,7 +1091,7 @@
             <w:noProof/>
             <w:webHidden/>
           </w:rPr>
-          <w:instrText xml:space="preserve"> PAGEREF _Toc210568108 \h </w:instrText>
+          <w:instrText xml:space="preserve"> PAGEREF _Toc219545914 \h </w:instrText>
         </w:r>
         <w:r>
           <w:rPr>
@@ -1111,7 +1111,7 @@
             <w:noProof/>
             <w:webHidden/>
           </w:rPr>
-          <w:t>8</w:t>
+          <w:t>9</w:t>
         </w:r>
         <w:r>
           <w:rPr>
@@ -1134,13 +1134,13 @@
           <w14:ligatures w14:val="standardContextual"/>
         </w:rPr>
       </w:pPr>
-      <w:hyperlink w:anchor="_Toc210568109" w:history="1">
+      <w:hyperlink w:anchor="_Toc219545915" w:history="1">
         <w:r>
           <w:rPr>
             <w:rStyle w:val="a7"/>
             <w:noProof/>
           </w:rPr>
-          <w:t>ジュークボックス画面</w:t>
+          <w:t>音量設定画面</w:t>
         </w:r>
         <w:r>
           <w:rPr>
@@ -1161,7 +1161,7 @@
             <w:noProof/>
             <w:webHidden/>
           </w:rPr>
-          <w:instrText xml:space="preserve"> PAGEREF _Toc210568109 \h </w:instrText>
+          <w:instrText xml:space="preserve"> PAGEREF _Toc219545915 \h </w:instrText>
         </w:r>
         <w:r>
           <w:rPr>
@@ -1204,13 +1204,13 @@
           <w14:ligatures w14:val="standardContextual"/>
         </w:rPr>
       </w:pPr>
-      <w:hyperlink w:anchor="_Toc210568110" w:history="1">
+      <w:hyperlink w:anchor="_Toc219545916" w:history="1">
         <w:r>
           <w:rPr>
             <w:rStyle w:val="a7"/>
             <w:noProof/>
           </w:rPr>
-          <w:t>音量設定画面</w:t>
+          <w:t>操作設定画面</w:t>
         </w:r>
         <w:r>
           <w:rPr>
@@ -1231,7 +1231,7 @@
             <w:noProof/>
             <w:webHidden/>
           </w:rPr>
-          <w:instrText xml:space="preserve"> PAGEREF _Toc210568110 \h </w:instrText>
+          <w:instrText xml:space="preserve"> PAGEREF _Toc219545916 \h </w:instrText>
         </w:r>
         <w:r>
           <w:rPr>
@@ -1274,13 +1274,13 @@
           <w14:ligatures w14:val="standardContextual"/>
         </w:rPr>
       </w:pPr>
-      <w:hyperlink w:anchor="_Toc210568111" w:history="1">
+      <w:hyperlink w:anchor="_Toc219545917" w:history="1">
         <w:r>
           <w:rPr>
             <w:rStyle w:val="a7"/>
             <w:noProof/>
           </w:rPr>
-          <w:t>操作設定画面</w:t>
+          <w:t>画面設定画面</w:t>
         </w:r>
         <w:r>
           <w:rPr>
@@ -1301,7 +1301,7 @@
             <w:noProof/>
             <w:webHidden/>
           </w:rPr>
-          <w:instrText xml:space="preserve"> PAGEREF _Toc210568111 \h </w:instrText>
+          <w:instrText xml:space="preserve"> PAGEREF _Toc219545917 \h </w:instrText>
         </w:r>
         <w:r>
           <w:rPr>
@@ -1344,13 +1344,13 @@
           <w14:ligatures w14:val="standardContextual"/>
         </w:rPr>
       </w:pPr>
-      <w:hyperlink w:anchor="_Toc210568112" w:history="1">
+      <w:hyperlink w:anchor="_Toc219545918" w:history="1">
         <w:r>
           <w:rPr>
             <w:rStyle w:val="a7"/>
             <w:noProof/>
           </w:rPr>
-          <w:t>画面設定画面</w:t>
+          <w:t>ゲーム画面</w:t>
         </w:r>
         <w:r>
           <w:rPr>
@@ -1371,7 +1371,7 @@
             <w:noProof/>
             <w:webHidden/>
           </w:rPr>
-          <w:instrText xml:space="preserve"> PAGEREF _Toc210568112 \h </w:instrText>
+          <w:instrText xml:space="preserve"> PAGEREF _Toc219545918 \h </w:instrText>
         </w:r>
         <w:r>
           <w:rPr>
@@ -1414,13 +1414,13 @@
           <w14:ligatures w14:val="standardContextual"/>
         </w:rPr>
       </w:pPr>
-      <w:hyperlink w:anchor="_Toc210568113" w:history="1">
+      <w:hyperlink w:anchor="_Toc219545919" w:history="1">
         <w:r>
           <w:rPr>
             <w:rStyle w:val="a7"/>
             <w:noProof/>
           </w:rPr>
-          <w:t>ゲーム画面</w:t>
+          <w:t>自機</w:t>
         </w:r>
         <w:r>
           <w:rPr>
@@ -1441,7 +1441,7 @@
             <w:noProof/>
             <w:webHidden/>
           </w:rPr>
-          <w:instrText xml:space="preserve"> PAGEREF _Toc210568113 \h </w:instrText>
+          <w:instrText xml:space="preserve"> PAGEREF _Toc219545919 \h </w:instrText>
         </w:r>
         <w:r>
           <w:rPr>
@@ -1484,13 +1484,13 @@
           <w14:ligatures w14:val="standardContextual"/>
         </w:rPr>
       </w:pPr>
-      <w:hyperlink w:anchor="_Toc210568114" w:history="1">
+      <w:hyperlink w:anchor="_Toc219545920" w:history="1">
         <w:r>
           <w:rPr>
             <w:rStyle w:val="a7"/>
             <w:noProof/>
           </w:rPr>
-          <w:t>自機</w:t>
+          <w:t>武器</w:t>
         </w:r>
         <w:r>
           <w:rPr>
@@ -1511,7 +1511,7 @@
             <w:noProof/>
             <w:webHidden/>
           </w:rPr>
-          <w:instrText xml:space="preserve"> PAGEREF _Toc210568114 \h </w:instrText>
+          <w:instrText xml:space="preserve"> PAGEREF _Toc219545920 \h </w:instrText>
         </w:r>
         <w:r>
           <w:rPr>
@@ -1554,13 +1554,13 @@
           <w14:ligatures w14:val="standardContextual"/>
         </w:rPr>
       </w:pPr>
-      <w:hyperlink w:anchor="_Toc210568115" w:history="1">
+      <w:hyperlink w:anchor="_Toc219545921" w:history="1">
         <w:r>
           <w:rPr>
             <w:rStyle w:val="a7"/>
             <w:noProof/>
           </w:rPr>
-          <w:t>武器</w:t>
+          <w:t>アイテム</w:t>
         </w:r>
         <w:r>
           <w:rPr>
@@ -1581,7 +1581,7 @@
             <w:noProof/>
             <w:webHidden/>
           </w:rPr>
-          <w:instrText xml:space="preserve"> PAGEREF _Toc210568115 \h </w:instrText>
+          <w:instrText xml:space="preserve"> PAGEREF _Toc219545921 \h </w:instrText>
         </w:r>
         <w:r>
           <w:rPr>
@@ -1624,13 +1624,13 @@
           <w14:ligatures w14:val="standardContextual"/>
         </w:rPr>
       </w:pPr>
-      <w:hyperlink w:anchor="_Toc210568116" w:history="1">
+      <w:hyperlink w:anchor="_Toc219545922" w:history="1">
         <w:r>
           <w:rPr>
             <w:rStyle w:val="a7"/>
             <w:noProof/>
           </w:rPr>
-          <w:t>アイテム</w:t>
+          <w:t>データフォルダ</w:t>
         </w:r>
         <w:r>
           <w:rPr>
@@ -1651,7 +1651,7 @@
             <w:noProof/>
             <w:webHidden/>
           </w:rPr>
-          <w:instrText xml:space="preserve"> PAGEREF _Toc210568116 \h </w:instrText>
+          <w:instrText xml:space="preserve"> PAGEREF _Toc219545922 \h </w:instrText>
         </w:r>
         <w:r>
           <w:rPr>
@@ -1671,7 +1671,7 @@
             <w:noProof/>
             <w:webHidden/>
           </w:rPr>
-          <w:t>16</w:t>
+          <w:t>15</w:t>
         </w:r>
         <w:r>
           <w:rPr>
@@ -1694,13 +1694,13 @@
           <w14:ligatures w14:val="standardContextual"/>
         </w:rPr>
       </w:pPr>
-      <w:hyperlink w:anchor="_Toc210568117" w:history="1">
+      <w:hyperlink w:anchor="_Toc219545923" w:history="1">
         <w:r>
           <w:rPr>
             <w:rStyle w:val="a7"/>
             <w:noProof/>
           </w:rPr>
-          <w:t>データフォルダ</w:t>
+          <w:t>おまけ</w:t>
         </w:r>
         <w:r>
           <w:rPr>
@@ -1721,7 +1721,7 @@
             <w:noProof/>
             <w:webHidden/>
           </w:rPr>
-          <w:instrText xml:space="preserve"> PAGEREF _Toc210568117 \h </w:instrText>
+          <w:instrText xml:space="preserve"> PAGEREF _Toc219545923 \h </w:instrText>
         </w:r>
         <w:r>
           <w:rPr>
@@ -1741,7 +1741,7 @@
             <w:noProof/>
             <w:webHidden/>
           </w:rPr>
-          <w:t>16</w:t>
+          <w:t>17</w:t>
         </w:r>
         <w:r>
           <w:rPr>
@@ -1753,76 +1753,6 @@
       </w:hyperlink>
     </w:p>
     <w:p>
-      <w:pPr>
-        <w:pStyle w:val="11"/>
-        <w:tabs>
-          <w:tab w:val="right" w:leader="dot" w:pos="9736"/>
-        </w:tabs>
-        <w:rPr>
-          <w:noProof/>
-          <w:szCs w:val="24"/>
-          <w14:ligatures w14:val="standardContextual"/>
-        </w:rPr>
-      </w:pPr>
-      <w:hyperlink w:anchor="_Toc210568118" w:history="1">
-        <w:r>
-          <w:rPr>
-            <w:rStyle w:val="a7"/>
-            <w:noProof/>
-          </w:rPr>
-          <w:t>おまけ</w:t>
-        </w:r>
-        <w:r>
-          <w:rPr>
-            <w:noProof/>
-            <w:webHidden/>
-          </w:rPr>
-          <w:tab/>
-        </w:r>
-        <w:r>
-          <w:rPr>
-            <w:noProof/>
-            <w:webHidden/>
-          </w:rPr>
-          <w:fldChar w:fldCharType="begin"/>
-        </w:r>
-        <w:r>
-          <w:rPr>
-            <w:noProof/>
-            <w:webHidden/>
-          </w:rPr>
-          <w:instrText xml:space="preserve"> PAGEREF _Toc210568118 \h </w:instrText>
-        </w:r>
-        <w:r>
-          <w:rPr>
-            <w:noProof/>
-            <w:webHidden/>
-          </w:rPr>
-        </w:r>
-        <w:r>
-          <w:rPr>
-            <w:noProof/>
-            <w:webHidden/>
-          </w:rPr>
-          <w:fldChar w:fldCharType="separate"/>
-        </w:r>
-        <w:r>
-          <w:rPr>
-            <w:noProof/>
-            <w:webHidden/>
-          </w:rPr>
-          <w:t>18</w:t>
-        </w:r>
-        <w:r>
-          <w:rPr>
-            <w:noProof/>
-            <w:webHidden/>
-          </w:rPr>
-          <w:fldChar w:fldCharType="end"/>
-        </w:r>
-      </w:hyperlink>
-    </w:p>
-    <w:p>
       <w:r>
         <w:fldChar w:fldCharType="end"/>
       </w:r>
@@ -1834,7 +1764,7 @@
       <w:pPr>
         <w:pStyle w:val="1"/>
       </w:pPr>
-      <w:bookmarkStart w:id="0" w:name="_Toc210568098"/>
+      <w:bookmarkStart w:id="0" w:name="_Toc219545904"/>
       <w:r>
         <w:lastRenderedPageBreak/>
         <w:t>ストーリー</w:t>
@@ -2070,7 +2000,7 @@
       <w:pPr>
         <w:pStyle w:val="1"/>
       </w:pPr>
-      <w:bookmarkStart w:id="1" w:name="_Toc210568099"/>
+      <w:bookmarkStart w:id="1" w:name="_Toc219545905"/>
       <w:r>
         <w:rPr>
           <w:rFonts w:hint="eastAsia"/>
@@ -2084,7 +2014,7 @@
       <w:pPr>
         <w:pStyle w:val="2"/>
       </w:pPr>
-      <w:bookmarkStart w:id="2" w:name="_Toc210568100"/>
+      <w:bookmarkStart w:id="2" w:name="_Toc219545906"/>
       <w:r>
         <w:rPr>
           <w:rFonts w:hint="eastAsia"/>
@@ -2874,7 +2804,7 @@
       <w:pPr>
         <w:pStyle w:val="2"/>
       </w:pPr>
-      <w:bookmarkStart w:id="3" w:name="_Toc210568101"/>
+      <w:bookmarkStart w:id="3" w:name="_Toc219545907"/>
       <w:r>
         <w:rPr>
           <w:rFonts w:hint="eastAsia"/>
@@ -4099,7 +4029,7 @@
       <w:pPr>
         <w:pStyle w:val="1"/>
       </w:pPr>
-      <w:bookmarkStart w:id="4" w:name="_Toc210568102"/>
+      <w:bookmarkStart w:id="4" w:name="_Toc219545908"/>
       <w:r>
         <w:rPr>
           <w:rFonts w:hint="eastAsia"/>
@@ -4328,7 +4258,7 @@
       <w:pPr>
         <w:pStyle w:val="2"/>
       </w:pPr>
-      <w:bookmarkStart w:id="5" w:name="_Toc210568103"/>
+      <w:bookmarkStart w:id="5" w:name="_Toc219545909"/>
       <w:r>
         <w:t>“</w:t>
       </w:r>
@@ -4354,12 +4284,6 @@
         <w:pStyle w:val="a6"/>
         <w:ind w:leftChars="0" w:left="0"/>
       </w:pPr>
-      <w:r>
-        <w:rPr>
-          <w:rFonts w:hint="eastAsia"/>
-        </w:rPr>
-        <w:t>ゲームを</w:t>
-      </w:r>
       <w:r>
         <w:rPr>
           <w:rFonts w:hint="eastAsia"/>
@@ -4410,7 +4334,7 @@
       <w:pPr>
         <w:pStyle w:val="2"/>
       </w:pPr>
-      <w:bookmarkStart w:id="6" w:name="_Toc210568104"/>
+      <w:bookmarkStart w:id="6" w:name="_Toc219545910"/>
       <w:r>
         <w:lastRenderedPageBreak/>
         <w:t>“</w:t>
@@ -4544,7 +4468,7 @@
       <w:pPr>
         <w:pStyle w:val="2"/>
       </w:pPr>
-      <w:bookmarkStart w:id="7" w:name="_Toc210568105"/>
+      <w:bookmarkStart w:id="7" w:name="_Toc219545911"/>
       <w:r>
         <w:t>“</w:t>
       </w:r>
@@ -4892,7 +4816,7 @@
       <w:pPr>
         <w:pStyle w:val="2"/>
       </w:pPr>
-      <w:bookmarkStart w:id="8" w:name="_Toc210568106"/>
+      <w:bookmarkStart w:id="8" w:name="_Toc219545912"/>
       <w:r>
         <w:lastRenderedPageBreak/>
         <w:t>“</w:t>
@@ -5000,7 +4924,7 @@
       <w:pPr>
         <w:pStyle w:val="2"/>
       </w:pPr>
-      <w:bookmarkStart w:id="9" w:name="_Toc210568107"/>
+      <w:bookmarkStart w:id="9" w:name="_Toc219545913"/>
       <w:r>
         <w:t>“</w:t>
       </w:r>
@@ -5209,9 +5133,13 @@
     <w:p>
       <w:pPr>
         <w:pStyle w:val="2"/>
-      </w:pPr>
-      <w:bookmarkStart w:id="10" w:name="_Toc210568108"/>
-      <w:r>
+        <w:rPr>
+          <w:rFonts w:hint="eastAsia"/>
+        </w:rPr>
+      </w:pPr>
+      <w:bookmarkStart w:id="10" w:name="_Toc219545914"/>
+      <w:r>
+        <w:lastRenderedPageBreak/>
         <w:t>“</w:t>
       </w:r>
       <w:r>
@@ -5230,64 +5158,6 @@
         <w:t>ボタン</w:t>
       </w:r>
       <w:bookmarkEnd w:id="10"/>
-    </w:p>
-    <w:p>
-      <w:r>
-        <w:t>“</w:t>
-      </w:r>
-      <w:r>
-        <w:rPr>
-          <w:rFonts w:hint="eastAsia"/>
-        </w:rPr>
-        <w:t>BGMを聞く</w:t>
-      </w:r>
-      <w:r>
-        <w:t>”</w:t>
-      </w:r>
-      <w:r>
-        <w:rPr>
-          <w:rFonts w:hint="eastAsia"/>
-        </w:rPr>
-        <w:t>ボタン</w:t>
-      </w:r>
-      <w:r>
-        <w:rPr>
-          <w:rFonts w:hint="eastAsia"/>
-        </w:rPr>
-        <w:t>を選択すると</w:t>
-      </w:r>
-      <w:r>
-        <w:rPr>
-          <w:rFonts w:hint="eastAsia"/>
-        </w:rPr>
-        <w:t>ジュークボックス画面を表示します。</w:t>
-      </w:r>
-    </w:p>
-    <w:p>
-      <w:pPr>
-        <w:pStyle w:val="a6"/>
-        <w:ind w:leftChars="0" w:left="0"/>
-      </w:pPr>
-    </w:p>
-    <w:p>
-      <w:pPr>
-        <w:pStyle w:val="a6"/>
-        <w:ind w:leftChars="0" w:left="0"/>
-      </w:pPr>
-    </w:p>
-    <w:p>
-      <w:pPr>
-        <w:pStyle w:val="1"/>
-      </w:pPr>
-      <w:bookmarkStart w:id="11" w:name="_Toc210568109"/>
-      <w:r>
-        <w:rPr>
-          <w:rFonts w:hint="eastAsia"/>
-        </w:rPr>
-        <w:lastRenderedPageBreak/>
-        <w:t>ジュークボックス画面</w:t>
-      </w:r>
-      <w:bookmarkEnd w:id="11"/>
     </w:p>
     <w:p>
       <w:pPr>
@@ -5353,6 +5223,27 @@
         <w:ind w:leftChars="0" w:left="0"/>
       </w:pPr>
       <w:r>
+        <w:t>“BGMを聞く”ボタンを選択するとジュークボックス画面</w:t>
+      </w:r>
+      <w:r>
+        <w:rPr>
+          <w:rFonts w:hint="eastAsia"/>
+        </w:rPr>
+        <w:t>が</w:t>
+      </w:r>
+      <w:r>
+        <w:t>表示</w:t>
+      </w:r>
+      <w:r>
+        <w:rPr>
+          <w:rFonts w:hint="eastAsia"/>
+        </w:rPr>
+        <w:t>されます</w:t>
+      </w:r>
+      <w:r>
+        <w:t>。</w:t>
+      </w:r>
+      <w:r>
         <w:rPr>
           <w:rFonts w:hint="eastAsia"/>
         </w:rPr>
@@ -5546,17 +5437,15 @@
     </w:p>
     <w:p/>
     <w:p/>
-    <w:p/>
     <w:p>
       <w:pPr>
         <w:pStyle w:val="1"/>
       </w:pPr>
-      <w:bookmarkStart w:id="12" w:name="_Toc210568110"/>
-      <w:r>
-        <w:rPr>
-          <w:rFonts w:hint="eastAsia"/>
-        </w:rPr>
-        <w:lastRenderedPageBreak/>
+      <w:bookmarkStart w:id="11" w:name="_Toc219545915"/>
+      <w:r>
+        <w:rPr>
+          <w:rFonts w:hint="eastAsia"/>
+        </w:rPr>
         <w:t>音量</w:t>
       </w:r>
       <w:r>
@@ -5565,7 +5454,7 @@
         </w:rPr>
         <w:t>設定画面</w:t>
       </w:r>
-      <w:bookmarkEnd w:id="12"/>
+      <w:bookmarkEnd w:id="11"/>
     </w:p>
     <w:p>
       <w:pPr>
@@ -5667,16 +5556,58 @@
       <w:pPr>
         <w:jc w:val="left"/>
       </w:pPr>
+      <w:r>
+        <w:rPr>
+          <w:rFonts w:hint="eastAsia"/>
+        </w:rPr>
+        <w:lastRenderedPageBreak/>
+        <w:t>BGM音量を</w:t>
+      </w:r>
+      <w:r>
+        <w:rPr>
+          <w:rFonts w:hint="eastAsia"/>
+        </w:rPr>
+        <w:t>上下</w:t>
+      </w:r>
+      <w:r>
+        <w:rPr>
+          <w:rFonts w:hint="eastAsia"/>
+        </w:rPr>
+        <w:t>方向キー</w:t>
+      </w:r>
+      <w:r>
+        <w:rPr>
+          <w:rFonts w:hint="eastAsia"/>
+        </w:rPr>
+        <w:t>で選び、</w:t>
+      </w:r>
+      <w:r>
+        <w:rPr>
+          <w:rFonts w:hint="eastAsia"/>
+        </w:rPr>
+        <w:t>左キーを押すと音量が小さくなり、右キーを押すと音量が大きくなります。</w:t>
+      </w:r>
+      <w:r>
+        <w:rPr>
+          <w:rFonts w:hint="eastAsia"/>
+        </w:rPr>
+        <w:t>ここで変更したBGM音量はゲーム全体に適用されます。</w:t>
+      </w:r>
     </w:p>
     <w:p>
       <w:pPr>
         <w:jc w:val="left"/>
       </w:pPr>
-      <w:r>
-        <w:rPr>
-          <w:rFonts w:hint="eastAsia"/>
-        </w:rPr>
-        <w:t>BGM音量を</w:t>
+    </w:p>
+    <w:p>
+      <w:pPr>
+        <w:jc w:val="left"/>
+      </w:pPr>
+      <w:r>
+        <w:rPr>
+          <w:rFonts w:hint="eastAsia"/>
+        </w:rPr>
+        <w:t>効果音音量を</w:t>
       </w:r>
       <w:r>
         <w:rPr>
@@ -5706,7 +5637,7 @@
         <w:rPr>
           <w:rFonts w:hint="eastAsia"/>
         </w:rPr>
-        <w:t>ここで変更したBGM音量はゲーム全体に適用されます。</w:t>
+        <w:t>ここで変更した効果音音量はゲーム全体に適用されます。</w:t>
       </w:r>
     </w:p>
     <w:p>
@@ -5719,40 +5650,130 @@
         <w:jc w:val="left"/>
       </w:pPr>
       <w:r>
-        <w:rPr>
-          <w:rFonts w:hint="eastAsia"/>
-        </w:rPr>
-        <w:t>効果音音量を</w:t>
-      </w:r>
-      <w:r>
-        <w:rPr>
-          <w:rFonts w:hint="eastAsia"/>
-        </w:rPr>
-        <w:t>上下</w:t>
-      </w:r>
-      <w:r>
-        <w:rPr>
-          <w:rFonts w:hint="eastAsia"/>
-        </w:rPr>
-        <w:t>方向キー</w:t>
-      </w:r>
-      <w:r>
-        <w:rPr>
-          <w:rFonts w:hint="eastAsia"/>
-        </w:rPr>
-        <w:t>で選び、</w:t>
-      </w:r>
-      <w:r>
-        <w:rPr>
-          <w:rFonts w:hint="eastAsia"/>
-        </w:rPr>
-        <w:t>左キーを押すと音量が小さくなり、右キーを押すと音量が大きくなります。</w:t>
-      </w:r>
-      <w:r>
-        <w:rPr>
-          <w:rFonts w:hint="eastAsia"/>
-        </w:rPr>
-        <w:t>ここで変更した効果音音量はゲーム全体に適用されます。</w:t>
+        <w:t>“</w:t>
+      </w:r>
+      <w:r>
+        <w:rPr>
+          <w:rFonts w:hint="eastAsia"/>
+        </w:rPr>
+        <w:t>保存して戻る</w:t>
+      </w:r>
+      <w:r>
+        <w:t>”</w:t>
+      </w:r>
+      <w:r>
+        <w:rPr>
+          <w:rFonts w:hint="eastAsia"/>
+        </w:rPr>
+        <w:t>ボタンを選択すると、すべての設定が適用され、前の画面に戻ります。変更した</w:t>
+      </w:r>
+      <w:r>
+        <w:rPr>
+          <w:rFonts w:hint="eastAsia"/>
+        </w:rPr>
+        <w:t>音量</w:t>
+      </w:r>
+      <w:r>
+        <w:rPr>
+          <w:rFonts w:hint="eastAsia"/>
+        </w:rPr>
+        <w:t>を元に戻したい場合は</w:t>
+      </w:r>
+      <w:r>
+        <w:t>”</w:t>
+      </w:r>
+      <w:r>
+        <w:rPr>
+          <w:rFonts w:hint="eastAsia"/>
+        </w:rPr>
+        <w:t>前回保存した</w:t>
+      </w:r>
+      <w:r>
+        <w:rPr>
+          <w:rFonts w:hint="eastAsia"/>
+        </w:rPr>
+        <w:t>音量</w:t>
+      </w:r>
+      <w:r>
+        <w:rPr>
+          <w:rFonts w:hint="eastAsia"/>
+        </w:rPr>
+        <w:t>にリセット</w:t>
+      </w:r>
+      <w:r>
+        <w:t>”</w:t>
+      </w:r>
+      <w:r>
+        <w:rPr>
+          <w:rFonts w:hint="eastAsia"/>
+        </w:rPr>
+        <w:t>ボタンを選択すると前回保存した</w:t>
+      </w:r>
+      <w:r>
+        <w:rPr>
+          <w:rFonts w:hint="eastAsia"/>
+        </w:rPr>
+        <w:t>音量</w:t>
+      </w:r>
+      <w:r>
+        <w:rPr>
+          <w:rFonts w:hint="eastAsia"/>
+        </w:rPr>
+        <w:t>に戻すことができます。また、</w:t>
+      </w:r>
+      <w:r>
+        <w:t>”</w:t>
+      </w:r>
+      <w:r>
+        <w:rPr>
+          <w:rFonts w:hint="eastAsia"/>
+        </w:rPr>
+        <w:t>ゲームの初期</w:t>
+      </w:r>
+      <w:r>
+        <w:rPr>
+          <w:rFonts w:hint="eastAsia"/>
+        </w:rPr>
+        <w:t>音量</w:t>
+      </w:r>
+      <w:r>
+        <w:rPr>
+          <w:rFonts w:hint="eastAsia"/>
+        </w:rPr>
+        <w:t>にリセット</w:t>
+      </w:r>
+      <w:r>
+        <w:t>”</w:t>
+      </w:r>
+      <w:r>
+        <w:rPr>
+          <w:rFonts w:hint="eastAsia"/>
+        </w:rPr>
+        <w:t>ボタンを押すと、前回保存した</w:t>
+      </w:r>
+      <w:r>
+        <w:rPr>
+          <w:rFonts w:hint="eastAsia"/>
+        </w:rPr>
+        <w:t>音量</w:t>
+      </w:r>
+      <w:r>
+        <w:rPr>
+          <w:rFonts w:hint="eastAsia"/>
+        </w:rPr>
+        <w:t>ではなく、ゲーム初回起動時の</w:t>
+      </w:r>
+      <w:r>
+        <w:rPr>
+          <w:rFonts w:hint="eastAsia"/>
+        </w:rPr>
+        <w:t>音量</w:t>
+      </w:r>
+      <w:r>
+        <w:rPr>
+          <w:rFonts w:hint="eastAsia"/>
+        </w:rPr>
+        <w:t>に戻すことができます。</w:t>
       </w:r>
     </w:p>
     <w:p>
@@ -5761,135 +5782,89 @@
       </w:pPr>
     </w:p>
     <w:p>
+      <w:r>
+        <w:t>“</w:t>
+      </w:r>
+      <w:r>
+        <w:rPr>
+          <w:rFonts w:hint="eastAsia"/>
+        </w:rPr>
+        <w:t>データフォルダを開く</w:t>
+      </w:r>
+      <w:r>
+        <w:t>”</w:t>
+      </w:r>
+      <w:r>
+        <w:rPr>
+          <w:rFonts w:hint="eastAsia"/>
+        </w:rPr>
+        <w:t>ボタンを選択するとセーブデータ、ゲームの設定データ、</w:t>
+      </w:r>
+      <w:r>
+        <w:rPr>
+          <w:rFonts w:hint="eastAsia"/>
+        </w:rPr>
+        <w:t>キー</w:t>
+      </w:r>
+      <w:r>
+        <w:rPr>
+          <w:rFonts w:hint="eastAsia"/>
+        </w:rPr>
+        <w:t>操作設定データ、スクリーンショットが保存されているフォルダ</w:t>
+      </w:r>
+      <w:r>
+        <w:rPr>
+          <w:rFonts w:hint="eastAsia"/>
+        </w:rPr>
+        <w:t>を</w:t>
+      </w:r>
+      <w:r>
+        <w:rPr>
+          <w:rFonts w:hint="eastAsia"/>
+        </w:rPr>
+        <w:t>ファイルマネージャで開きます。</w:t>
+      </w:r>
+      <w:r>
+        <w:rPr>
+          <w:rFonts w:hint="eastAsia"/>
+        </w:rPr>
+        <w:t>データフォルダ</w:t>
+      </w:r>
+      <w:r>
+        <w:rPr>
+          <w:rFonts w:hint="eastAsia"/>
+        </w:rPr>
+        <w:t>については</w:t>
+      </w:r>
+      <w:r>
+        <w:rPr>
+          <w:rFonts w:hint="eastAsia"/>
+        </w:rPr>
+        <w:t>、</w:t>
+      </w:r>
+      <w:r>
+        <w:rPr>
+          <w:rFonts w:hint="eastAsia"/>
+        </w:rPr>
+        <w:t>本取扱説明書の</w:t>
+      </w:r>
+      <w:r>
+        <w:rPr>
+          <w:rFonts w:hint="eastAsia"/>
+        </w:rPr>
+        <w:t>データフォルダ</w:t>
+      </w:r>
+      <w:r>
+        <w:rPr>
+          <w:rFonts w:hint="eastAsia"/>
+        </w:rPr>
+        <w:t>の項目を参照してください。</w:t>
+      </w:r>
+    </w:p>
+    <w:p>
       <w:pPr>
         <w:jc w:val="left"/>
       </w:pPr>
-      <w:r>
-        <w:t>“</w:t>
-      </w:r>
-      <w:r>
-        <w:rPr>
-          <w:rFonts w:hint="eastAsia"/>
-        </w:rPr>
-        <w:t>保存して戻る</w:t>
-      </w:r>
-      <w:r>
-        <w:t>”</w:t>
-      </w:r>
-      <w:r>
-        <w:rPr>
-          <w:rFonts w:hint="eastAsia"/>
-        </w:rPr>
-        <w:t>ボタンを選択すると、すべての設定が適用され、前の画面に戻ります。変更した</w:t>
-      </w:r>
-      <w:r>
-        <w:rPr>
-          <w:rFonts w:hint="eastAsia"/>
-        </w:rPr>
-        <w:t>音量</w:t>
-      </w:r>
-      <w:r>
-        <w:rPr>
-          <w:rFonts w:hint="eastAsia"/>
-        </w:rPr>
-        <w:t>を元に戻したい場合は</w:t>
-      </w:r>
-      <w:r>
-        <w:t>”</w:t>
-      </w:r>
-      <w:r>
-        <w:rPr>
-          <w:rFonts w:hint="eastAsia"/>
-        </w:rPr>
-        <w:t>前回保存した</w:t>
-      </w:r>
-      <w:r>
-        <w:rPr>
-          <w:rFonts w:hint="eastAsia"/>
-        </w:rPr>
-        <w:t>音量</w:t>
-      </w:r>
-      <w:r>
-        <w:rPr>
-          <w:rFonts w:hint="eastAsia"/>
-        </w:rPr>
-        <w:t>にリセット</w:t>
-      </w:r>
-      <w:r>
-        <w:t>”</w:t>
-      </w:r>
-      <w:r>
-        <w:rPr>
-          <w:rFonts w:hint="eastAsia"/>
-        </w:rPr>
-        <w:t>ボタンを選択すると前回保存した</w:t>
-      </w:r>
-      <w:r>
-        <w:rPr>
-          <w:rFonts w:hint="eastAsia"/>
-        </w:rPr>
-        <w:t>音量</w:t>
-      </w:r>
-      <w:r>
-        <w:rPr>
-          <w:rFonts w:hint="eastAsia"/>
-        </w:rPr>
-        <w:t>に戻すことができます。また、</w:t>
-      </w:r>
-      <w:r>
-        <w:t>”</w:t>
-      </w:r>
-      <w:r>
-        <w:rPr>
-          <w:rFonts w:hint="eastAsia"/>
-        </w:rPr>
-        <w:t>ゲームの初期</w:t>
-      </w:r>
-      <w:r>
-        <w:rPr>
-          <w:rFonts w:hint="eastAsia"/>
-        </w:rPr>
-        <w:t>音量</w:t>
-      </w:r>
-      <w:r>
-        <w:rPr>
-          <w:rFonts w:hint="eastAsia"/>
-        </w:rPr>
-        <w:t>にリセット</w:t>
-      </w:r>
-      <w:r>
-        <w:t>”</w:t>
-      </w:r>
-      <w:r>
-        <w:rPr>
-          <w:rFonts w:hint="eastAsia"/>
-        </w:rPr>
-        <w:t>ボタンを押すと、前回保存した</w:t>
-      </w:r>
-      <w:r>
-        <w:rPr>
-          <w:rFonts w:hint="eastAsia"/>
-        </w:rPr>
-        <w:t>音量</w:t>
-      </w:r>
-      <w:r>
-        <w:rPr>
-          <w:rFonts w:hint="eastAsia"/>
-        </w:rPr>
-        <w:t>ではなく、ゲーム初回起動時の</w:t>
-      </w:r>
-      <w:r>
-        <w:rPr>
-          <w:rFonts w:hint="eastAsia"/>
-        </w:rPr>
-        <w:t>音量</w:t>
-      </w:r>
-      <w:r>
-        <w:rPr>
-          <w:rFonts w:hint="eastAsia"/>
-        </w:rPr>
-        <w:t>に戻すことができます。</w:t>
-      </w:r>
     </w:p>
     <w:p>
       <w:pPr>
@@ -5897,105 +5872,14 @@
       </w:pPr>
     </w:p>
     <w:p>
-      <w:r>
-        <w:t>“</w:t>
-      </w:r>
-      <w:r>
-        <w:rPr>
-          <w:rFonts w:hint="eastAsia"/>
-        </w:rPr>
-        <w:t>データフォルダを開く</w:t>
-      </w:r>
-      <w:r>
-        <w:t>”</w:t>
-      </w:r>
-      <w:r>
-        <w:rPr>
-          <w:rFonts w:hint="eastAsia"/>
-        </w:rPr>
-        <w:t>ボタンを選択するとセーブデータ、ゲームの設定データ、</w:t>
-      </w:r>
-      <w:r>
-        <w:rPr>
-          <w:rFonts w:hint="eastAsia"/>
-        </w:rPr>
-        <w:t>キー</w:t>
-      </w:r>
-      <w:r>
-        <w:rPr>
-          <w:rFonts w:hint="eastAsia"/>
-        </w:rPr>
-        <w:t>操作設定データ、スクリーンショットが保存されているフォルダ</w:t>
-      </w:r>
-      <w:r>
-        <w:rPr>
-          <w:rFonts w:hint="eastAsia"/>
-        </w:rPr>
-        <w:t>を</w:t>
-      </w:r>
-      <w:r>
-        <w:rPr>
-          <w:rFonts w:hint="eastAsia"/>
-        </w:rPr>
-        <w:t>ファイルマネージャで開きます。</w:t>
-      </w:r>
-      <w:r>
-        <w:rPr>
-          <w:rFonts w:hint="eastAsia"/>
-        </w:rPr>
-        <w:t>データフォルダ</w:t>
-      </w:r>
-      <w:r>
-        <w:rPr>
-          <w:rFonts w:hint="eastAsia"/>
-        </w:rPr>
-        <w:t>については</w:t>
-      </w:r>
-      <w:r>
-        <w:rPr>
-          <w:rFonts w:hint="eastAsia"/>
-        </w:rPr>
-        <w:t>、</w:t>
-      </w:r>
-      <w:r>
-        <w:rPr>
-          <w:rFonts w:hint="eastAsia"/>
-        </w:rPr>
-        <w:t>本取扱説明書の</w:t>
-      </w:r>
-      <w:r>
-        <w:rPr>
-          <w:rFonts w:hint="eastAsia"/>
-        </w:rPr>
-        <w:t>データフォルダ</w:t>
-      </w:r>
-      <w:r>
-        <w:rPr>
-          <w:rFonts w:hint="eastAsia"/>
-        </w:rPr>
-        <w:t>の項目を参照してください。</w:t>
-      </w:r>
-    </w:p>
-    <w:p>
-      <w:pPr>
-        <w:jc w:val="left"/>
-      </w:pPr>
-    </w:p>
-    <w:p>
-      <w:pPr>
-        <w:jc w:val="left"/>
-      </w:pPr>
-    </w:p>
-    <w:p>
       <w:pPr>
         <w:pStyle w:val="1"/>
       </w:pPr>
-      <w:bookmarkStart w:id="13" w:name="_Toc210568111"/>
-      <w:r>
-        <w:rPr>
-          <w:rFonts w:hint="eastAsia"/>
-        </w:rPr>
-        <w:lastRenderedPageBreak/>
+      <w:bookmarkStart w:id="12" w:name="_Toc219545916"/>
+      <w:r>
+        <w:rPr>
+          <w:rFonts w:hint="eastAsia"/>
+        </w:rPr>
         <w:t>操作</w:t>
       </w:r>
       <w:r>
@@ -6010,7 +5894,7 @@
         </w:rPr>
         <w:t>画面</w:t>
       </w:r>
-      <w:bookmarkEnd w:id="13"/>
+      <w:bookmarkEnd w:id="12"/>
     </w:p>
     <w:p>
       <w:pPr>
@@ -6253,7 +6137,14 @@
         <w:rPr>
           <w:rFonts w:hint="eastAsia"/>
         </w:rPr>
-        <w:t>ではターゲットマーカーの移動速度を調整することができます。ゲームパッドのスティックとマウスで、それぞれ個別に変更できます。</w:t>
+        <w:t>ではターゲットマーカーの移動速度を調整することができます。ゲームパッドの</w:t>
+      </w:r>
+      <w:r>
+        <w:rPr>
+          <w:rFonts w:hint="eastAsia"/>
+        </w:rPr>
+        <w:lastRenderedPageBreak/>
+        <w:t>スティックとマウスで、それぞれ個別に変更できます。</w:t>
       </w:r>
       <w:r>
         <w:t>”</w:t>
@@ -6455,12 +6346,11 @@
       <w:pPr>
         <w:pStyle w:val="1"/>
       </w:pPr>
-      <w:bookmarkStart w:id="14" w:name="_Toc210568112"/>
-      <w:r>
-        <w:rPr>
-          <w:rFonts w:hint="eastAsia"/>
-        </w:rPr>
-        <w:lastRenderedPageBreak/>
+      <w:bookmarkStart w:id="13" w:name="_Toc219545917"/>
+      <w:r>
+        <w:rPr>
+          <w:rFonts w:hint="eastAsia"/>
+        </w:rPr>
         <w:t>画面</w:t>
       </w:r>
       <w:r>
@@ -6469,7 +6359,7 @@
         </w:rPr>
         <w:t>設定画面</w:t>
       </w:r>
-      <w:bookmarkEnd w:id="14"/>
+      <w:bookmarkEnd w:id="13"/>
     </w:p>
     <w:p>
       <w:pPr>
@@ -6708,12 +6598,11 @@
     <w:p/>
     <w:p/>
     <w:p/>
-    <w:p/>
     <w:p>
       <w:pPr>
         <w:pStyle w:val="1"/>
       </w:pPr>
-      <w:bookmarkStart w:id="15" w:name="_Toc210568113"/>
+      <w:bookmarkStart w:id="14" w:name="_Toc219545918"/>
       <w:r>
         <w:rPr>
           <w:rFonts w:hint="eastAsia"/>
@@ -6721,7 +6610,7 @@
         <w:lastRenderedPageBreak/>
         <w:t>ゲーム画面</w:t>
       </w:r>
-      <w:bookmarkEnd w:id="15"/>
+      <w:bookmarkEnd w:id="14"/>
     </w:p>
     <w:p>
       <w:r>
@@ -7756,14 +7645,14 @@
       <w:pPr>
         <w:pStyle w:val="1"/>
       </w:pPr>
-      <w:bookmarkStart w:id="16" w:name="_Toc210568114"/>
+      <w:bookmarkStart w:id="15" w:name="_Toc219545919"/>
       <w:r>
         <w:rPr>
           <w:rFonts w:hint="eastAsia"/>
         </w:rPr>
         <w:t>自機</w:t>
       </w:r>
-      <w:bookmarkEnd w:id="16"/>
+      <w:bookmarkEnd w:id="15"/>
     </w:p>
     <w:p>
       <w:r>
@@ -7889,14 +7778,14 @@
       <w:pPr>
         <w:pStyle w:val="1"/>
       </w:pPr>
-      <w:bookmarkStart w:id="17" w:name="_Toc210568115"/>
+      <w:bookmarkStart w:id="16" w:name="_Toc219545920"/>
       <w:r>
         <w:rPr>
           <w:rFonts w:hint="eastAsia"/>
         </w:rPr>
         <w:t>武器</w:t>
       </w:r>
-      <w:bookmarkEnd w:id="17"/>
+      <w:bookmarkEnd w:id="16"/>
     </w:p>
     <w:p>
       <w:r>
@@ -9158,14 +9047,14 @@
       <w:pPr>
         <w:pStyle w:val="1"/>
       </w:pPr>
-      <w:bookmarkStart w:id="18" w:name="_Toc210568116"/>
+      <w:bookmarkStart w:id="17" w:name="_Toc219545921"/>
       <w:r>
         <w:rPr>
           <w:rFonts w:hint="eastAsia"/>
         </w:rPr>
         <w:t>アイテム</w:t>
       </w:r>
-      <w:bookmarkEnd w:id="18"/>
+      <w:bookmarkEnd w:id="17"/>
     </w:p>
     <w:p>
       <w:r>
@@ -9669,14 +9558,14 @@
       <w:pPr>
         <w:pStyle w:val="1"/>
       </w:pPr>
-      <w:bookmarkStart w:id="19" w:name="_Toc210568117"/>
+      <w:bookmarkStart w:id="18" w:name="_Toc219545922"/>
       <w:r>
         <w:rPr>
           <w:rFonts w:hint="eastAsia"/>
         </w:rPr>
         <w:t>データフォルダ</w:t>
       </w:r>
-      <w:bookmarkEnd w:id="19"/>
+      <w:bookmarkEnd w:id="18"/>
     </w:p>
     <w:p>
       <w:r>
@@ -9725,11 +9614,29 @@
         <w:t>)</w:t>
       </w:r>
       <w:r>
-        <w:t>\AppData\Roaming\Godot\app_userdata\</w:t>
-      </w:r>
+        <w:t>\</w:t>
+      </w:r>
+      <w:proofErr w:type="spellStart"/>
+      <w:r>
+        <w:t>AppData</w:t>
+      </w:r>
+      <w:proofErr w:type="spellEnd"/>
+      <w:r>
+        <w:t>\Roaming\Godot\</w:t>
+      </w:r>
+      <w:proofErr w:type="spellStart"/>
+      <w:r>
+        <w:t>app_userdata</w:t>
+      </w:r>
+      <w:proofErr w:type="spellEnd"/>
+      <w:r>
+        <w:t>\</w:t>
+      </w:r>
+      <w:proofErr w:type="spellStart"/>
       <w:r>
         <w:t>teos</w:t>
       </w:r>
+      <w:proofErr w:type="spellEnd"/>
       <w:r>
         <w:rPr>
           <w:rFonts w:hint="eastAsia"/>
@@ -9820,9 +9727,11 @@
             <w:tcW w:w="4860" w:type="dxa"/>
           </w:tcPr>
           <w:p>
+            <w:proofErr w:type="spellStart"/>
             <w:r>
               <w:t>shader_cache</w:t>
             </w:r>
+            <w:proofErr w:type="spellEnd"/>
             <w:r>
               <w:rPr>
                 <w:rFonts w:hint="eastAsia"/>
@@ -9835,9 +9744,11 @@
               </w:rPr>
               <w:t>、</w:t>
             </w:r>
+            <w:proofErr w:type="spellStart"/>
             <w:r>
               <w:t>vulkan</w:t>
             </w:r>
+            <w:proofErr w:type="spellEnd"/>
             <w:r>
               <w:rPr>
                 <w:rFonts w:hint="eastAsia"/>
@@ -9907,9 +9818,11 @@
               </w:rPr>
               <w:t>または</w:t>
             </w:r>
+            <w:proofErr w:type="spellStart"/>
             <w:r>
               <w:t>key_options</w:t>
             </w:r>
+            <w:proofErr w:type="spellEnd"/>
             <w:r>
               <w:rPr>
                 <w:rFonts w:hint="eastAsia"/>
@@ -10047,6 +9960,7 @@
               </w:rPr>
               <w:t>または</w:t>
             </w:r>
+            <w:proofErr w:type="spellStart"/>
             <w:r>
               <w:rPr>
                 <w:sz w:val="20"/>
@@ -10054,6 +9968,7 @@
               </w:rPr>
               <w:t>screen_options</w:t>
             </w:r>
+            <w:proofErr w:type="spellEnd"/>
             <w:r>
               <w:rPr>
                 <w:rFonts w:hint="eastAsia"/>
@@ -10111,9 +10026,11 @@
             <w:tcW w:w="4860" w:type="dxa"/>
           </w:tcPr>
           <w:p>
+            <w:proofErr w:type="spellStart"/>
             <w:r>
               <w:t>teos</w:t>
             </w:r>
+            <w:proofErr w:type="spellEnd"/>
             <w:r>
               <w:t>_</w:t>
             </w:r>
@@ -10148,9 +10065,11 @@
           </w:p>
           <w:p/>
           <w:p>
+            <w:proofErr w:type="spellStart"/>
             <w:r>
               <w:t>teos</w:t>
             </w:r>
+            <w:proofErr w:type="spellEnd"/>
             <w:r>
               <w:t>_</w:t>
             </w:r>
@@ -10190,7 +10109,7 @@
         <w:pStyle w:val="1"/>
         <w:jc w:val="left"/>
       </w:pPr>
-      <w:bookmarkStart w:id="20" w:name="_Toc210568118"/>
+      <w:bookmarkStart w:id="19" w:name="_Toc219545923"/>
       <w:r>
         <w:rPr>
           <w:rFonts w:hint="eastAsia"/>
@@ -10198,7 +10117,7 @@
         <w:lastRenderedPageBreak/>
         <w:t>おまけ</w:t>
       </w:r>
-      <w:bookmarkEnd w:id="20"/>
+      <w:bookmarkEnd w:id="19"/>
     </w:p>
     <w:p>
       <w:pPr>

--- a/documents/manual/manual.docx
+++ b/documents/manual/manual.docx
@@ -199,7 +199,7 @@
           <w:sz w:val="24"/>
           <w:szCs w:val="24"/>
         </w:rPr>
-        <w:t>0</w:t>
+        <w:t>1</w:t>
       </w:r>
       <w:r>
         <w:rPr>
@@ -219,7 +219,7 @@
           <w:sz w:val="24"/>
           <w:szCs w:val="24"/>
         </w:rPr>
-        <w:t>9</w:t>
+        <w:t>0</w:t>
       </w:r>
     </w:p>
     <w:p>
@@ -271,7 +271,7 @@
           <w:sz w:val="24"/>
           <w:szCs w:val="24"/>
         </w:rPr>
-        <w:t>1</w:t>
+        <w:t>3</w:t>
       </w:r>
       <w:r>
         <w:rPr>
@@ -291,7 +291,7 @@
           <w:sz w:val="24"/>
           <w:szCs w:val="24"/>
         </w:rPr>
-        <w:t>17</w:t>
+        <w:t>5</w:t>
       </w:r>
       <w:r>
         <w:rPr>
@@ -364,7 +364,7 @@
       <w:r>
         <w:fldChar w:fldCharType="separate"/>
       </w:r>
-      <w:hyperlink w:anchor="_Toc219545904" w:history="1">
+      <w:hyperlink w:anchor="_Toc223257773" w:history="1">
         <w:r>
           <w:rPr>
             <w:rStyle w:val="a7"/>
@@ -391,7 +391,7 @@
             <w:noProof/>
             <w:webHidden/>
           </w:rPr>
-          <w:instrText xml:space="preserve"> PAGEREF _Toc219545904 \h </w:instrText>
+          <w:instrText xml:space="preserve"> PAGEREF _Toc223257773 \h </w:instrText>
         </w:r>
         <w:r>
           <w:rPr>
@@ -434,7 +434,7 @@
           <w14:ligatures w14:val="standardContextual"/>
         </w:rPr>
       </w:pPr>
-      <w:hyperlink w:anchor="_Toc219545905" w:history="1">
+      <w:hyperlink w:anchor="_Toc223257774" w:history="1">
         <w:r>
           <w:rPr>
             <w:rStyle w:val="a7"/>
@@ -461,7 +461,7 @@
             <w:noProof/>
             <w:webHidden/>
           </w:rPr>
-          <w:instrText xml:space="preserve"> PAGEREF _Toc219545905 \h </w:instrText>
+          <w:instrText xml:space="preserve"> PAGEREF _Toc223257774 \h </w:instrText>
         </w:r>
         <w:r>
           <w:rPr>
@@ -504,7 +504,7 @@
           <w14:ligatures w14:val="standardContextual"/>
         </w:rPr>
       </w:pPr>
-      <w:hyperlink w:anchor="_Toc219545906" w:history="1">
+      <w:hyperlink w:anchor="_Toc223257775" w:history="1">
         <w:r>
           <w:rPr>
             <w:rStyle w:val="a7"/>
@@ -531,7 +531,7 @@
             <w:noProof/>
             <w:webHidden/>
           </w:rPr>
-          <w:instrText xml:space="preserve"> PAGEREF _Toc219545906 \h </w:instrText>
+          <w:instrText xml:space="preserve"> PAGEREF _Toc223257775 \h </w:instrText>
         </w:r>
         <w:r>
           <w:rPr>
@@ -574,7 +574,7 @@
           <w14:ligatures w14:val="standardContextual"/>
         </w:rPr>
       </w:pPr>
-      <w:hyperlink w:anchor="_Toc219545907" w:history="1">
+      <w:hyperlink w:anchor="_Toc223257776" w:history="1">
         <w:r>
           <w:rPr>
             <w:rStyle w:val="a7"/>
@@ -601,7 +601,7 @@
             <w:noProof/>
             <w:webHidden/>
           </w:rPr>
-          <w:instrText xml:space="preserve"> PAGEREF _Toc219545907 \h </w:instrText>
+          <w:instrText xml:space="preserve"> PAGEREF _Toc223257776 \h </w:instrText>
         </w:r>
         <w:r>
           <w:rPr>
@@ -644,7 +644,7 @@
           <w14:ligatures w14:val="standardContextual"/>
         </w:rPr>
       </w:pPr>
-      <w:hyperlink w:anchor="_Toc219545908" w:history="1">
+      <w:hyperlink w:anchor="_Toc223257777" w:history="1">
         <w:r>
           <w:rPr>
             <w:rStyle w:val="a7"/>
@@ -671,7 +671,7 @@
             <w:noProof/>
             <w:webHidden/>
           </w:rPr>
-          <w:instrText xml:space="preserve"> PAGEREF _Toc219545908 \h </w:instrText>
+          <w:instrText xml:space="preserve"> PAGEREF _Toc223257777 \h </w:instrText>
         </w:r>
         <w:r>
           <w:rPr>
@@ -714,7 +714,7 @@
           <w14:ligatures w14:val="standardContextual"/>
         </w:rPr>
       </w:pPr>
-      <w:hyperlink w:anchor="_Toc219545909" w:history="1">
+      <w:hyperlink w:anchor="_Toc223257778" w:history="1">
         <w:r>
           <w:rPr>
             <w:rStyle w:val="a7"/>
@@ -741,7 +741,7 @@
             <w:noProof/>
             <w:webHidden/>
           </w:rPr>
-          <w:instrText xml:space="preserve"> PAGEREF _Toc219545909 \h </w:instrText>
+          <w:instrText xml:space="preserve"> PAGEREF _Toc223257778 \h </w:instrText>
         </w:r>
         <w:r>
           <w:rPr>
@@ -784,7 +784,7 @@
           <w14:ligatures w14:val="standardContextual"/>
         </w:rPr>
       </w:pPr>
-      <w:hyperlink w:anchor="_Toc219545910" w:history="1">
+      <w:hyperlink w:anchor="_Toc223257779" w:history="1">
         <w:r>
           <w:rPr>
             <w:rStyle w:val="a7"/>
@@ -811,7 +811,7 @@
             <w:noProof/>
             <w:webHidden/>
           </w:rPr>
-          <w:instrText xml:space="preserve"> PAGEREF _Toc219545910 \h </w:instrText>
+          <w:instrText xml:space="preserve"> PAGEREF _Toc223257779 \h </w:instrText>
         </w:r>
         <w:r>
           <w:rPr>
@@ -854,7 +854,7 @@
           <w14:ligatures w14:val="standardContextual"/>
         </w:rPr>
       </w:pPr>
-      <w:hyperlink w:anchor="_Toc219545911" w:history="1">
+      <w:hyperlink w:anchor="_Toc223257780" w:history="1">
         <w:r>
           <w:rPr>
             <w:rStyle w:val="a7"/>
@@ -881,7 +881,7 @@
             <w:noProof/>
             <w:webHidden/>
           </w:rPr>
-          <w:instrText xml:space="preserve"> PAGEREF _Toc219545911 \h </w:instrText>
+          <w:instrText xml:space="preserve"> PAGEREF _Toc223257780 \h </w:instrText>
         </w:r>
         <w:r>
           <w:rPr>
@@ -924,7 +924,7 @@
           <w14:ligatures w14:val="standardContextual"/>
         </w:rPr>
       </w:pPr>
-      <w:hyperlink w:anchor="_Toc219545912" w:history="1">
+      <w:hyperlink w:anchor="_Toc223257781" w:history="1">
         <w:r>
           <w:rPr>
             <w:rStyle w:val="a7"/>
@@ -951,7 +951,7 @@
             <w:noProof/>
             <w:webHidden/>
           </w:rPr>
-          <w:instrText xml:space="preserve"> PAGEREF _Toc219545912 \h </w:instrText>
+          <w:instrText xml:space="preserve"> PAGEREF _Toc223257781 \h </w:instrText>
         </w:r>
         <w:r>
           <w:rPr>
@@ -994,7 +994,7 @@
           <w14:ligatures w14:val="standardContextual"/>
         </w:rPr>
       </w:pPr>
-      <w:hyperlink w:anchor="_Toc219545913" w:history="1">
+      <w:hyperlink w:anchor="_Toc223257782" w:history="1">
         <w:r>
           <w:rPr>
             <w:rStyle w:val="a7"/>
@@ -1021,7 +1021,7 @@
             <w:noProof/>
             <w:webHidden/>
           </w:rPr>
-          <w:instrText xml:space="preserve"> PAGEREF _Toc219545913 \h </w:instrText>
+          <w:instrText xml:space="preserve"> PAGEREF _Toc223257782 \h </w:instrText>
         </w:r>
         <w:r>
           <w:rPr>
@@ -1064,7 +1064,7 @@
           <w14:ligatures w14:val="standardContextual"/>
         </w:rPr>
       </w:pPr>
-      <w:hyperlink w:anchor="_Toc219545914" w:history="1">
+      <w:hyperlink w:anchor="_Toc223257783" w:history="1">
         <w:r>
           <w:rPr>
             <w:rStyle w:val="a7"/>
@@ -1091,7 +1091,7 @@
             <w:noProof/>
             <w:webHidden/>
           </w:rPr>
-          <w:instrText xml:space="preserve"> PAGEREF _Toc219545914 \h </w:instrText>
+          <w:instrText xml:space="preserve"> PAGEREF _Toc223257783 \h </w:instrText>
         </w:r>
         <w:r>
           <w:rPr>
@@ -1134,7 +1134,7 @@
           <w14:ligatures w14:val="standardContextual"/>
         </w:rPr>
       </w:pPr>
-      <w:hyperlink w:anchor="_Toc219545915" w:history="1">
+      <w:hyperlink w:anchor="_Toc223257784" w:history="1">
         <w:r>
           <w:rPr>
             <w:rStyle w:val="a7"/>
@@ -1161,7 +1161,7 @@
             <w:noProof/>
             <w:webHidden/>
           </w:rPr>
-          <w:instrText xml:space="preserve"> PAGEREF _Toc219545915 \h </w:instrText>
+          <w:instrText xml:space="preserve"> PAGEREF _Toc223257784 \h </w:instrText>
         </w:r>
         <w:r>
           <w:rPr>
@@ -1204,7 +1204,7 @@
           <w14:ligatures w14:val="standardContextual"/>
         </w:rPr>
       </w:pPr>
-      <w:hyperlink w:anchor="_Toc219545916" w:history="1">
+      <w:hyperlink w:anchor="_Toc223257785" w:history="1">
         <w:r>
           <w:rPr>
             <w:rStyle w:val="a7"/>
@@ -1231,7 +1231,7 @@
             <w:noProof/>
             <w:webHidden/>
           </w:rPr>
-          <w:instrText xml:space="preserve"> PAGEREF _Toc219545916 \h </w:instrText>
+          <w:instrText xml:space="preserve"> PAGEREF _Toc223257785 \h </w:instrText>
         </w:r>
         <w:r>
           <w:rPr>
@@ -1274,7 +1274,7 @@
           <w14:ligatures w14:val="standardContextual"/>
         </w:rPr>
       </w:pPr>
-      <w:hyperlink w:anchor="_Toc219545917" w:history="1">
+      <w:hyperlink w:anchor="_Toc223257786" w:history="1">
         <w:r>
           <w:rPr>
             <w:rStyle w:val="a7"/>
@@ -1301,7 +1301,7 @@
             <w:noProof/>
             <w:webHidden/>
           </w:rPr>
-          <w:instrText xml:space="preserve"> PAGEREF _Toc219545917 \h </w:instrText>
+          <w:instrText xml:space="preserve"> PAGEREF _Toc223257786 \h </w:instrText>
         </w:r>
         <w:r>
           <w:rPr>
@@ -1344,7 +1344,7 @@
           <w14:ligatures w14:val="standardContextual"/>
         </w:rPr>
       </w:pPr>
-      <w:hyperlink w:anchor="_Toc219545918" w:history="1">
+      <w:hyperlink w:anchor="_Toc223257787" w:history="1">
         <w:r>
           <w:rPr>
             <w:rStyle w:val="a7"/>
@@ -1371,7 +1371,7 @@
             <w:noProof/>
             <w:webHidden/>
           </w:rPr>
-          <w:instrText xml:space="preserve"> PAGEREF _Toc219545918 \h </w:instrText>
+          <w:instrText xml:space="preserve"> PAGEREF _Toc223257787 \h </w:instrText>
         </w:r>
         <w:r>
           <w:rPr>
@@ -1414,7 +1414,7 @@
           <w14:ligatures w14:val="standardContextual"/>
         </w:rPr>
       </w:pPr>
-      <w:hyperlink w:anchor="_Toc219545919" w:history="1">
+      <w:hyperlink w:anchor="_Toc223257788" w:history="1">
         <w:r>
           <w:rPr>
             <w:rStyle w:val="a7"/>
@@ -1441,7 +1441,7 @@
             <w:noProof/>
             <w:webHidden/>
           </w:rPr>
-          <w:instrText xml:space="preserve"> PAGEREF _Toc219545919 \h </w:instrText>
+          <w:instrText xml:space="preserve"> PAGEREF _Toc223257788 \h </w:instrText>
         </w:r>
         <w:r>
           <w:rPr>
@@ -1484,7 +1484,7 @@
           <w14:ligatures w14:val="standardContextual"/>
         </w:rPr>
       </w:pPr>
-      <w:hyperlink w:anchor="_Toc219545920" w:history="1">
+      <w:hyperlink w:anchor="_Toc223257789" w:history="1">
         <w:r>
           <w:rPr>
             <w:rStyle w:val="a7"/>
@@ -1511,7 +1511,7 @@
             <w:noProof/>
             <w:webHidden/>
           </w:rPr>
-          <w:instrText xml:space="preserve"> PAGEREF _Toc219545920 \h </w:instrText>
+          <w:instrText xml:space="preserve"> PAGEREF _Toc223257789 \h </w:instrText>
         </w:r>
         <w:r>
           <w:rPr>
@@ -1554,7 +1554,7 @@
           <w14:ligatures w14:val="standardContextual"/>
         </w:rPr>
       </w:pPr>
-      <w:hyperlink w:anchor="_Toc219545921" w:history="1">
+      <w:hyperlink w:anchor="_Toc223257790" w:history="1">
         <w:r>
           <w:rPr>
             <w:rStyle w:val="a7"/>
@@ -1581,7 +1581,7 @@
             <w:noProof/>
             <w:webHidden/>
           </w:rPr>
-          <w:instrText xml:space="preserve"> PAGEREF _Toc219545921 \h </w:instrText>
+          <w:instrText xml:space="preserve"> PAGEREF _Toc223257790 \h </w:instrText>
         </w:r>
         <w:r>
           <w:rPr>
@@ -1624,7 +1624,7 @@
           <w14:ligatures w14:val="standardContextual"/>
         </w:rPr>
       </w:pPr>
-      <w:hyperlink w:anchor="_Toc219545922" w:history="1">
+      <w:hyperlink w:anchor="_Toc223257791" w:history="1">
         <w:r>
           <w:rPr>
             <w:rStyle w:val="a7"/>
@@ -1651,7 +1651,7 @@
             <w:noProof/>
             <w:webHidden/>
           </w:rPr>
-          <w:instrText xml:space="preserve"> PAGEREF _Toc219545922 \h </w:instrText>
+          <w:instrText xml:space="preserve"> PAGEREF _Toc223257791 \h </w:instrText>
         </w:r>
         <w:r>
           <w:rPr>
@@ -1694,7 +1694,7 @@
           <w14:ligatures w14:val="standardContextual"/>
         </w:rPr>
       </w:pPr>
-      <w:hyperlink w:anchor="_Toc219545923" w:history="1">
+      <w:hyperlink w:anchor="_Toc223257792" w:history="1">
         <w:r>
           <w:rPr>
             <w:rStyle w:val="a7"/>
@@ -1721,7 +1721,7 @@
             <w:noProof/>
             <w:webHidden/>
           </w:rPr>
-          <w:instrText xml:space="preserve"> PAGEREF _Toc219545923 \h </w:instrText>
+          <w:instrText xml:space="preserve"> PAGEREF _Toc223257792 \h </w:instrText>
         </w:r>
         <w:r>
           <w:rPr>
@@ -1764,7 +1764,7 @@
       <w:pPr>
         <w:pStyle w:val="1"/>
       </w:pPr>
-      <w:bookmarkStart w:id="0" w:name="_Toc219545904"/>
+      <w:bookmarkStart w:id="0" w:name="_Toc223257773"/>
       <w:r>
         <w:lastRenderedPageBreak/>
         <w:t>ストーリー</w:t>
@@ -2000,7 +2000,7 @@
       <w:pPr>
         <w:pStyle w:val="1"/>
       </w:pPr>
-      <w:bookmarkStart w:id="1" w:name="_Toc219545905"/>
+      <w:bookmarkStart w:id="1" w:name="_Toc223257774"/>
       <w:r>
         <w:rPr>
           <w:rFonts w:hint="eastAsia"/>
@@ -2014,7 +2014,7 @@
       <w:pPr>
         <w:pStyle w:val="2"/>
       </w:pPr>
-      <w:bookmarkStart w:id="2" w:name="_Toc219545906"/>
+      <w:bookmarkStart w:id="2" w:name="_Toc223257775"/>
       <w:r>
         <w:rPr>
           <w:rFonts w:hint="eastAsia"/>
@@ -2804,7 +2804,7 @@
       <w:pPr>
         <w:pStyle w:val="2"/>
       </w:pPr>
-      <w:bookmarkStart w:id="3" w:name="_Toc219545907"/>
+      <w:bookmarkStart w:id="3" w:name="_Toc223257776"/>
       <w:r>
         <w:rPr>
           <w:rFonts w:hint="eastAsia"/>
@@ -4029,7 +4029,7 @@
       <w:pPr>
         <w:pStyle w:val="1"/>
       </w:pPr>
-      <w:bookmarkStart w:id="4" w:name="_Toc219545908"/>
+      <w:bookmarkStart w:id="4" w:name="_Toc223257777"/>
       <w:r>
         <w:rPr>
           <w:rFonts w:hint="eastAsia"/>
@@ -4258,7 +4258,7 @@
       <w:pPr>
         <w:pStyle w:val="2"/>
       </w:pPr>
-      <w:bookmarkStart w:id="5" w:name="_Toc219545909"/>
+      <w:bookmarkStart w:id="5" w:name="_Toc223257778"/>
       <w:r>
         <w:t>“</w:t>
       </w:r>
@@ -4334,7 +4334,7 @@
       <w:pPr>
         <w:pStyle w:val="2"/>
       </w:pPr>
-      <w:bookmarkStart w:id="6" w:name="_Toc219545910"/>
+      <w:bookmarkStart w:id="6" w:name="_Toc223257779"/>
       <w:r>
         <w:lastRenderedPageBreak/>
         <w:t>“</w:t>
@@ -4468,7 +4468,7 @@
       <w:pPr>
         <w:pStyle w:val="2"/>
       </w:pPr>
-      <w:bookmarkStart w:id="7" w:name="_Toc219545911"/>
+      <w:bookmarkStart w:id="7" w:name="_Toc223257780"/>
       <w:r>
         <w:t>“</w:t>
       </w:r>
@@ -4816,7 +4816,7 @@
       <w:pPr>
         <w:pStyle w:val="2"/>
       </w:pPr>
-      <w:bookmarkStart w:id="8" w:name="_Toc219545912"/>
+      <w:bookmarkStart w:id="8" w:name="_Toc223257781"/>
       <w:r>
         <w:lastRenderedPageBreak/>
         <w:t>“</w:t>
@@ -4924,7 +4924,7 @@
       <w:pPr>
         <w:pStyle w:val="2"/>
       </w:pPr>
-      <w:bookmarkStart w:id="9" w:name="_Toc219545913"/>
+      <w:bookmarkStart w:id="9" w:name="_Toc223257782"/>
       <w:r>
         <w:t>“</w:t>
       </w:r>
@@ -5133,11 +5133,8 @@
     <w:p>
       <w:pPr>
         <w:pStyle w:val="2"/>
-        <w:rPr>
-          <w:rFonts w:hint="eastAsia"/>
-        </w:rPr>
-      </w:pPr>
-      <w:bookmarkStart w:id="10" w:name="_Toc219545914"/>
+      </w:pPr>
+      <w:bookmarkStart w:id="10" w:name="_Toc223257783"/>
       <w:r>
         <w:lastRenderedPageBreak/>
         <w:t>“</w:t>
@@ -5441,7 +5438,7 @@
       <w:pPr>
         <w:pStyle w:val="1"/>
       </w:pPr>
-      <w:bookmarkStart w:id="11" w:name="_Toc219545915"/>
+      <w:bookmarkStart w:id="11" w:name="_Toc223257784"/>
       <w:r>
         <w:rPr>
           <w:rFonts w:hint="eastAsia"/>
@@ -5875,7 +5872,7 @@
       <w:pPr>
         <w:pStyle w:val="1"/>
       </w:pPr>
-      <w:bookmarkStart w:id="12" w:name="_Toc219545916"/>
+      <w:bookmarkStart w:id="12" w:name="_Toc223257785"/>
       <w:r>
         <w:rPr>
           <w:rFonts w:hint="eastAsia"/>
@@ -5905,9 +5902,9 @@
           <w:noProof/>
         </w:rPr>
         <w:drawing>
-          <wp:inline distT="0" distB="0" distL="0" distR="0" wp14:anchorId="67EEE444" wp14:editId="531263D2">
-            <wp:extent cx="3657600" cy="2546350"/>
-            <wp:effectExtent l="0" t="0" r="0" b="6350"/>
+          <wp:inline distT="0" distB="0" distL="0" distR="0" wp14:anchorId="67EEE444" wp14:editId="059A8EC2">
+            <wp:extent cx="3657240" cy="2546280"/>
+            <wp:effectExtent l="0" t="0" r="635" b="6985"/>
             <wp:docPr id="1292766503" name="図 13"/>
             <wp:cNvGraphicFramePr>
               <a:graphicFrameLocks xmlns:a="http://schemas.openxmlformats.org/drawingml/2006/main" noChangeAspect="1"/>
@@ -5916,12 +5913,12 @@
               <a:graphicData uri="http://schemas.openxmlformats.org/drawingml/2006/picture">
                 <pic:pic xmlns:pic="http://schemas.openxmlformats.org/drawingml/2006/picture">
                   <pic:nvPicPr>
-                    <pic:cNvPr id="0" name="Picture 5"/>
+                    <pic:cNvPr id="1292766503" name="図 13"/>
                     <pic:cNvPicPr>
                       <a:picLocks noChangeAspect="1" noChangeArrowheads="1"/>
                     </pic:cNvPicPr>
                   </pic:nvPicPr>
-                  <pic:blipFill rotWithShape="1">
+                  <pic:blipFill>
                     <a:blip r:embed="rId18">
                       <a:extLst>
                         <a:ext uri="{28A0092B-C50C-407E-A947-70E740481C1C}">
@@ -5929,7 +5926,7 @@
                         </a:ext>
                       </a:extLst>
                     </a:blip>
-                    <a:srcRect b="7176"/>
+                    <a:srcRect t="3588" b="3588"/>
                     <a:stretch>
                       <a:fillRect/>
                     </a:stretch>
@@ -5937,7 +5934,7 @@
                   <pic:spPr bwMode="auto">
                     <a:xfrm>
                       <a:off x="0" y="0"/>
-                      <a:ext cx="3657600" cy="2546350"/>
+                      <a:ext cx="3657240" cy="2546280"/>
                     </a:xfrm>
                     <a:prstGeom prst="rect">
                       <a:avLst/>
@@ -6176,6 +6173,24 @@
         </w:rPr>
         <w:t>に戻すことができます。ターゲットマーカーの移動速度以外の操作設定項目は変更されません。</w:t>
       </w:r>
+      <w:r>
+        <w:rPr>
+          <w:rFonts w:hint="eastAsia"/>
+        </w:rPr>
+        <w:t>操作設定画面にはターゲットマーカーが表示されており、その場で速度を確認できます。</w:t>
+      </w:r>
+      <w:r>
+        <w:rPr>
+          <w:rFonts w:hint="eastAsia"/>
+        </w:rPr>
+        <w:t>ターゲットマーカー</w:t>
+      </w:r>
+      <w:r>
+        <w:rPr>
+          <w:rFonts w:hint="eastAsia"/>
+        </w:rPr>
+        <w:t>はマウスカーソルではありません。</w:t>
+      </w:r>
     </w:p>
     <w:p>
       <w:pPr>
@@ -6346,7 +6361,7 @@
       <w:pPr>
         <w:pStyle w:val="1"/>
       </w:pPr>
-      <w:bookmarkStart w:id="13" w:name="_Toc219545917"/>
+      <w:bookmarkStart w:id="13" w:name="_Toc223257786"/>
       <w:r>
         <w:rPr>
           <w:rFonts w:hint="eastAsia"/>
@@ -6597,12 +6612,11 @@
     <w:p/>
     <w:p/>
     <w:p/>
-    <w:p/>
     <w:p>
       <w:pPr>
         <w:pStyle w:val="1"/>
       </w:pPr>
-      <w:bookmarkStart w:id="14" w:name="_Toc219545918"/>
+      <w:bookmarkStart w:id="14" w:name="_Toc223257787"/>
       <w:r>
         <w:rPr>
           <w:rFonts w:hint="eastAsia"/>
@@ -7645,7 +7659,7 @@
       <w:pPr>
         <w:pStyle w:val="1"/>
       </w:pPr>
-      <w:bookmarkStart w:id="15" w:name="_Toc219545919"/>
+      <w:bookmarkStart w:id="15" w:name="_Toc223257788"/>
       <w:r>
         <w:rPr>
           <w:rFonts w:hint="eastAsia"/>
@@ -7778,7 +7792,7 @@
       <w:pPr>
         <w:pStyle w:val="1"/>
       </w:pPr>
-      <w:bookmarkStart w:id="16" w:name="_Toc219545920"/>
+      <w:bookmarkStart w:id="16" w:name="_Toc223257789"/>
       <w:r>
         <w:rPr>
           <w:rFonts w:hint="eastAsia"/>
@@ -9047,7 +9061,7 @@
       <w:pPr>
         <w:pStyle w:val="1"/>
       </w:pPr>
-      <w:bookmarkStart w:id="17" w:name="_Toc219545921"/>
+      <w:bookmarkStart w:id="17" w:name="_Toc223257790"/>
       <w:r>
         <w:rPr>
           <w:rFonts w:hint="eastAsia"/>
@@ -9558,7 +9572,7 @@
       <w:pPr>
         <w:pStyle w:val="1"/>
       </w:pPr>
-      <w:bookmarkStart w:id="18" w:name="_Toc219545922"/>
+      <w:bookmarkStart w:id="18" w:name="_Toc223257791"/>
       <w:r>
         <w:rPr>
           <w:rFonts w:hint="eastAsia"/>
@@ -10109,7 +10123,7 @@
         <w:pStyle w:val="1"/>
         <w:jc w:val="left"/>
       </w:pPr>
-      <w:bookmarkStart w:id="19" w:name="_Toc219545923"/>
+      <w:bookmarkStart w:id="19" w:name="_Toc223257792"/>
       <w:r>
         <w:rPr>
           <w:rFonts w:hint="eastAsia"/>
